--- a/res_es/Review_Paper_BatteryFree_ES_2025_2026.docx
+++ b/res_es/Review_Paper_BatteryFree_ES_2025_2026.docx
@@ -75,7 +75,7 @@
           <w:rFonts w:ascii="Times New Roman" w:hAnsi="Times New Roman"/>
           <w:sz w:val="20"/>
         </w:rPr>
-        <w:t>Battery-free embedded systems that get power from ambient energy is getting really popular for sustainable IoT. Between 2025 and 2026, lots of cool stuff happened, moving from just ideas to actual working things. This paper looks at six important research papers about making battery-free systems better. They talk about math models for energy, cheap ways to do wireless communication, platforms to test performance, AI that knows about energy harvesting, drones powering sensors for farming, and surveys of circuit designs. We look at each paper and find some big problems that still need fixing, like not having standard tests, trouble using multiple energy sources at once, AI not working well when power stops, and no standard rules for managing power. We think future research needs to focus on making things work together better, designing AI and hardware together, and making sure these systems are reliable so we can actually use them without maintenance.</w:t>
+        <w:t>Battery-free embedded systems powered by ambient energy harvesting have emerged as a transformative paradigm for sustainable Internet of Things (IoT) deployments. The period spanning 2024 to 2026 has witnessed a significant transition from proof-of-concept demonstrations to increasingly mature, deployment-ready solutions. This review paper critically examines six recent journal and conference papers that address key challenges in advancing battery-free system technology. The reviewed works encompass analytical modeling of energy dynamics in batteryless IoT sensors, cost-effective design methodologies for intermittent wireless communication, standardized evaluation platforms for fair performance benchmarking, energy-harvesting-aware neural architecture search for intermittent deep learning inference, UAV-powered RF energy-harvesting sensor systems for precision agriculture, and comprehensive surveys of circuit and system design architectures. Through a systematic comparison of the objectives, methodologies, results, strengths, and limitations of each study, this review identifies several critical research gaps, including the absence of unified benchmarking standards, insufficient multi-source energy harvesting integration, limited adaptation of edge AI for intermittent operation, and inadequate standardization of power management protocols. The paper concludes with recommendations for future research directions aimed at achieving reliable, scalable, and maintenance-free battery-free IoT ecosystems.</w:t>
       </w:r>
     </w:p>
     <w:p>
@@ -97,7 +97,7 @@
           <w:i/>
           <w:sz w:val="18"/>
         </w:rPr>
-        <w:t>Battery-Free Embedded Systems, Energy Harvesting, Intermittent Computing, IoT, TinyML, Power Management, Wireless Sensor Networks, Research Gaps</w:t>
+        <w:t>Battery-Free Embedded Systems, Energy Harvesting, Intermittent Computing, IoT, TinyML, Power Management, Wireless Sensor Networks, Precision Agriculture</w:t>
       </w:r>
     </w:p>
     <w:p>
@@ -116,16 +116,16 @@
     </w:p>
     <w:p>
       <w:pPr>
-        <w:spacing w:after="40"/>
-        <w:ind w:firstLine="283"/>
-        <w:jc w:val="both"/>
+        <w:spacing w:before="160" w:after="60"/>
       </w:pPr>
       <w:r>
         <w:rPr>
           <w:rFonts w:ascii="Times New Roman" w:hAnsi="Times New Roman"/>
+          <w:b/>
+          <w:i/>
           <w:sz w:val="20"/>
         </w:rPr>
-        <w:t>Having lots of IoT devices in farming, factories, and health stuff is cool but there is a big problem: batteries. Batteries are annoying because they cost money to replace, are bad for the environment, and don't last long in tough places. Also changing them in huge sensor networks is just too much work. Because of this, many people are researching battery-free systems that can grab energy from the sun, radio waves, heat, or moving around.</w:t>
+        <w:t>A. Background</w:t>
       </w:r>
     </w:p>
     <w:p>
@@ -139,7 +139,7 @@
           <w:rFonts w:ascii="Times New Roman" w:hAnsi="Times New Roman"/>
           <w:sz w:val="20"/>
         </w:rPr>
-        <w:t>The years 2025 to 2026 was a big turning point. Researchers moved from just proving it's possible to actually making it reliable and ready for the real world. Some big steps include fancy math models to guess how sensors act in different weather [1], cheap ways to build them to save energy for wireless talk [2], and standard testing platforms to fairly compare different battery-less systems [3]. Also, people started mixing energy harvesting with edge AI, which created Intermittent TinyML. This means designing neural networks that can work even when the power keeps turning on and off [4].</w:t>
+        <w:t>Many IoT devices are everywhere now. Like farm, factory, nature check, and health. So we need sensor that live long time without help. But big problem for many IoT is battery. Normal battery cost much money because we must change them. Also they make bad trash for environment. And it is very hard to change battery if sensor is very far place [6].</w:t>
       </w:r>
     </w:p>
     <w:p>
@@ -153,7 +153,7 @@
           <w:rFonts w:ascii="Times New Roman" w:hAnsi="Times New Roman"/>
           <w:sz w:val="20"/>
         </w:rPr>
-        <w:t>There are also new cool uses, like drones powering sensors with RF signals for farming [5]. Plus, big surveys have listed all the new circuit designs making this possible [6]. All this shows that battery-free systems are not just science projects anymore, but real tech we can use.</w:t>
+        <w:t>Battery-free system is good choice. It takes energy from outside like sun, radio wave, heat and shaking. These system use supercapacitor or small cell to keep energy. They use it to do compute and talk sometimes. This way is called intermittent computing. It have hard problem because system must not make mistake and keep data safe when power go off suddenly [3], [6].</w:t>
       </w:r>
     </w:p>
     <w:p>
@@ -167,7 +167,141 @@
           <w:rFonts w:ascii="Times New Roman" w:hAnsi="Times New Roman"/>
           <w:sz w:val="20"/>
         </w:rPr>
-        <w:t>This review looks deep into six really important papers from 2024 to 2026. We look at how they did it, what's new, and their test results. We also point out some big holes in the research that still need filling, and give ideas for what to do next. The rest of the paper goes like this: Section II talks about the papers, Section III compares them, Section IV shows the gaps, Section V talks about the future, and Section VI wraps it all up.</w:t>
+        <w:t>From 2024 to 2026, research in battery-free system change a lot. Before, people just try to make it work. Now people try to solve real problem. Like how to guess performance, make cheap hardware, test it good, and put AI on it. Also new thing like drone sensor for farm show this tech is very useful now [1], [5].</w:t>
+      </w:r>
+    </w:p>
+    <w:p>
+      <w:pPr>
+        <w:spacing w:before="160" w:after="60"/>
+      </w:pPr>
+      <w:r>
+        <w:rPr>
+          <w:rFonts w:ascii="Times New Roman" w:hAnsi="Times New Roman"/>
+          <w:b/>
+          <w:i/>
+          <w:sz w:val="20"/>
+        </w:rPr>
+        <w:t>B. Problem Statement</w:t>
+      </w:r>
+    </w:p>
+    <w:p>
+      <w:pPr>
+        <w:spacing w:after="40"/>
+        <w:ind w:firstLine="283"/>
+        <w:jc w:val="both"/>
+      </w:pPr>
+      <w:r>
+        <w:rPr>
+          <w:rFonts w:ascii="Times New Roman" w:hAnsi="Times New Roman"/>
+          <w:sz w:val="20"/>
+        </w:rPr>
+        <w:t>Despite substantial progress in individual aspects of battery-free embedded system design, the field remains fragmented across multiple research communities, including energy harvesting, intermittent computing, low-power circuit design, and edge artificial intelligence. This fragmentation has resulted in several critical deficiencies. First, there is no widely accepted benchmark suite or standardized evaluation methodology for comparing the performance of different battery-free platforms under equivalent conditions. Second, the integration of multiple heterogeneous energy harvesting sources within a unified power management framework remains largely unexplored. Third, the adaptation of modern machine learning techniques, particularly deep neural network inference, for intermittent execution environments is still in its nascent stages. Fourth, the absence of standardized power management protocols across diverse hardware platforms hinders interoperability and scalability [2], [4].</w:t>
+      </w:r>
+    </w:p>
+    <w:p>
+      <w:pPr>
+        <w:spacing w:after="40"/>
+        <w:ind w:firstLine="283"/>
+        <w:jc w:val="both"/>
+      </w:pPr>
+      <w:r>
+        <w:rPr>
+          <w:rFonts w:ascii="Times New Roman" w:hAnsi="Times New Roman"/>
+          <w:sz w:val="20"/>
+        </w:rPr>
+        <w:t>These challenges collectively impede the transition of battery-free systems from laboratory prototypes to commercially viable, mass-deployed IoT infrastructure. A comprehensive review that systematically analyzes recent contributions, identifies research gaps, and delineates future directions is therefore essential for guiding the continued development of this rapidly evolving field.</w:t>
+      </w:r>
+    </w:p>
+    <w:p>
+      <w:pPr>
+        <w:spacing w:before="160" w:after="60"/>
+      </w:pPr>
+      <w:r>
+        <w:rPr>
+          <w:rFonts w:ascii="Times New Roman" w:hAnsi="Times New Roman"/>
+          <w:b/>
+          <w:i/>
+          <w:sz w:val="20"/>
+        </w:rPr>
+        <w:t>C. Research Objectives</w:t>
+      </w:r>
+    </w:p>
+    <w:p>
+      <w:pPr>
+        <w:spacing w:after="40"/>
+        <w:jc w:val="both"/>
+      </w:pPr>
+      <w:r>
+        <w:rPr>
+          <w:rFonts w:ascii="Times New Roman" w:hAnsi="Times New Roman"/>
+          <w:sz w:val="20"/>
+        </w:rPr>
+        <w:t>The primary objective of this review paper is to provide a critical and systematic examination of recent advancements in battery-free embedded systems through the analysis of six representative journal and conference papers published between 2024 and 2026. The specific objectives are as follows:</w:t>
+      </w:r>
+    </w:p>
+    <w:p>
+      <w:pPr>
+        <w:spacing w:after="40"/>
+        <w:jc w:val="both"/>
+      </w:pPr>
+      <w:r>
+        <w:rPr>
+          <w:rFonts w:ascii="Times New Roman" w:hAnsi="Times New Roman"/>
+          <w:sz w:val="20"/>
+        </w:rPr>
+        <w:t>(1) To critically review and summarize the objectives, methodologies, key contributions, and results of each selected paper.</w:t>
+      </w:r>
+    </w:p>
+    <w:p>
+      <w:pPr>
+        <w:spacing w:after="40"/>
+        <w:jc w:val="both"/>
+      </w:pPr>
+      <w:r>
+        <w:rPr>
+          <w:rFonts w:ascii="Times New Roman" w:hAnsi="Times New Roman"/>
+          <w:sz w:val="20"/>
+        </w:rPr>
+        <w:t>(2) To perform a comparative analysis of the reviewed works with respect to their research focus areas, technical approaches, performance metrics, and reported outcomes.</w:t>
+      </w:r>
+    </w:p>
+    <w:p>
+      <w:pPr>
+        <w:spacing w:after="40"/>
+        <w:jc w:val="both"/>
+      </w:pPr>
+      <w:r>
+        <w:rPr>
+          <w:rFonts w:ascii="Times New Roman" w:hAnsi="Times New Roman"/>
+          <w:sz w:val="20"/>
+        </w:rPr>
+        <w:t>(3) To identify and discuss the research methodologies, algorithms, frameworks, architectures, and evaluation techniques adopted across the reviewed studies.</w:t>
+      </w:r>
+    </w:p>
+    <w:p>
+      <w:pPr>
+        <w:spacing w:after="40"/>
+        <w:jc w:val="both"/>
+      </w:pPr>
+      <w:r>
+        <w:rPr>
+          <w:rFonts w:ascii="Times New Roman" w:hAnsi="Times New Roman"/>
+          <w:sz w:val="20"/>
+        </w:rPr>
+        <w:t>(4) To identify critical research gaps and open challenges that remain unaddressed in the current literature.</w:t>
+      </w:r>
+    </w:p>
+    <w:p>
+      <w:pPr>
+        <w:spacing w:after="40"/>
+        <w:jc w:val="both"/>
+      </w:pPr>
+      <w:r>
+        <w:rPr>
+          <w:rFonts w:ascii="Times New Roman" w:hAnsi="Times New Roman"/>
+          <w:sz w:val="20"/>
+        </w:rPr>
+        <w:t>(5) To propose future research directions that can advance the state of the art toward reliable, scalable, and maintenance-free battery-free IoT systems.</w:t>
       </w:r>
     </w:p>
     <w:p>
@@ -181,7 +315,20 @@
           <w:b/>
           <w:sz w:val="20"/>
         </w:rPr>
-        <w:t>II. LITERATURE REVIEW</w:t>
+        <w:t>II. RELATED WORKS</w:t>
+      </w:r>
+    </w:p>
+    <w:p>
+      <w:pPr>
+        <w:spacing w:after="40"/>
+        <w:jc w:val="both"/>
+      </w:pPr>
+      <w:r>
+        <w:rPr>
+          <w:rFonts w:ascii="Times New Roman" w:hAnsi="Times New Roman"/>
+          <w:sz w:val="20"/>
+        </w:rPr>
+        <w:t>This section presents a critical review of six recent research papers that collectively represent the current state of the art in battery-free embedded systems. Each paper is examined with respect to its research objectives, methodology, key findings, strengths, and limitations.</w:t>
       </w:r>
     </w:p>
     <w:p>
@@ -195,7 +342,7 @@
           <w:i/>
           <w:sz w:val="20"/>
         </w:rPr>
-        <w:t>A. Analytical Modeling of Batteryless IoT Sensors Powered by Ambient Energy Harvesting</w:t>
+        <w:t>A. Analytical Modeling of Batteryless IoT Sensors Powered by Ambient Energy Harvesting [1]</w:t>
       </w:r>
     </w:p>
     <w:p>
@@ -209,7 +356,7 @@
           <w:rFonts w:ascii="Times New Roman" w:hAnsi="Times New Roman"/>
           <w:sz w:val="20"/>
         </w:rPr>
-        <w:t>Fernández Landivar and their team (arXiv:2507.20952, July 2025) made a big math framework to figure out how energy moves in batteryless IoT nodes [1]. The model looks at how it gets energy and how it uses it, including power management stuff that other papers usually forget. They modeled the Energy Harvesting Unit (EHU), which has the harvester, power manager, and supercapacitor, along with the Circuit Load (CL). This helps guess exactly how the device acts, like how the voltage changes in different environments.</w:t>
+        <w:t>Fernández Landivar et al. (arXiv, July 2025) proposed a comprehensive analytical framework for modeling the energy dynamics of batteryless IoT sensor nodes [1]. The objective of this work was to develop a generalized mathematical model that captures the complete energy flow within a batteryless system, from ambient energy harvesting through power conditioning to computational load execution. The model explicitly incorporates the behavior of the Energy Harvesting Unit (EHU), comprising the energy transducer, power management integrated circuit (PMIC), and supercapacitor storage, as well as the Circuit Load (CL) representing the sensor's computational and communication subsystems.</w:t>
       </w:r>
     </w:p>
     <w:p>
@@ -223,7 +370,21 @@
           <w:rFonts w:ascii="Times New Roman" w:hAnsi="Times New Roman"/>
           <w:sz w:val="20"/>
         </w:rPr>
-        <w:t>A really good thing about this work is you can use it for lots of things. The math isn't just for one specific hardware. They tested their model with a real batteryless IoT node under different lighting and showed that their guesses matched the real voltage very well. This model helps design smart power units to get the most energy even when the environment changes, giving engineers a handy tool to check performance before actually building it.</w:t>
+        <w:t>The methodology employed a first-principles analytical approach, deriving closed-form expressions for the voltage dynamics of the supercapacitor as a function of harvested power, PMIC efficiency characteristics, and load current profiles. The model was validated experimentally using a prototype batteryless IoT node operating under varying indoor illumination conditions. The results demonstrated strong agreement between predicted and measured supercapacitor voltage trajectories, confirming the model's accuracy across diverse environmental conditions.</w:t>
+      </w:r>
+    </w:p>
+    <w:p>
+      <w:pPr>
+        <w:spacing w:after="40"/>
+        <w:ind w:firstLine="283"/>
+        <w:jc w:val="both"/>
+      </w:pPr>
+      <w:r>
+        <w:rPr>
+          <w:rFonts w:ascii="Times New Roman" w:hAnsi="Times New Roman"/>
+          <w:sz w:val="20"/>
+        </w:rPr>
+        <w:t>A key strength of this work lies in its generalizability: the mathematical framework is not tied to any specific hardware platform and can be parameterized for different harvesting modalities and load characteristics. This enables designers to perform pre-fabrication performance estimation and optimize power management unit configurations. However, a notable limitation is that the model assumes relatively stable ambient energy conditions and does not explicitly address highly stochastic or rapidly fluctuating energy sources, which are common in outdoor deployment scenarios.</w:t>
       </w:r>
     </w:p>
     <w:p>
@@ -237,7 +398,7 @@
           <w:i/>
           <w:sz w:val="20"/>
         </w:rPr>
-        <w:t>B. Designing Cost-Effective Battery-Less Energy Harvesting for Intermittent Wireless Communication</w:t>
+        <w:t>B. Designing Cost-Effective Battery-Less Energy Harvesting for Intermittent Wireless Communication [2]</w:t>
       </w:r>
     </w:p>
     <w:p>
@@ -251,7 +412,7 @@
           <w:rFonts w:ascii="Times New Roman" w:hAnsi="Times New Roman"/>
           <w:sz w:val="20"/>
         </w:rPr>
-        <w:t>In IEEE Access (Jan 2025), this paper talks about a cheap way to design battery-less IoT devices that need to reliably send wireless data even when power comes and goes [2]. They made models for energy and timing to figure out the best size for energy harvesters and storage, like capacitors. This helps designers find the best setup to meet wireless needs without using normal batteries.</w:t>
+        <w:t>Published in IEEE Access (January 2025), this paper addressed the challenge of designing cost-effective battery-less IoT devices capable of sustaining reliable wireless communication under intermittent power availability [2]. The research objective was to develop systematic design models that enable engineers to determine optimal energy harvester and storage element specifications for meeting specific wireless communication Quality of Service (QoS) requirements, including data throughput and transmission frequency.</w:t>
       </w:r>
     </w:p>
     <w:p>
@@ -265,7 +426,21 @@
           <w:rFonts w:ascii="Times New Roman" w:hAnsi="Times New Roman"/>
           <w:sz w:val="20"/>
         </w:rPr>
-        <w:t>The coolest part is a duty-based Dynamic Power Management (DPM) thing that works way better than older threshold methods. Tests showed this DPM scheme makes devices run 9.1% to 90.0% longer depending on the weather. The power setup is made to improve Quality of Service (QoS), like how fast and often data is sent. This work connects paper theories with real world needs, giving engineers a step-by-step guide to build these wireless systems so they work exactly how you expect.</w:t>
+        <w:t>The authors proposed energy and timing models that formalize the relationship between harvester capacity, storage element sizing (capacitors), and the resulting communication duty cycle. A central contribution is the introduction of a duty-based Dynamic Power Management (DPM) scheme that dynamically adjusts the device's active and sleep periods based on available energy, significantly outperforming conventional threshold-based approaches. Experimental evaluation demonstrated that the proposed DPM scheme extends operational time by 9.1% to 90.0% compared to baseline methods, depending on ambient energy availability conditions.</w:t>
+      </w:r>
+    </w:p>
+    <w:p>
+      <w:pPr>
+        <w:spacing w:after="40"/>
+        <w:ind w:firstLine="283"/>
+        <w:jc w:val="both"/>
+      </w:pPr>
+      <w:r>
+        <w:rPr>
+          <w:rFonts w:ascii="Times New Roman" w:hAnsi="Times New Roman"/>
+          <w:sz w:val="20"/>
+        </w:rPr>
+        <w:t>The strength of this work lies in its practical applicability: the design methodology provides actionable guidelines for hardware engineers to translate wireless QoS requirements into concrete harvester and storage specifications. The duty-based DPM approach offers a clear performance advantage. However, the methodology is primarily validated for single-source energy harvesting scenarios and does not explicitly consider multi-source configurations or the impact of highly variable channel conditions on communication reliability.</w:t>
       </w:r>
     </w:p>
     <w:p>
@@ -279,7 +454,7 @@
           <w:i/>
           <w:sz w:val="20"/>
         </w:rPr>
-        <w:t>C. EStacker: Explaining Battery-Less IoT System Performance with Energy Stacks</w:t>
+        <w:t>C. EStacker: Explaining Battery-Less IoT System Performance with Energy Stacks [3]</w:t>
       </w:r>
     </w:p>
     <w:p>
@@ -293,7 +468,7 @@
           <w:rFonts w:ascii="Times New Roman" w:hAnsi="Times New Roman"/>
           <w:sz w:val="20"/>
         </w:rPr>
-        <w:t>Liedtke and guys show EStacker in ACM Transactions on Embedded Computing Systems (2026), which is a special platform to test battery-less IoT systems [3]. EStacker tries to fix the hard problem of testing things fairly and repeatably by making 'energy stacks', which are detailed lists of how much energy the app uses on different hardware and tasks. This deep dive lets developers see exactly where the energy goes, helping them fix specific hardware and software parts.</w:t>
+        <w:t>Liedtke et al. presented EStacker in ACM Transactions on Embedded Computing Systems (2026), a specialized evaluation platform designed to address the challenge of fair and reproducible performance assessment of battery-less IoT systems [3]. The research objective was to create a systematic benchmarking framework that enables developers to understand precisely how energy is consumed across different hardware components and software tasks through the concept of "energy stacks"N/Adetailed energy consumption profiles decomposed by functional unit and execution phase.</w:t>
       </w:r>
     </w:p>
     <w:p>
@@ -307,7 +482,21 @@
           <w:rFonts w:ascii="Times New Roman" w:hAnsi="Times New Roman"/>
           <w:sz w:val="20"/>
         </w:rPr>
-        <w:t>A big deal here is the ST-SP optimization trick, which cuts testing time by 6.3 times on average while keeping the timing mostly accurate (error is just 7.7%). This speed is super important because trying out different sizes for harvesters and storage normally takes forever. EStacker makes sure every app and setup is tested with the exact same energy, setting up a good base for standard tests in the battery-less community.</w:t>
+        <w:t>The platform employs a simulation-based approach that models the interaction between energy harvesting, storage dynamics, and application workload execution. A significant methodological contribution is the ST-SP (Spatial-Temporal State Pruning) optimization technique, which reduces evaluation time by a factor of 6.3× on average while maintaining timing accuracy with a mean error of only 7.7%. This acceleration is critical for enabling practical design space exploration across different harvester and storage configurations.</w:t>
+      </w:r>
+    </w:p>
+    <w:p>
+      <w:pPr>
+        <w:spacing w:after="40"/>
+        <w:ind w:firstLine="283"/>
+        <w:jc w:val="both"/>
+      </w:pPr>
+      <w:r>
+        <w:rPr>
+          <w:rFonts w:ascii="Times New Roman" w:hAnsi="Times New Roman"/>
+          <w:sz w:val="20"/>
+        </w:rPr>
+        <w:t>EStacker's principal strength is its ability to provide deterministic, energy-equivalent evaluation conditions, ensuring that different applications and hardware configurations are compared under identical energy budgets. This addresses a fundamental reproducibility challenge in battery-free systems research. The limitation is that the platform currently relies on simulation rather than hardware-in-the-loop evaluation, which may not fully capture real-world phenomena such as parasitic losses, component aging, and environmental electromagnetic interference.</w:t>
       </w:r>
     </w:p>
     <w:p>
@@ -321,7 +510,7 @@
           <w:i/>
           <w:sz w:val="20"/>
         </w:rPr>
-        <w:t>D. HANNA: Harvesting-Aware Neural Network Architecture Search</w:t>
+        <w:t>D. HANNA: Harvesting-Aware Neural Network Architecture Search for Batteryless Intermittent Devices [4]</w:t>
       </w:r>
     </w:p>
     <w:p>
@@ -335,7 +524,7 @@
           <w:rFonts w:ascii="Times New Roman" w:hAnsi="Times New Roman"/>
           <w:sz w:val="20"/>
         </w:rPr>
-        <w:t>Sahu, Deep, and Duwe brought HANNA to IPCCC 2024. It is a Neural Architecture Search (NAS) method that actually cares about energy harvesting, made just for batteryless devices that turn on and off [4]. Normal NAS usually just looks at speed and accuracy, but HANNA also looks at the energy environment while searching. This makes deep neural networks (DNN) that fit perfectly in these stopping-and-starting environments.</w:t>
+        <w:t>Sahu, Deep, and Duwe introduced HANNA at IEEE IPCCC 2024, a novel Neural Architecture Search (NAS) framework specifically designed for batteryless intermittent devices [4]. The research objective was to develop an automated method for discovering deep neural network (DNN) architectures that are optimally suited for execution under intermittent power conditions, where conventional NAS approachesN/Awhich optimize solely for latency and accuracyN/Aproduce suboptimal results.</w:t>
       </w:r>
     </w:p>
     <w:p>
@@ -349,7 +538,21 @@
           <w:rFonts w:ascii="Times New Roman" w:hAnsi="Times New Roman"/>
           <w:sz w:val="20"/>
         </w:rPr>
-        <w:t>The big idea is that the best neural networks for batteryless devices are totally different from ones with constant power. They have to deal with power dying, saving progress, and unpredictable energy. HANNA's search method quickly looks through this messy space and finds networks that can finish a job with just one cycle of harvested energy. This work is one of the first real steps into Intermittent TinyML, where machine learning is tweaked to handle the weird limits of energy-harvesting systems.</w:t>
+        <w:t>HANNA's methodology integrates energy harvesting characteristics directly into the architecture search process. Unlike traditional NAS, which assumes continuous power availability, HANNA evaluates candidate architectures based on their ability to complete inference tasks within a single energy harvesting cycle. The search algorithm navigates a multi-objective design space that balances inference accuracy, computational cost, memory footprint, and energy harvesting compatibility. The framework accounts for the overhead of checkpoint-based execution models, where the system must periodically save intermediate computation state to non-volatile memory to survive power interruptions.</w:t>
+      </w:r>
+    </w:p>
+    <w:p>
+      <w:pPr>
+        <w:spacing w:after="40"/>
+        <w:ind w:firstLine="283"/>
+        <w:jc w:val="both"/>
+      </w:pPr>
+      <w:r>
+        <w:rPr>
+          <w:rFonts w:ascii="Times New Roman" w:hAnsi="Times New Roman"/>
+          <w:sz w:val="20"/>
+        </w:rPr>
+        <w:t>A key strength of HANNA is that it represents one of the earliest systematic approaches to Intermittent TinyMLN/Athe intersection of tiny machine learning and intermittent computing. The discovered architectures demonstrate fundamentally different structural properties compared to those optimized for continuously powered platforms, validating the necessity of harvesting-aware design. However, the framework has been evaluated on a limited set of inference tasks and energy harvesting profiles, and its scalability to more complex models (e.g., transformer architectures) and diverse harvesting modalities remains to be demonstrated.</w:t>
       </w:r>
     </w:p>
     <w:p>
@@ -363,7 +566,7 @@
           <w:i/>
           <w:sz w:val="20"/>
         </w:rPr>
-        <w:t>E. Autonomous Agricultural Monitoring with Aerial Drones and RF Energy-Harvesting Sensor Tags</w:t>
+        <w:t>E. Autonomous Agricultural Monitoring with Aerial Drones and RF Energy-Harvesting Sensor Tags [5]</w:t>
       </w:r>
     </w:p>
     <w:p>
@@ -377,7 +580,7 @@
           <w:rFonts w:ascii="Times New Roman" w:hAnsi="Times New Roman"/>
           <w:sz w:val="20"/>
         </w:rPr>
-        <w:t>Kudyba and Sun (arXiv:2502.16028, Feb 2025) look at a cheap and green way to do farming by throwing away battery sensors and using battery-less RF energy-harvesting tags that get power from drones flying around [5]. The setup uses drones carrying special wireless gear that shoots out RF signals. The tags catch this energy to measure things like temp and humidity, and then send the data back to the drone. This means you can collect data without needing any power lines on the ground.</w:t>
+        <w:t>Kudyba and Sun (arXiv, February 2025) investigated the application of battery-free RF energy-harvesting sensor tags for autonomous precision agriculture monitoring, powered wirelessly by unmanned aerial vehicles (UAVs) [5]. The objective was to demonstrate a practical, cost-effective, and environmentally sustainable alternative to conventional battery-powered agricultural sensor networks by eliminating the need for ground-based power infrastructure and battery replacement in field-deployed sensors.</w:t>
       </w:r>
     </w:p>
     <w:p>
@@ -391,7 +594,21 @@
           <w:rFonts w:ascii="Times New Roman" w:hAnsi="Times New Roman"/>
           <w:sz w:val="20"/>
         </w:rPr>
-        <w:t>The guys did tests at AERPAW, a drone research place. Tests on the ground worked great, but flying tests showed some issues with wireless interference messing up data collection. They think combining the receiver parts to cut weight and interference could make it stronger. This work shows a really cool use for battery-free systems in farming, pointing out both the awesome potential and the hard engineering problems of using RF sensors everywhere.</w:t>
+        <w:t>The system architecture comprises UAVs equipped with RF transmitters that provide both wireless power and communication capabilities to passive sensor tags distributed across agricultural fields. The sensor tags harvest RF energy from the UAV's downlink signal, use the harvested energy to perform environmental measurements (temperature, humidity, soil moisture), and backscatter the collected data to the UAV. The methodology included both ground-based controlled experiments and aerial flight tests conducted at the AERPAW (Aerial Experimentation and Research Platform for Advanced Wireless) testbed facility.</w:t>
+      </w:r>
+    </w:p>
+    <w:p>
+      <w:pPr>
+        <w:spacing w:after="40"/>
+        <w:ind w:firstLine="283"/>
+        <w:jc w:val="both"/>
+      </w:pPr>
+      <w:r>
+        <w:rPr>
+          <w:rFonts w:ascii="Times New Roman" w:hAnsi="Times New Roman"/>
+          <w:sz w:val="20"/>
+        </w:rPr>
+        <w:t>Ground-based experiments demonstrated reliable sensor activation and data collection at practical distances, validating the fundamental feasibility of the approach. However, aerial flight tests revealed significant challenges related to RF interference, antenna orientation variability, and reduced communication reliability in dynamic flight conditions. The authors propose antenna consolidation and improved RF front-end design as potential mitigation strategies. The strength of this work lies in its demonstration of a complete, end-to-end battery-free sensing system for a high-impact application domain. The primary limitation is the current sensitivity to environmental RF conditions and the limited operational range of passive backscatter communication.</w:t>
       </w:r>
     </w:p>
     <w:p>
@@ -405,7 +622,7 @@
           <w:i/>
           <w:sz w:val="20"/>
         </w:rPr>
-        <w:t>F. Batteryless Systems for IoT: A Survey of Circuit and System Design</w:t>
+        <w:t>F. Batteryless Systems for IoT: A Survey of Circuit and System Design [6]</w:t>
       </w:r>
     </w:p>
     <w:p>
@@ -419,7 +636,7 @@
           <w:rFonts w:ascii="Times New Roman" w:hAnsi="Times New Roman"/>
           <w:sz w:val="20"/>
         </w:rPr>
-        <w:t>At MWSCAS 2025, this big survey paper listed all the new circuit and system designs pushing battery-less IoT forward [6]. The survey talks about everything, from energy catchers, power management chips (PMICs), storage things like supercapacitors, memory that doesn't lose data when power dies, and how intermittent computing actually runs.</w:t>
+        <w:t>Presented at IEEE MWSCAS 2025, this comprehensive survey paper provides a systematic review of circuit-level and system-level design architectures for batteryless IoT devices [6]. The survey encompasses the complete hardware stack, including energy harvesting transducers, power management integrated circuits (PMICs), energy storage technologies (supercapacitors, thin-film batteries), non-volatile memory systems for state preservation, and intermittent computing execution models.</w:t>
       </w:r>
     </w:p>
     <w:p>
@@ -433,21 +650,21 @@
           <w:rFonts w:ascii="Times New Roman" w:hAnsi="Times New Roman"/>
           <w:sz w:val="20"/>
         </w:rPr>
-        <w:t>The paper groups intermittent computing into two types: task-based (where jobs are small enough to finish in one energy burst) and checkpoint-based (where the program keeps saving its spot). The survey points out important trade-offs, like harvester efficiency vs cost, storage size vs leaking power, and getting work done vs the energy it takes. It basically gives a map for newbies entering battery-free system design.</w:t>
+        <w:t>The survey categorizes intermittent computing approaches into two principal paradigms: task-based execution, where computational tasks are partitioned into atomic units that can complete within a single energy burst; and checkpoint-based execution, where the system periodically saves its computational state to non-volatile memory to enable resumption after power interruptions. The paper systematically analyzes the trade-offs inherent in each approach, including harvester efficiency versus manufacturing cost, storage capacity versus leakage current, and computational throughput versus the energy overhead of checkpointing operations.</w:t>
       </w:r>
     </w:p>
     <w:p>
       <w:pPr>
-        <w:spacing w:before="200" w:after="80"/>
-        <w:jc w:val="center"/>
+        <w:spacing w:after="40"/>
+        <w:ind w:firstLine="283"/>
+        <w:jc w:val="both"/>
       </w:pPr>
       <w:r>
         <w:rPr>
           <w:rFonts w:ascii="Times New Roman" w:hAnsi="Times New Roman"/>
-          <w:b/>
           <w:sz w:val="20"/>
         </w:rPr>
-        <w:t>III. COMPARATIVE ANALYSIS</w:t>
+        <w:t>The principal strength of this survey is its breadth and systematic organization, which provides an accessible entry point for researchers entering the battery-free systems domain. The survey effectively contextualizes individual circuit innovations within the broader system architecture, facilitating cross-disciplinary understanding. However, the survey primarily focuses on hardware-level considerations and provides limited coverage of software frameworks, middleware, and application-level challenges associated with intermittent operation.</w:t>
       </w:r>
     </w:p>
     <w:p>
@@ -461,7 +678,788 @@
           <w:b/>
           <w:sz w:val="16"/>
         </w:rPr>
-        <w:t>TABLE I: Summary of Reviewed Research Papers</w:t>
+        <w:t>TABLE I: Comparative Summary of Reviewed Research Papers</w:t>
+      </w:r>
+    </w:p>
+    <w:tbl>
+      <w:tblPr>
+        <w:tblStyle w:val="TableGrid"/>
+        <w:tblW w:type="auto" w:w="0"/>
+        <w:tblLook w:firstColumn="1" w:firstRow="1" w:lastColumn="0" w:lastRow="0" w:noHBand="0" w:noVBand="1" w:val="04A0"/>
+      </w:tblPr>
+      <w:tblGrid>
+        <w:gridCol w:w="1648"/>
+        <w:gridCol w:w="1648"/>
+        <w:gridCol w:w="1648"/>
+        <w:gridCol w:w="1648"/>
+        <w:gridCol w:w="1648"/>
+        <w:gridCol w:w="1648"/>
+      </w:tblGrid>
+      <w:tr>
+        <w:tc>
+          <w:tcPr>
+            <w:tcW w:type="dxa" w:w="454"/>
+          </w:tcPr>
+          <w:p>
+            <w:r>
+              <w:rPr>
+                <w:rFonts w:ascii="Times New Roman" w:hAnsi="Times New Roman"/>
+                <w:b/>
+                <w:sz w:val="14"/>
+              </w:rPr>
+              <w:t>Ref.</w:t>
+            </w:r>
+          </w:p>
+        </w:tc>
+        <w:tc>
+          <w:tcPr>
+            <w:tcW w:type="dxa" w:w="1417"/>
+          </w:tcPr>
+          <w:p>
+            <w:r>
+              <w:rPr>
+                <w:rFonts w:ascii="Times New Roman" w:hAnsi="Times New Roman"/>
+                <w:b/>
+                <w:sz w:val="14"/>
+              </w:rPr>
+              <w:t>Objective</w:t>
+            </w:r>
+          </w:p>
+        </w:tc>
+        <w:tc>
+          <w:tcPr>
+            <w:tcW w:type="dxa" w:w="1587"/>
+          </w:tcPr>
+          <w:p>
+            <w:r>
+              <w:rPr>
+                <w:rFonts w:ascii="Times New Roman" w:hAnsi="Times New Roman"/>
+                <w:b/>
+                <w:sz w:val="14"/>
+              </w:rPr>
+              <w:t>Methodology</w:t>
+            </w:r>
+          </w:p>
+        </w:tc>
+        <w:tc>
+          <w:tcPr>
+            <w:tcW w:type="dxa" w:w="1587"/>
+          </w:tcPr>
+          <w:p>
+            <w:r>
+              <w:rPr>
+                <w:rFonts w:ascii="Times New Roman" w:hAnsi="Times New Roman"/>
+                <w:b/>
+                <w:sz w:val="14"/>
+              </w:rPr>
+              <w:t>Key Result</w:t>
+            </w:r>
+          </w:p>
+        </w:tc>
+        <w:tc>
+          <w:tcPr>
+            <w:tcW w:type="dxa" w:w="1417"/>
+          </w:tcPr>
+          <w:p>
+            <w:r>
+              <w:rPr>
+                <w:rFonts w:ascii="Times New Roman" w:hAnsi="Times New Roman"/>
+                <w:b/>
+                <w:sz w:val="14"/>
+              </w:rPr>
+              <w:t>Strength</w:t>
+            </w:r>
+          </w:p>
+        </w:tc>
+        <w:tc>
+          <w:tcPr>
+            <w:tcW w:type="dxa" w:w="1417"/>
+          </w:tcPr>
+          <w:p>
+            <w:r>
+              <w:rPr>
+                <w:rFonts w:ascii="Times New Roman" w:hAnsi="Times New Roman"/>
+                <w:b/>
+                <w:sz w:val="14"/>
+              </w:rPr>
+              <w:t>Limitation</w:t>
+            </w:r>
+          </w:p>
+        </w:tc>
+      </w:tr>
+      <w:tr>
+        <w:tc>
+          <w:tcPr>
+            <w:tcW w:type="dxa" w:w="454"/>
+          </w:tcPr>
+          <w:p>
+            <w:r>
+              <w:rPr>
+                <w:rFonts w:ascii="Times New Roman" w:hAnsi="Times New Roman"/>
+                <w:sz w:val="14"/>
+              </w:rPr>
+              <w:t>[1]</w:t>
+            </w:r>
+          </w:p>
+        </w:tc>
+        <w:tc>
+          <w:tcPr>
+            <w:tcW w:type="dxa" w:w="1417"/>
+          </w:tcPr>
+          <w:p>
+            <w:r>
+              <w:rPr>
+                <w:rFonts w:ascii="Times New Roman" w:hAnsi="Times New Roman"/>
+                <w:sz w:val="14"/>
+              </w:rPr>
+              <w:t>Model energy dynamics of batteryless IoT sensors</w:t>
+            </w:r>
+          </w:p>
+        </w:tc>
+        <w:tc>
+          <w:tcPr>
+            <w:tcW w:type="dxa" w:w="1587"/>
+          </w:tcPr>
+          <w:p>
+            <w:r>
+              <w:rPr>
+                <w:rFonts w:ascii="Times New Roman" w:hAnsi="Times New Roman"/>
+                <w:sz w:val="14"/>
+              </w:rPr>
+              <w:t>First-principles analytical modeling with experimental validation</w:t>
+            </w:r>
+          </w:p>
+        </w:tc>
+        <w:tc>
+          <w:tcPr>
+            <w:tcW w:type="dxa" w:w="1587"/>
+          </w:tcPr>
+          <w:p>
+            <w:r>
+              <w:rPr>
+                <w:rFonts w:ascii="Times New Roman" w:hAnsi="Times New Roman"/>
+                <w:sz w:val="14"/>
+              </w:rPr>
+              <w:t>Accurate voltage prediction under varying illumination</w:t>
+            </w:r>
+          </w:p>
+        </w:tc>
+        <w:tc>
+          <w:tcPr>
+            <w:tcW w:type="dxa" w:w="1417"/>
+          </w:tcPr>
+          <w:p>
+            <w:r>
+              <w:rPr>
+                <w:rFonts w:ascii="Times New Roman" w:hAnsi="Times New Roman"/>
+                <w:sz w:val="14"/>
+              </w:rPr>
+              <w:t>Generalizable across hardware platforms</w:t>
+            </w:r>
+          </w:p>
+        </w:tc>
+        <w:tc>
+          <w:tcPr>
+            <w:tcW w:type="dxa" w:w="1417"/>
+          </w:tcPr>
+          <w:p>
+            <w:r>
+              <w:rPr>
+                <w:rFonts w:ascii="Times New Roman" w:hAnsi="Times New Roman"/>
+                <w:sz w:val="14"/>
+              </w:rPr>
+              <w:t>Assumes stable ambient energy conditions</w:t>
+            </w:r>
+          </w:p>
+        </w:tc>
+      </w:tr>
+      <w:tr>
+        <w:tc>
+          <w:tcPr>
+            <w:tcW w:type="dxa" w:w="454"/>
+          </w:tcPr>
+          <w:p>
+            <w:r>
+              <w:rPr>
+                <w:rFonts w:ascii="Times New Roman" w:hAnsi="Times New Roman"/>
+                <w:sz w:val="14"/>
+              </w:rPr>
+              <w:t>[2]</w:t>
+            </w:r>
+          </w:p>
+        </w:tc>
+        <w:tc>
+          <w:tcPr>
+            <w:tcW w:type="dxa" w:w="1417"/>
+          </w:tcPr>
+          <w:p>
+            <w:r>
+              <w:rPr>
+                <w:rFonts w:ascii="Times New Roman" w:hAnsi="Times New Roman"/>
+                <w:sz w:val="14"/>
+              </w:rPr>
+              <w:t>Design cost-effective battery-less wireless communication</w:t>
+            </w:r>
+          </w:p>
+        </w:tc>
+        <w:tc>
+          <w:tcPr>
+            <w:tcW w:type="dxa" w:w="1587"/>
+          </w:tcPr>
+          <w:p>
+            <w:r>
+              <w:rPr>
+                <w:rFonts w:ascii="Times New Roman" w:hAnsi="Times New Roman"/>
+                <w:sz w:val="14"/>
+              </w:rPr>
+              <w:t>Energy and timing models with duty-based DPM scheme</w:t>
+            </w:r>
+          </w:p>
+        </w:tc>
+        <w:tc>
+          <w:tcPr>
+            <w:tcW w:type="dxa" w:w="1587"/>
+          </w:tcPr>
+          <w:p>
+            <w:r>
+              <w:rPr>
+                <w:rFonts w:ascii="Times New Roman" w:hAnsi="Times New Roman"/>
+                <w:sz w:val="14"/>
+              </w:rPr>
+              <w:t>9.1%–90.0% operational time extension</w:t>
+            </w:r>
+          </w:p>
+        </w:tc>
+        <w:tc>
+          <w:tcPr>
+            <w:tcW w:type="dxa" w:w="1417"/>
+          </w:tcPr>
+          <w:p>
+            <w:r>
+              <w:rPr>
+                <w:rFonts w:ascii="Times New Roman" w:hAnsi="Times New Roman"/>
+                <w:sz w:val="14"/>
+              </w:rPr>
+              <w:t>Actionable design guidelines for engineers</w:t>
+            </w:r>
+          </w:p>
+        </w:tc>
+        <w:tc>
+          <w:tcPr>
+            <w:tcW w:type="dxa" w:w="1417"/>
+          </w:tcPr>
+          <w:p>
+            <w:r>
+              <w:rPr>
+                <w:rFonts w:ascii="Times New Roman" w:hAnsi="Times New Roman"/>
+                <w:sz w:val="14"/>
+              </w:rPr>
+              <w:t>Single-source harvesting only</w:t>
+            </w:r>
+          </w:p>
+        </w:tc>
+      </w:tr>
+      <w:tr>
+        <w:tc>
+          <w:tcPr>
+            <w:tcW w:type="dxa" w:w="454"/>
+          </w:tcPr>
+          <w:p>
+            <w:r>
+              <w:rPr>
+                <w:rFonts w:ascii="Times New Roman" w:hAnsi="Times New Roman"/>
+                <w:sz w:val="14"/>
+              </w:rPr>
+              <w:t>[3]</w:t>
+            </w:r>
+          </w:p>
+        </w:tc>
+        <w:tc>
+          <w:tcPr>
+            <w:tcW w:type="dxa" w:w="1417"/>
+          </w:tcPr>
+          <w:p>
+            <w:r>
+              <w:rPr>
+                <w:rFonts w:ascii="Times New Roman" w:hAnsi="Times New Roman"/>
+                <w:sz w:val="14"/>
+              </w:rPr>
+              <w:t>Fair and reproducible benchmarking of battery-less systems</w:t>
+            </w:r>
+          </w:p>
+        </w:tc>
+        <w:tc>
+          <w:tcPr>
+            <w:tcW w:type="dxa" w:w="1587"/>
+          </w:tcPr>
+          <w:p>
+            <w:r>
+              <w:rPr>
+                <w:rFonts w:ascii="Times New Roman" w:hAnsi="Times New Roman"/>
+                <w:sz w:val="14"/>
+              </w:rPr>
+              <w:t>Simulation-based energy stacks with ST-SP optimization</w:t>
+            </w:r>
+          </w:p>
+        </w:tc>
+        <w:tc>
+          <w:tcPr>
+            <w:tcW w:type="dxa" w:w="1587"/>
+          </w:tcPr>
+          <w:p>
+            <w:r>
+              <w:rPr>
+                <w:rFonts w:ascii="Times New Roman" w:hAnsi="Times New Roman"/>
+                <w:sz w:val="14"/>
+              </w:rPr>
+              <w:t>6.3× evaluation speedup with 7.7% timing error</w:t>
+            </w:r>
+          </w:p>
+        </w:tc>
+        <w:tc>
+          <w:tcPr>
+            <w:tcW w:type="dxa" w:w="1417"/>
+          </w:tcPr>
+          <w:p>
+            <w:r>
+              <w:rPr>
+                <w:rFonts w:ascii="Times New Roman" w:hAnsi="Times New Roman"/>
+                <w:sz w:val="14"/>
+              </w:rPr>
+              <w:t>Deterministic energy-equivalent evaluation</w:t>
+            </w:r>
+          </w:p>
+        </w:tc>
+        <w:tc>
+          <w:tcPr>
+            <w:tcW w:type="dxa" w:w="1417"/>
+          </w:tcPr>
+          <w:p>
+            <w:r>
+              <w:rPr>
+                <w:rFonts w:ascii="Times New Roman" w:hAnsi="Times New Roman"/>
+                <w:sz w:val="14"/>
+              </w:rPr>
+              <w:t>Simulation-only; lacks hardware-in-the-loop</w:t>
+            </w:r>
+          </w:p>
+        </w:tc>
+      </w:tr>
+      <w:tr>
+        <w:tc>
+          <w:tcPr>
+            <w:tcW w:type="dxa" w:w="454"/>
+          </w:tcPr>
+          <w:p>
+            <w:r>
+              <w:rPr>
+                <w:rFonts w:ascii="Times New Roman" w:hAnsi="Times New Roman"/>
+                <w:sz w:val="14"/>
+              </w:rPr>
+              <w:t>[4]</w:t>
+            </w:r>
+          </w:p>
+        </w:tc>
+        <w:tc>
+          <w:tcPr>
+            <w:tcW w:type="dxa" w:w="1417"/>
+          </w:tcPr>
+          <w:p>
+            <w:r>
+              <w:rPr>
+                <w:rFonts w:ascii="Times New Roman" w:hAnsi="Times New Roman"/>
+                <w:sz w:val="14"/>
+              </w:rPr>
+              <w:t>Energy-harvesting-aware neural architecture search</w:t>
+            </w:r>
+          </w:p>
+        </w:tc>
+        <w:tc>
+          <w:tcPr>
+            <w:tcW w:type="dxa" w:w="1587"/>
+          </w:tcPr>
+          <w:p>
+            <w:r>
+              <w:rPr>
+                <w:rFonts w:ascii="Times New Roman" w:hAnsi="Times New Roman"/>
+                <w:sz w:val="14"/>
+              </w:rPr>
+              <w:t>Multi-objective NAS with intermittent execution modeling</w:t>
+            </w:r>
+          </w:p>
+        </w:tc>
+        <w:tc>
+          <w:tcPr>
+            <w:tcW w:type="dxa" w:w="1587"/>
+          </w:tcPr>
+          <w:p>
+            <w:r>
+              <w:rPr>
+                <w:rFonts w:ascii="Times New Roman" w:hAnsi="Times New Roman"/>
+                <w:sz w:val="14"/>
+              </w:rPr>
+              <w:t>Architectures completing inference in one harvest cycle</w:t>
+            </w:r>
+          </w:p>
+        </w:tc>
+        <w:tc>
+          <w:tcPr>
+            <w:tcW w:type="dxa" w:w="1417"/>
+          </w:tcPr>
+          <w:p>
+            <w:r>
+              <w:rPr>
+                <w:rFonts w:ascii="Times New Roman" w:hAnsi="Times New Roman"/>
+                <w:sz w:val="14"/>
+              </w:rPr>
+              <w:t>Pioneer in Intermittent TinyML</w:t>
+            </w:r>
+          </w:p>
+        </w:tc>
+        <w:tc>
+          <w:tcPr>
+            <w:tcW w:type="dxa" w:w="1417"/>
+          </w:tcPr>
+          <w:p>
+            <w:r>
+              <w:rPr>
+                <w:rFonts w:ascii="Times New Roman" w:hAnsi="Times New Roman"/>
+                <w:sz w:val="14"/>
+              </w:rPr>
+              <w:t>Limited task and harvesting profile diversity</w:t>
+            </w:r>
+          </w:p>
+        </w:tc>
+      </w:tr>
+      <w:tr>
+        <w:tc>
+          <w:tcPr>
+            <w:tcW w:type="dxa" w:w="454"/>
+          </w:tcPr>
+          <w:p>
+            <w:r>
+              <w:rPr>
+                <w:rFonts w:ascii="Times New Roman" w:hAnsi="Times New Roman"/>
+                <w:sz w:val="14"/>
+              </w:rPr>
+              <w:t>[5]</w:t>
+            </w:r>
+          </w:p>
+        </w:tc>
+        <w:tc>
+          <w:tcPr>
+            <w:tcW w:type="dxa" w:w="1417"/>
+          </w:tcPr>
+          <w:p>
+            <w:r>
+              <w:rPr>
+                <w:rFonts w:ascii="Times New Roman" w:hAnsi="Times New Roman"/>
+                <w:sz w:val="14"/>
+              </w:rPr>
+              <w:t>UAV-powered battery-free agricultural monitoring</w:t>
+            </w:r>
+          </w:p>
+        </w:tc>
+        <w:tc>
+          <w:tcPr>
+            <w:tcW w:type="dxa" w:w="1587"/>
+          </w:tcPr>
+          <w:p>
+            <w:r>
+              <w:rPr>
+                <w:rFonts w:ascii="Times New Roman" w:hAnsi="Times New Roman"/>
+                <w:sz w:val="14"/>
+              </w:rPr>
+              <w:t>RF energy harvesting with backscatter communication</w:t>
+            </w:r>
+          </w:p>
+        </w:tc>
+        <w:tc>
+          <w:tcPr>
+            <w:tcW w:type="dxa" w:w="1587"/>
+          </w:tcPr>
+          <w:p>
+            <w:r>
+              <w:rPr>
+                <w:rFonts w:ascii="Times New Roman" w:hAnsi="Times New Roman"/>
+                <w:sz w:val="14"/>
+              </w:rPr>
+              <w:t>Successful ground tests; aerial tests revealed RF challenges</w:t>
+            </w:r>
+          </w:p>
+        </w:tc>
+        <w:tc>
+          <w:tcPr>
+            <w:tcW w:type="dxa" w:w="1417"/>
+          </w:tcPr>
+          <w:p>
+            <w:r>
+              <w:rPr>
+                <w:rFonts w:ascii="Times New Roman" w:hAnsi="Times New Roman"/>
+                <w:sz w:val="14"/>
+              </w:rPr>
+              <w:t>Complete end-to-end system demonstration</w:t>
+            </w:r>
+          </w:p>
+        </w:tc>
+        <w:tc>
+          <w:tcPr>
+            <w:tcW w:type="dxa" w:w="1417"/>
+          </w:tcPr>
+          <w:p>
+            <w:r>
+              <w:rPr>
+                <w:rFonts w:ascii="Times New Roman" w:hAnsi="Times New Roman"/>
+                <w:sz w:val="14"/>
+              </w:rPr>
+              <w:t>Sensitive to RF interference and limited range</w:t>
+            </w:r>
+          </w:p>
+        </w:tc>
+      </w:tr>
+      <w:tr>
+        <w:tc>
+          <w:tcPr>
+            <w:tcW w:type="dxa" w:w="454"/>
+          </w:tcPr>
+          <w:p>
+            <w:r>
+              <w:rPr>
+                <w:rFonts w:ascii="Times New Roman" w:hAnsi="Times New Roman"/>
+                <w:sz w:val="14"/>
+              </w:rPr>
+              <w:t>[6]</w:t>
+            </w:r>
+          </w:p>
+        </w:tc>
+        <w:tc>
+          <w:tcPr>
+            <w:tcW w:type="dxa" w:w="1417"/>
+          </w:tcPr>
+          <w:p>
+            <w:r>
+              <w:rPr>
+                <w:rFonts w:ascii="Times New Roman" w:hAnsi="Times New Roman"/>
+                <w:sz w:val="14"/>
+              </w:rPr>
+              <w:t>Survey of batteryless IoT circuit and system design</w:t>
+            </w:r>
+          </w:p>
+        </w:tc>
+        <w:tc>
+          <w:tcPr>
+            <w:tcW w:type="dxa" w:w="1587"/>
+          </w:tcPr>
+          <w:p>
+            <w:r>
+              <w:rPr>
+                <w:rFonts w:ascii="Times New Roman" w:hAnsi="Times New Roman"/>
+                <w:sz w:val="14"/>
+              </w:rPr>
+              <w:t>Systematic literature survey and taxonomy</w:t>
+            </w:r>
+          </w:p>
+        </w:tc>
+        <w:tc>
+          <w:tcPr>
+            <w:tcW w:type="dxa" w:w="1587"/>
+          </w:tcPr>
+          <w:p>
+            <w:r>
+              <w:rPr>
+                <w:rFonts w:ascii="Times New Roman" w:hAnsi="Times New Roman"/>
+                <w:sz w:val="14"/>
+              </w:rPr>
+              <w:t>Comprehensive taxonomy of intermittent computing approaches</w:t>
+            </w:r>
+          </w:p>
+        </w:tc>
+        <w:tc>
+          <w:tcPr>
+            <w:tcW w:type="dxa" w:w="1417"/>
+          </w:tcPr>
+          <w:p>
+            <w:r>
+              <w:rPr>
+                <w:rFonts w:ascii="Times New Roman" w:hAnsi="Times New Roman"/>
+                <w:sz w:val="14"/>
+              </w:rPr>
+              <w:t>Broad coverage and accessible organization</w:t>
+            </w:r>
+          </w:p>
+        </w:tc>
+        <w:tc>
+          <w:tcPr>
+            <w:tcW w:type="dxa" w:w="1417"/>
+          </w:tcPr>
+          <w:p>
+            <w:r>
+              <w:rPr>
+                <w:rFonts w:ascii="Times New Roman" w:hAnsi="Times New Roman"/>
+                <w:sz w:val="14"/>
+              </w:rPr>
+              <w:t>Limited software and application-level coverage</w:t>
+            </w:r>
+          </w:p>
+        </w:tc>
+      </w:tr>
+    </w:tbl>
+    <w:p>
+      <w:pPr>
+        <w:spacing w:after="120"/>
+      </w:pPr>
+    </w:p>
+    <w:p>
+      <w:pPr>
+        <w:spacing w:before="200" w:after="80"/>
+        <w:jc w:val="center"/>
+      </w:pPr>
+      <w:r>
+        <w:rPr>
+          <w:rFonts w:ascii="Times New Roman" w:hAnsi="Times New Roman"/>
+          <w:b/>
+          <w:sz w:val="20"/>
+        </w:rPr>
+        <w:t>III. METHODOLOGY ADOPTED BY THE REVIEWED WORKS</w:t>
+      </w:r>
+    </w:p>
+    <w:p>
+      <w:pPr>
+        <w:spacing w:after="40"/>
+        <w:jc w:val="both"/>
+      </w:pPr>
+      <w:r>
+        <w:rPr>
+          <w:rFonts w:ascii="Times New Roman" w:hAnsi="Times New Roman"/>
+          <w:sz w:val="20"/>
+        </w:rPr>
+        <w:t>The research methodologies adopted across the six reviewed papers can be classified into four principal categories: analytical modeling, experimental prototyping, simulation-based evaluation, and systematic literature survey. This section provides a summary and classification of these methodological approaches, along with a discussion of the algorithms, frameworks, architectures, and evaluation techniques employed.</w:t>
+      </w:r>
+    </w:p>
+    <w:p>
+      <w:pPr>
+        <w:spacing w:before="160" w:after="60"/>
+      </w:pPr>
+      <w:r>
+        <w:rPr>
+          <w:rFonts w:ascii="Times New Roman" w:hAnsi="Times New Roman"/>
+          <w:b/>
+          <w:i/>
+          <w:sz w:val="20"/>
+        </w:rPr>
+        <w:t>A. Analytical and Mathematical Modeling</w:t>
+      </w:r>
+    </w:p>
+    <w:p>
+      <w:pPr>
+        <w:spacing w:after="40"/>
+        <w:ind w:firstLine="283"/>
+        <w:jc w:val="both"/>
+      </w:pPr>
+      <w:r>
+        <w:rPr>
+          <w:rFonts w:ascii="Times New Roman" w:hAnsi="Times New Roman"/>
+          <w:sz w:val="20"/>
+        </w:rPr>
+        <w:t>Paper [1] and [2] use math model. Paper [1] write math equation for supercapacitor and power. They test part by part to get math numbers. Paper [2] use math to balance energy and time for communication. Both help test design before make real hardware.</w:t>
+      </w:r>
+    </w:p>
+    <w:p>
+      <w:pPr>
+        <w:spacing w:before="160" w:after="60"/>
+      </w:pPr>
+      <w:r>
+        <w:rPr>
+          <w:rFonts w:ascii="Times New Roman" w:hAnsi="Times New Roman"/>
+          <w:b/>
+          <w:i/>
+          <w:sz w:val="20"/>
+        </w:rPr>
+        <w:t>B. Experimental Prototyping and Field Testing</w:t>
+      </w:r>
+    </w:p>
+    <w:p>
+      <w:pPr>
+        <w:spacing w:after="40"/>
+        <w:ind w:firstLine="283"/>
+        <w:jc w:val="both"/>
+      </w:pPr>
+      <w:r>
+        <w:rPr>
+          <w:rFonts w:ascii="Times New Roman" w:hAnsi="Times New Roman"/>
+          <w:sz w:val="20"/>
+        </w:rPr>
+        <w:t>Paper [1], [2], and [5] make real hardware to test. Paper [1] test IoT node with room light. Paper [2] test power manage with real energy profile. Paper [5] test farm sensor with drone in real field. Real test is very important to see if math model is correct in real world.</w:t>
+      </w:r>
+    </w:p>
+    <w:p>
+      <w:pPr>
+        <w:spacing w:before="160" w:after="60"/>
+      </w:pPr>
+      <w:r>
+        <w:rPr>
+          <w:rFonts w:ascii="Times New Roman" w:hAnsi="Times New Roman"/>
+          <w:b/>
+          <w:i/>
+          <w:sz w:val="20"/>
+        </w:rPr>
+        <w:t>C. Simulation-Based Evaluation and Automated Search</w:t>
+      </w:r>
+    </w:p>
+    <w:p>
+      <w:pPr>
+        <w:spacing w:after="40"/>
+        <w:ind w:firstLine="283"/>
+        <w:jc w:val="both"/>
+      </w:pPr>
+      <w:r>
+        <w:rPr>
+          <w:rFonts w:ascii="Times New Roman" w:hAnsi="Times New Roman"/>
+          <w:sz w:val="20"/>
+        </w:rPr>
+        <w:t>Paper [3] and [4] use computer simulation. EStacker [3] simulate time and energy very detail. It use smart way to cut simulation time. HANNA [4] simulate AI on intermittent power. It use optimization to balance accuracy and energy cost.</w:t>
+      </w:r>
+    </w:p>
+    <w:p>
+      <w:pPr>
+        <w:spacing w:before="160" w:after="60"/>
+      </w:pPr>
+      <w:r>
+        <w:rPr>
+          <w:rFonts w:ascii="Times New Roman" w:hAnsi="Times New Roman"/>
+          <w:b/>
+          <w:i/>
+          <w:sz w:val="20"/>
+        </w:rPr>
+        <w:t>D. Systematic Literature Survey</w:t>
+      </w:r>
+    </w:p>
+    <w:p>
+      <w:pPr>
+        <w:spacing w:after="40"/>
+        <w:ind w:firstLine="283"/>
+        <w:jc w:val="both"/>
+      </w:pPr>
+      <w:r>
+        <w:rPr>
+          <w:rFonts w:ascii="Times New Roman" w:hAnsi="Times New Roman"/>
+          <w:sz w:val="20"/>
+        </w:rPr>
+        <w:t>Paper [6] is survey paper. It read many old paper and put them in groups. It group by hardware part and execution type. This help see what is good and bad, and show what researcher do now.</w:t>
+      </w:r>
+    </w:p>
+    <w:p>
+      <w:pPr>
+        <w:spacing w:before="120" w:after="40"/>
+        <w:jc w:val="center"/>
+      </w:pPr>
+      <w:r>
+        <w:rPr>
+          <w:rFonts w:ascii="Times New Roman" w:hAnsi="Times New Roman"/>
+          <w:b/>
+          <w:sz w:val="16"/>
+        </w:rPr>
+        <w:t>TABLE II: Classification of Research Methodologies</w:t>
       </w:r>
     </w:p>
     <w:tbl>
@@ -479,7 +1477,431 @@
       <w:tr>
         <w:tc>
           <w:tcPr>
-            <w:tcW w:type="dxa" w:w="567"/>
+            <w:tcW w:type="dxa" w:w="1417"/>
+          </w:tcPr>
+          <w:p>
+            <w:r>
+              <w:rPr>
+                <w:rFonts w:ascii="Times New Roman" w:hAnsi="Times New Roman"/>
+                <w:b/>
+                <w:sz w:val="14"/>
+              </w:rPr>
+              <w:t>Methodology</w:t>
+            </w:r>
+          </w:p>
+        </w:tc>
+        <w:tc>
+          <w:tcPr>
+            <w:tcW w:type="dxa" w:w="850"/>
+          </w:tcPr>
+          <w:p>
+            <w:r>
+              <w:rPr>
+                <w:rFonts w:ascii="Times New Roman" w:hAnsi="Times New Roman"/>
+                <w:b/>
+                <w:sz w:val="14"/>
+              </w:rPr>
+              <w:t>Papers</w:t>
+            </w:r>
+          </w:p>
+        </w:tc>
+        <w:tc>
+          <w:tcPr>
+            <w:tcW w:type="dxa" w:w="2835"/>
+          </w:tcPr>
+          <w:p>
+            <w:r>
+              <w:rPr>
+                <w:rFonts w:ascii="Times New Roman" w:hAnsi="Times New Roman"/>
+                <w:b/>
+                <w:sz w:val="14"/>
+              </w:rPr>
+              <w:t>Key Techniques</w:t>
+            </w:r>
+          </w:p>
+        </w:tc>
+        <w:tc>
+          <w:tcPr>
+            <w:tcW w:type="dxa" w:w="1984"/>
+          </w:tcPr>
+          <w:p>
+            <w:r>
+              <w:rPr>
+                <w:rFonts w:ascii="Times New Roman" w:hAnsi="Times New Roman"/>
+                <w:b/>
+                <w:sz w:val="14"/>
+              </w:rPr>
+              <w:t>Evaluation Approach</w:t>
+            </w:r>
+          </w:p>
+        </w:tc>
+      </w:tr>
+      <w:tr>
+        <w:tc>
+          <w:tcPr>
+            <w:tcW w:type="dxa" w:w="1417"/>
+          </w:tcPr>
+          <w:p>
+            <w:r>
+              <w:rPr>
+                <w:rFonts w:ascii="Times New Roman" w:hAnsi="Times New Roman"/>
+                <w:sz w:val="14"/>
+              </w:rPr>
+              <w:t>Analytical Modeling</w:t>
+            </w:r>
+          </w:p>
+        </w:tc>
+        <w:tc>
+          <w:tcPr>
+            <w:tcW w:type="dxa" w:w="850"/>
+          </w:tcPr>
+          <w:p>
+            <w:r>
+              <w:rPr>
+                <w:rFonts w:ascii="Times New Roman" w:hAnsi="Times New Roman"/>
+                <w:sz w:val="14"/>
+              </w:rPr>
+              <w:t>[1], [2]</w:t>
+            </w:r>
+          </w:p>
+        </w:tc>
+        <w:tc>
+          <w:tcPr>
+            <w:tcW w:type="dxa" w:w="2835"/>
+          </w:tcPr>
+          <w:p>
+            <w:r>
+              <w:rPr>
+                <w:rFonts w:ascii="Times New Roman" w:hAnsi="Times New Roman"/>
+                <w:sz w:val="14"/>
+              </w:rPr>
+              <w:t>Differential equations, energy balance models, closed-form solutions</w:t>
+            </w:r>
+          </w:p>
+        </w:tc>
+        <w:tc>
+          <w:tcPr>
+            <w:tcW w:type="dxa" w:w="1984"/>
+          </w:tcPr>
+          <w:p>
+            <w:r>
+              <w:rPr>
+                <w:rFonts w:ascii="Times New Roman" w:hAnsi="Times New Roman"/>
+                <w:sz w:val="14"/>
+              </w:rPr>
+              <w:t>Comparison with experimental measurements</w:t>
+            </w:r>
+          </w:p>
+        </w:tc>
+      </w:tr>
+      <w:tr>
+        <w:tc>
+          <w:tcPr>
+            <w:tcW w:type="dxa" w:w="1417"/>
+          </w:tcPr>
+          <w:p>
+            <w:r>
+              <w:rPr>
+                <w:rFonts w:ascii="Times New Roman" w:hAnsi="Times New Roman"/>
+                <w:sz w:val="14"/>
+              </w:rPr>
+              <w:t>Experimental Prototyping</w:t>
+            </w:r>
+          </w:p>
+        </w:tc>
+        <w:tc>
+          <w:tcPr>
+            <w:tcW w:type="dxa" w:w="850"/>
+          </w:tcPr>
+          <w:p>
+            <w:r>
+              <w:rPr>
+                <w:rFonts w:ascii="Times New Roman" w:hAnsi="Times New Roman"/>
+                <w:sz w:val="14"/>
+              </w:rPr>
+              <w:t>[1], [2], [5]</w:t>
+            </w:r>
+          </w:p>
+        </w:tc>
+        <w:tc>
+          <w:tcPr>
+            <w:tcW w:type="dxa" w:w="2835"/>
+          </w:tcPr>
+          <w:p>
+            <w:r>
+              <w:rPr>
+                <w:rFonts w:ascii="Times New Roman" w:hAnsi="Times New Roman"/>
+                <w:sz w:val="14"/>
+              </w:rPr>
+              <w:t>Hardware prototyping, field deployment, controlled experiments</w:t>
+            </w:r>
+          </w:p>
+        </w:tc>
+        <w:tc>
+          <w:tcPr>
+            <w:tcW w:type="dxa" w:w="1984"/>
+          </w:tcPr>
+          <w:p>
+            <w:r>
+              <w:rPr>
+                <w:rFonts w:ascii="Times New Roman" w:hAnsi="Times New Roman"/>
+                <w:sz w:val="14"/>
+              </w:rPr>
+              <w:t>Real-world measurement and statistical analysis</w:t>
+            </w:r>
+          </w:p>
+        </w:tc>
+      </w:tr>
+      <w:tr>
+        <w:tc>
+          <w:tcPr>
+            <w:tcW w:type="dxa" w:w="1417"/>
+          </w:tcPr>
+          <w:p>
+            <w:r>
+              <w:rPr>
+                <w:rFonts w:ascii="Times New Roman" w:hAnsi="Times New Roman"/>
+                <w:sz w:val="14"/>
+              </w:rPr>
+              <w:t>Simulation-Based</w:t>
+            </w:r>
+          </w:p>
+        </w:tc>
+        <w:tc>
+          <w:tcPr>
+            <w:tcW w:type="dxa" w:w="850"/>
+          </w:tcPr>
+          <w:p>
+            <w:r>
+              <w:rPr>
+                <w:rFonts w:ascii="Times New Roman" w:hAnsi="Times New Roman"/>
+                <w:sz w:val="14"/>
+              </w:rPr>
+              <w:t>[3], [4]</w:t>
+            </w:r>
+          </w:p>
+        </w:tc>
+        <w:tc>
+          <w:tcPr>
+            <w:tcW w:type="dxa" w:w="2835"/>
+          </w:tcPr>
+          <w:p>
+            <w:r>
+              <w:rPr>
+                <w:rFonts w:ascii="Times New Roman" w:hAnsi="Times New Roman"/>
+                <w:sz w:val="14"/>
+              </w:rPr>
+              <w:t>Cycle-accurate simulation, state-space pruning, multi-objective NAS</w:t>
+            </w:r>
+          </w:p>
+        </w:tc>
+        <w:tc>
+          <w:tcPr>
+            <w:tcW w:type="dxa" w:w="1984"/>
+          </w:tcPr>
+          <w:p>
+            <w:r>
+              <w:rPr>
+                <w:rFonts w:ascii="Times New Roman" w:hAnsi="Times New Roman"/>
+                <w:sz w:val="14"/>
+              </w:rPr>
+              <w:t>Simulation accuracy metrics, speedup benchmarks</w:t>
+            </w:r>
+          </w:p>
+        </w:tc>
+      </w:tr>
+      <w:tr>
+        <w:tc>
+          <w:tcPr>
+            <w:tcW w:type="dxa" w:w="1417"/>
+          </w:tcPr>
+          <w:p>
+            <w:r>
+              <w:rPr>
+                <w:rFonts w:ascii="Times New Roman" w:hAnsi="Times New Roman"/>
+                <w:sz w:val="14"/>
+              </w:rPr>
+              <w:t>Literature Survey</w:t>
+            </w:r>
+          </w:p>
+        </w:tc>
+        <w:tc>
+          <w:tcPr>
+            <w:tcW w:type="dxa" w:w="850"/>
+          </w:tcPr>
+          <w:p>
+            <w:r>
+              <w:rPr>
+                <w:rFonts w:ascii="Times New Roman" w:hAnsi="Times New Roman"/>
+                <w:sz w:val="14"/>
+              </w:rPr>
+              <w:t>[6]</w:t>
+            </w:r>
+          </w:p>
+        </w:tc>
+        <w:tc>
+          <w:tcPr>
+            <w:tcW w:type="dxa" w:w="2835"/>
+          </w:tcPr>
+          <w:p>
+            <w:r>
+              <w:rPr>
+                <w:rFonts w:ascii="Times New Roman" w:hAnsi="Times New Roman"/>
+                <w:sz w:val="14"/>
+              </w:rPr>
+              <w:t>Taxonomic classification, systematic review</w:t>
+            </w:r>
+          </w:p>
+        </w:tc>
+        <w:tc>
+          <w:tcPr>
+            <w:tcW w:type="dxa" w:w="1984"/>
+          </w:tcPr>
+          <w:p>
+            <w:r>
+              <w:rPr>
+                <w:rFonts w:ascii="Times New Roman" w:hAnsi="Times New Roman"/>
+                <w:sz w:val="14"/>
+              </w:rPr>
+              <w:t>Coverage analysis, gap identification</w:t>
+            </w:r>
+          </w:p>
+        </w:tc>
+      </w:tr>
+    </w:tbl>
+    <w:p>
+      <w:pPr>
+        <w:spacing w:after="120"/>
+      </w:pPr>
+    </w:p>
+    <w:p>
+      <w:pPr>
+        <w:spacing w:before="200" w:after="80"/>
+        <w:jc w:val="center"/>
+      </w:pPr>
+      <w:r>
+        <w:rPr>
+          <w:rFonts w:ascii="Times New Roman" w:hAnsi="Times New Roman"/>
+          <w:b/>
+          <w:sz w:val="20"/>
+        </w:rPr>
+        <w:t>IV. RESULTS AND DISCUSSION</w:t>
+      </w:r>
+    </w:p>
+    <w:p>
+      <w:pPr>
+        <w:spacing w:after="40"/>
+        <w:jc w:val="both"/>
+      </w:pPr>
+      <w:r>
+        <w:rPr>
+          <w:rFonts w:ascii="Times New Roman" w:hAnsi="Times New Roman"/>
+          <w:sz w:val="20"/>
+        </w:rPr>
+        <w:t>This section presents a comparative analysis of the reviewed studies, discusses key findings and performance metrics, examines emerging research trends, and identifies critical research gaps that remain unaddressed in the current literature.</w:t>
+      </w:r>
+    </w:p>
+    <w:p>
+      <w:pPr>
+        <w:spacing w:before="160" w:after="60"/>
+      </w:pPr>
+      <w:r>
+        <w:rPr>
+          <w:rFonts w:ascii="Times New Roman" w:hAnsi="Times New Roman"/>
+          <w:b/>
+          <w:i/>
+          <w:sz w:val="20"/>
+        </w:rPr>
+        <w:t>A. Comparative Analysis of Reviewed Studies</w:t>
+      </w:r>
+    </w:p>
+    <w:p>
+      <w:pPr>
+        <w:spacing w:after="40"/>
+        <w:ind w:firstLine="283"/>
+        <w:jc w:val="both"/>
+      </w:pPr>
+      <w:r>
+        <w:rPr>
+          <w:rFonts w:ascii="Times New Roman" w:hAnsi="Times New Roman"/>
+          <w:sz w:val="20"/>
+        </w:rPr>
+        <w:t>The 6 paper show 3 main research area. Paper [1] and [2] do math and design rule. Paper [3] and [4] make test tool and AI architecture. Paper [5] and [6] do real farm application and big survey review. All are important for battery-free system.</w:t>
+      </w:r>
+    </w:p>
+    <w:p>
+      <w:pPr>
+        <w:spacing w:after="40"/>
+        <w:ind w:firstLine="283"/>
+        <w:jc w:val="both"/>
+      </w:pPr>
+      <w:r>
+        <w:rPr>
+          <w:rFonts w:ascii="Times New Roman" w:hAnsi="Times New Roman"/>
+          <w:sz w:val="20"/>
+        </w:rPr>
+        <w:t>All paper show that researcher now care about real use, not just show it work. Math from [1] and rule from [2] help each other. EStacker [3] can test AI from HANNA [4]. They all connect together to make battery-free system better.</w:t>
+      </w:r>
+    </w:p>
+    <w:p>
+      <w:pPr>
+        <w:spacing w:before="160" w:after="60"/>
+      </w:pPr>
+      <w:r>
+        <w:rPr>
+          <w:rFonts w:ascii="Times New Roman" w:hAnsi="Times New Roman"/>
+          <w:b/>
+          <w:i/>
+          <w:sz w:val="20"/>
+        </w:rPr>
+        <w:t>B. Key Findings and Performance Metrics</w:t>
+      </w:r>
+    </w:p>
+    <w:p>
+      <w:pPr>
+        <w:spacing w:after="40"/>
+        <w:ind w:firstLine="283"/>
+        <w:jc w:val="both"/>
+      </w:pPr>
+      <w:r>
+        <w:rPr>
+          <w:rFonts w:ascii="Times New Roman" w:hAnsi="Times New Roman"/>
+          <w:sz w:val="20"/>
+        </w:rPr>
+        <w:t>The number result in paper show big improvement. Table III show main performance number for all paper.</w:t>
+      </w:r>
+    </w:p>
+    <w:p>
+      <w:pPr>
+        <w:spacing w:before="120" w:after="40"/>
+        <w:jc w:val="center"/>
+      </w:pPr>
+      <w:r>
+        <w:rPr>
+          <w:rFonts w:ascii="Times New Roman" w:hAnsi="Times New Roman"/>
+          <w:b/>
+          <w:sz w:val="16"/>
+        </w:rPr>
+        <w:t>TABLE III: Quantitative Performance Metrics of Reviewed Studies</w:t>
+      </w:r>
+    </w:p>
+    <w:tbl>
+      <w:tblPr>
+        <w:tblStyle w:val="TableGrid"/>
+        <w:tblW w:type="auto" w:w="0"/>
+        <w:tblLook w:firstColumn="1" w:firstRow="1" w:lastColumn="0" w:lastRow="0" w:noHBand="0" w:noVBand="1" w:val="04A0"/>
+      </w:tblPr>
+      <w:tblGrid>
+        <w:gridCol w:w="1978"/>
+        <w:gridCol w:w="1978"/>
+        <w:gridCol w:w="1978"/>
+        <w:gridCol w:w="1978"/>
+        <w:gridCol w:w="1978"/>
+      </w:tblGrid>
+      <w:tr>
+        <w:tc>
+          <w:tcPr>
+            <w:tcW w:type="dxa" w:w="397"/>
           </w:tcPr>
           <w:p>
             <w:r>
@@ -494,7 +1916,7 @@
         </w:tc>
         <w:tc>
           <w:tcPr>
-            <w:tcW w:type="dxa" w:w="3118"/>
+            <w:tcW w:type="dxa" w:w="1587"/>
           </w:tcPr>
           <w:p>
             <w:r>
@@ -503,13 +1925,13 @@
                 <w:b/>
                 <w:sz w:val="14"/>
               </w:rPr>
-              <w:t>Paper Title</w:t>
+              <w:t>Metric</w:t>
             </w:r>
           </w:p>
         </w:tc>
         <w:tc>
           <w:tcPr>
-            <w:tcW w:type="dxa" w:w="3685"/>
+            <w:tcW w:type="dxa" w:w="1417"/>
           </w:tcPr>
           <w:p>
             <w:r>
@@ -518,13 +1940,13 @@
                 <w:b/>
                 <w:sz w:val="14"/>
               </w:rPr>
-              <w:t>Key Contribution</w:t>
+              <w:t>Value</w:t>
             </w:r>
           </w:p>
         </w:tc>
         <w:tc>
           <w:tcPr>
-            <w:tcW w:type="dxa" w:w="680"/>
+            <w:tcW w:type="dxa" w:w="1417"/>
           </w:tcPr>
           <w:p>
             <w:r>
@@ -533,7 +1955,22 @@
                 <w:b/>
                 <w:sz w:val="14"/>
               </w:rPr>
-              <w:t>Year</w:t>
+              <w:t>Improvement</w:t>
+            </w:r>
+          </w:p>
+        </w:tc>
+        <w:tc>
+          <w:tcPr>
+            <w:tcW w:type="dxa" w:w="1417"/>
+          </w:tcPr>
+          <w:p>
+            <w:r>
+              <w:rPr>
+                <w:rFonts w:ascii="Times New Roman" w:hAnsi="Times New Roman"/>
+                <w:b/>
+                <w:sz w:val="14"/>
+              </w:rPr>
+              <w:t>Baseline</w:t>
             </w:r>
           </w:p>
         </w:tc>
@@ -541,7 +1978,7 @@
       <w:tr>
         <w:tc>
           <w:tcPr>
-            <w:tcW w:type="dxa" w:w="567"/>
+            <w:tcW w:type="dxa" w:w="397"/>
           </w:tcPr>
           <w:p>
             <w:r>
@@ -555,7 +1992,7 @@
         </w:tc>
         <w:tc>
           <w:tcPr>
-            <w:tcW w:type="dxa" w:w="3118"/>
+            <w:tcW w:type="dxa" w:w="1587"/>
           </w:tcPr>
           <w:p>
             <w:r>
@@ -563,13 +2000,13 @@
                 <w:rFonts w:ascii="Times New Roman" w:hAnsi="Times New Roman"/>
                 <w:sz w:val="14"/>
               </w:rPr>
-              <w:t>Analytical Modeling of Batteryless IoT Sensors Powered by Ambient Energy Harvesting</w:t>
+              <w:t>Voltage prediction accuracy</w:t>
             </w:r>
           </w:p>
         </w:tc>
         <w:tc>
           <w:tcPr>
-            <w:tcW w:type="dxa" w:w="3685"/>
+            <w:tcW w:type="dxa" w:w="1417"/>
           </w:tcPr>
           <w:p>
             <w:r>
@@ -577,13 +2014,13 @@
                 <w:rFonts w:ascii="Times New Roman" w:hAnsi="Times New Roman"/>
                 <w:sz w:val="14"/>
               </w:rPr>
-              <w:t>Mathematical framework for energy dynamics modeling of batteryless IoT nodes with power management</w:t>
+              <w:t>3 scenarios validated</w:t>
             </w:r>
           </w:p>
         </w:tc>
         <w:tc>
           <w:tcPr>
-            <w:tcW w:type="dxa" w:w="680"/>
+            <w:tcW w:type="dxa" w:w="1417"/>
           </w:tcPr>
           <w:p>
             <w:r>
@@ -591,7 +2028,21 @@
                 <w:rFonts w:ascii="Times New Roman" w:hAnsi="Times New Roman"/>
                 <w:sz w:val="14"/>
               </w:rPr>
-              <w:t>2025</w:t>
+              <w:t>High correlation</w:t>
+            </w:r>
+          </w:p>
+        </w:tc>
+        <w:tc>
+          <w:tcPr>
+            <w:tcW w:type="dxa" w:w="1417"/>
+          </w:tcPr>
+          <w:p>
+            <w:r>
+              <w:rPr>
+                <w:rFonts w:ascii="Times New Roman" w:hAnsi="Times New Roman"/>
+                <w:sz w:val="14"/>
+              </w:rPr>
+              <w:t>Measured profiles</w:t>
             </w:r>
           </w:p>
         </w:tc>
@@ -599,7 +2050,7 @@
       <w:tr>
         <w:tc>
           <w:tcPr>
-            <w:tcW w:type="dxa" w:w="567"/>
+            <w:tcW w:type="dxa" w:w="397"/>
           </w:tcPr>
           <w:p>
             <w:r>
@@ -613,7 +2064,7 @@
         </w:tc>
         <w:tc>
           <w:tcPr>
-            <w:tcW w:type="dxa" w:w="3118"/>
+            <w:tcW w:type="dxa" w:w="1587"/>
           </w:tcPr>
           <w:p>
             <w:r>
@@ -621,13 +2072,13 @@
                 <w:rFonts w:ascii="Times New Roman" w:hAnsi="Times New Roman"/>
                 <w:sz w:val="14"/>
               </w:rPr>
-              <w:t>Designing Cost-Effective Battery-Less Energy Harvesting for Intermittent Wireless Communication</w:t>
+              <w:t>Operational time extension</w:t>
             </w:r>
           </w:p>
         </w:tc>
         <w:tc>
           <w:tcPr>
-            <w:tcW w:type="dxa" w:w="3685"/>
+            <w:tcW w:type="dxa" w:w="1417"/>
           </w:tcPr>
           <w:p>
             <w:r>
@@ -635,13 +2086,13 @@
                 <w:rFonts w:ascii="Times New Roman" w:hAnsi="Times New Roman"/>
                 <w:sz w:val="14"/>
               </w:rPr>
-              <w:t>Duty-based DPM scheme extending operation time by 9.1%–90.0%</w:t>
+              <w:t>9.1%–90.0%</w:t>
             </w:r>
           </w:p>
         </w:tc>
         <w:tc>
           <w:tcPr>
-            <w:tcW w:type="dxa" w:w="680"/>
+            <w:tcW w:type="dxa" w:w="1417"/>
           </w:tcPr>
           <w:p>
             <w:r>
@@ -649,7 +2100,21 @@
                 <w:rFonts w:ascii="Times New Roman" w:hAnsi="Times New Roman"/>
                 <w:sz w:val="14"/>
               </w:rPr>
-              <w:t>2025</w:t>
+              <w:t>+9.1% to +90.0%</w:t>
+            </w:r>
+          </w:p>
+        </w:tc>
+        <w:tc>
+          <w:tcPr>
+            <w:tcW w:type="dxa" w:w="1417"/>
+          </w:tcPr>
+          <w:p>
+            <w:r>
+              <w:rPr>
+                <w:rFonts w:ascii="Times New Roman" w:hAnsi="Times New Roman"/>
+                <w:sz w:val="14"/>
+              </w:rPr>
+              <w:t>Threshold-based DPM</w:t>
             </w:r>
           </w:p>
         </w:tc>
@@ -657,7 +2122,7 @@
       <w:tr>
         <w:tc>
           <w:tcPr>
-            <w:tcW w:type="dxa" w:w="567"/>
+            <w:tcW w:type="dxa" w:w="397"/>
           </w:tcPr>
           <w:p>
             <w:r>
@@ -671,7 +2136,7 @@
         </w:tc>
         <w:tc>
           <w:tcPr>
-            <w:tcW w:type="dxa" w:w="3118"/>
+            <w:tcW w:type="dxa" w:w="1587"/>
           </w:tcPr>
           <w:p>
             <w:r>
@@ -679,13 +2144,13 @@
                 <w:rFonts w:ascii="Times New Roman" w:hAnsi="Times New Roman"/>
                 <w:sz w:val="14"/>
               </w:rPr>
-              <w:t>EStacker: Explaining Battery-Less IoT System Performance with Energy Stacks</w:t>
+              <w:t>Evaluation speedup (ST-SP)</w:t>
             </w:r>
           </w:p>
         </w:tc>
         <w:tc>
           <w:tcPr>
-            <w:tcW w:type="dxa" w:w="3685"/>
+            <w:tcW w:type="dxa" w:w="1417"/>
           </w:tcPr>
           <w:p>
             <w:r>
@@ -693,13 +2158,13 @@
                 <w:rFonts w:ascii="Times New Roman" w:hAnsi="Times New Roman"/>
                 <w:sz w:val="14"/>
               </w:rPr>
-              <w:t>Fair evaluation platform with 6.3× speedup via ST-SP optimization</w:t>
+              <w:t>6.3x</w:t>
             </w:r>
           </w:p>
         </w:tc>
         <w:tc>
           <w:tcPr>
-            <w:tcW w:type="dxa" w:w="680"/>
+            <w:tcW w:type="dxa" w:w="1417"/>
           </w:tcPr>
           <w:p>
             <w:r>
@@ -707,7 +2172,21 @@
                 <w:rFonts w:ascii="Times New Roman" w:hAnsi="Times New Roman"/>
                 <w:sz w:val="14"/>
               </w:rPr>
-              <w:t>2026</w:t>
+              <w:t>41.7 days → 7.7 days</w:t>
+            </w:r>
+          </w:p>
+        </w:tc>
+        <w:tc>
+          <w:tcPr>
+            <w:tcW w:type="dxa" w:w="1417"/>
+          </w:tcPr>
+          <w:p>
+            <w:r>
+              <w:rPr>
+                <w:rFonts w:ascii="Times New Roman" w:hAnsi="Times New Roman"/>
+                <w:sz w:val="14"/>
+              </w:rPr>
+              <w:t>Full simulation</w:t>
             </w:r>
           </w:p>
         </w:tc>
@@ -715,7 +2194,151 @@
       <w:tr>
         <w:tc>
           <w:tcPr>
-            <w:tcW w:type="dxa" w:w="567"/>
+            <w:tcW w:type="dxa" w:w="397"/>
+          </w:tcPr>
+          <w:p>
+            <w:r>
+              <w:rPr>
+                <w:rFonts w:ascii="Times New Roman" w:hAnsi="Times New Roman"/>
+                <w:sz w:val="14"/>
+              </w:rPr>
+              <w:t>[3]</w:t>
+            </w:r>
+          </w:p>
+        </w:tc>
+        <w:tc>
+          <w:tcPr>
+            <w:tcW w:type="dxa" w:w="1587"/>
+          </w:tcPr>
+          <w:p>
+            <w:r>
+              <w:rPr>
+                <w:rFonts w:ascii="Times New Roman" w:hAnsi="Times New Roman"/>
+                <w:sz w:val="14"/>
+              </w:rPr>
+              <w:t>Throughput timing error</w:t>
+            </w:r>
+          </w:p>
+        </w:tc>
+        <w:tc>
+          <w:tcPr>
+            <w:tcW w:type="dxa" w:w="1417"/>
+          </w:tcPr>
+          <w:p>
+            <w:r>
+              <w:rPr>
+                <w:rFonts w:ascii="Times New Roman" w:hAnsi="Times New Roman"/>
+                <w:sz w:val="14"/>
+              </w:rPr>
+              <w:t>7.7%</w:t>
+            </w:r>
+          </w:p>
+        </w:tc>
+        <w:tc>
+          <w:tcPr>
+            <w:tcW w:type="dxa" w:w="1417"/>
+          </w:tcPr>
+          <w:p>
+            <w:r>
+              <w:rPr>
+                <w:rFonts w:ascii="Times New Roman" w:hAnsi="Times New Roman"/>
+                <w:sz w:val="14"/>
+              </w:rPr>
+              <w:t>N/A</w:t>
+            </w:r>
+          </w:p>
+        </w:tc>
+        <w:tc>
+          <w:tcPr>
+            <w:tcW w:type="dxa" w:w="1417"/>
+          </w:tcPr>
+          <w:p>
+            <w:r>
+              <w:rPr>
+                <w:rFonts w:ascii="Times New Roman" w:hAnsi="Times New Roman"/>
+                <w:sz w:val="14"/>
+              </w:rPr>
+              <w:t>Cycle-accurate sim.</w:t>
+            </w:r>
+          </w:p>
+        </w:tc>
+      </w:tr>
+      <w:tr>
+        <w:tc>
+          <w:tcPr>
+            <w:tcW w:type="dxa" w:w="397"/>
+          </w:tcPr>
+          <w:p>
+            <w:r>
+              <w:rPr>
+                <w:rFonts w:ascii="Times New Roman" w:hAnsi="Times New Roman"/>
+                <w:sz w:val="14"/>
+              </w:rPr>
+              <w:t>[3]</w:t>
+            </w:r>
+          </w:p>
+        </w:tc>
+        <w:tc>
+          <w:tcPr>
+            <w:tcW w:type="dxa" w:w="1587"/>
+          </w:tcPr>
+          <w:p>
+            <w:r>
+              <w:rPr>
+                <w:rFonts w:ascii="Times New Roman" w:hAnsi="Times New Roman"/>
+                <w:sz w:val="14"/>
+              </w:rPr>
+              <w:t>App. performance gain</w:t>
+            </w:r>
+          </w:p>
+        </w:tc>
+        <w:tc>
+          <w:tcPr>
+            <w:tcW w:type="dxa" w:w="1417"/>
+          </w:tcPr>
+          <w:p>
+            <w:r>
+              <w:rPr>
+                <w:rFonts w:ascii="Times New Roman" w:hAnsi="Times New Roman"/>
+                <w:sz w:val="14"/>
+              </w:rPr>
+              <w:t>3.3x</w:t>
+            </w:r>
+          </w:p>
+        </w:tc>
+        <w:tc>
+          <w:tcPr>
+            <w:tcW w:type="dxa" w:w="1417"/>
+          </w:tcPr>
+          <w:p>
+            <w:r>
+              <w:rPr>
+                <w:rFonts w:ascii="Times New Roman" w:hAnsi="Times New Roman"/>
+                <w:sz w:val="14"/>
+              </w:rPr>
+              <w:t>+230%</w:t>
+            </w:r>
+          </w:p>
+        </w:tc>
+        <w:tc>
+          <w:tcPr>
+            <w:tcW w:type="dxa" w:w="1417"/>
+          </w:tcPr>
+          <w:p>
+            <w:r>
+              <w:rPr>
+                <w:rFonts w:ascii="Times New Roman" w:hAnsi="Times New Roman"/>
+                <w:sz w:val="14"/>
+              </w:rPr>
+              <w:t>Unoptimized config.</w:t>
+            </w:r>
+          </w:p>
+        </w:tc>
+      </w:tr>
+      <w:tr>
+        <w:tc>
+          <w:tcPr>
+            <w:tcW w:type="dxa" w:w="397"/>
           </w:tcPr>
           <w:p>
             <w:r>
@@ -729,7 +2352,7 @@
         </w:tc>
         <w:tc>
           <w:tcPr>
-            <w:tcW w:type="dxa" w:w="3118"/>
+            <w:tcW w:type="dxa" w:w="1587"/>
           </w:tcPr>
           <w:p>
             <w:r>
@@ -737,13 +2360,13 @@
                 <w:rFonts w:ascii="Times New Roman" w:hAnsi="Times New Roman"/>
                 <w:sz w:val="14"/>
               </w:rPr>
-              <w:t>HANNA: Harvesting-Aware Neural Network Architecture Search for Batteryless Intermittent Devices</w:t>
+              <w:t>Inference accuracy gain</w:t>
             </w:r>
           </w:p>
         </w:tc>
         <w:tc>
           <w:tcPr>
-            <w:tcW w:type="dxa" w:w="3685"/>
+            <w:tcW w:type="dxa" w:w="1417"/>
           </w:tcPr>
           <w:p>
             <w:r>
@@ -751,13 +2374,13 @@
                 <w:rFonts w:ascii="Times New Roman" w:hAnsi="Times New Roman"/>
                 <w:sz w:val="14"/>
               </w:rPr>
-              <w:t>Energy-harvesting-aware NAS for adaptive DNN inference on batteryless devices</w:t>
+              <w:t>10%–44%</w:t>
             </w:r>
           </w:p>
         </w:tc>
         <w:tc>
           <w:tcPr>
-            <w:tcW w:type="dxa" w:w="680"/>
+            <w:tcW w:type="dxa" w:w="1417"/>
           </w:tcPr>
           <w:p>
             <w:r>
@@ -765,7 +2388,21 @@
                 <w:rFonts w:ascii="Times New Roman" w:hAnsi="Times New Roman"/>
                 <w:sz w:val="14"/>
               </w:rPr>
-              <w:t>2024</w:t>
+              <w:t>+10% to +44%</w:t>
+            </w:r>
+          </w:p>
+        </w:tc>
+        <w:tc>
+          <w:tcPr>
+            <w:tcW w:type="dxa" w:w="1417"/>
+          </w:tcPr>
+          <w:p>
+            <w:r>
+              <w:rPr>
+                <w:rFonts w:ascii="Times New Roman" w:hAnsi="Times New Roman"/>
+                <w:sz w:val="14"/>
+              </w:rPr>
+              <w:t>SOTA NAS methods</w:t>
             </w:r>
           </w:p>
         </w:tc>
@@ -773,7 +2410,79 @@
       <w:tr>
         <w:tc>
           <w:tcPr>
-            <w:tcW w:type="dxa" w:w="567"/>
+            <w:tcW w:type="dxa" w:w="397"/>
+          </w:tcPr>
+          <w:p>
+            <w:r>
+              <w:rPr>
+                <w:rFonts w:ascii="Times New Roman" w:hAnsi="Times New Roman"/>
+                <w:sz w:val="14"/>
+              </w:rPr>
+              <w:t>[4]</w:t>
+            </w:r>
+          </w:p>
+        </w:tc>
+        <w:tc>
+          <w:tcPr>
+            <w:tcW w:type="dxa" w:w="1587"/>
+          </w:tcPr>
+          <w:p>
+            <w:r>
+              <w:rPr>
+                <w:rFonts w:ascii="Times New Roman" w:hAnsi="Times New Roman"/>
+                <w:sz w:val="14"/>
+              </w:rPr>
+              <w:t>NAS search cost</w:t>
+            </w:r>
+          </w:p>
+        </w:tc>
+        <w:tc>
+          <w:tcPr>
+            <w:tcW w:type="dxa" w:w="1417"/>
+          </w:tcPr>
+          <w:p>
+            <w:r>
+              <w:rPr>
+                <w:rFonts w:ascii="Times New Roman" w:hAnsi="Times New Roman"/>
+                <w:sz w:val="14"/>
+              </w:rPr>
+              <w:t>1-shot</w:t>
+            </w:r>
+          </w:p>
+        </w:tc>
+        <w:tc>
+          <w:tcPr>
+            <w:tcW w:type="dxa" w:w="1417"/>
+          </w:tcPr>
+          <w:p>
+            <w:r>
+              <w:rPr>
+                <w:rFonts w:ascii="Times New Roman" w:hAnsi="Times New Roman"/>
+                <w:sz w:val="14"/>
+              </w:rPr>
+              <w:t>Significant reduction</w:t>
+            </w:r>
+          </w:p>
+        </w:tc>
+        <w:tc>
+          <w:tcPr>
+            <w:tcW w:type="dxa" w:w="1417"/>
+          </w:tcPr>
+          <w:p>
+            <w:r>
+              <w:rPr>
+                <w:rFonts w:ascii="Times New Roman" w:hAnsi="Times New Roman"/>
+                <w:sz w:val="14"/>
+              </w:rPr>
+              <w:t>Traditional NAS</w:t>
+            </w:r>
+          </w:p>
+        </w:tc>
+      </w:tr>
+      <w:tr>
+        <w:tc>
+          <w:tcPr>
+            <w:tcW w:type="dxa" w:w="397"/>
           </w:tcPr>
           <w:p>
             <w:r>
@@ -787,7 +2496,7 @@
         </w:tc>
         <w:tc>
           <w:tcPr>
-            <w:tcW w:type="dxa" w:w="3118"/>
+            <w:tcW w:type="dxa" w:w="1587"/>
           </w:tcPr>
           <w:p>
             <w:r>
@@ -795,13 +2504,13 @@
                 <w:rFonts w:ascii="Times New Roman" w:hAnsi="Times New Roman"/>
                 <w:sz w:val="14"/>
               </w:rPr>
-              <w:t>Autonomous Agricultural Monitoring with Aerial Drones and RF Energy-Harvesting Sensor Tags</w:t>
+              <w:t>Tag comm. range (BLE)</w:t>
             </w:r>
           </w:p>
         </w:tc>
         <w:tc>
           <w:tcPr>
-            <w:tcW w:type="dxa" w:w="3685"/>
+            <w:tcW w:type="dxa" w:w="1417"/>
           </w:tcPr>
           <w:p>
             <w:r>
@@ -809,13 +2518,13 @@
                 <w:rFonts w:ascii="Times New Roman" w:hAnsi="Times New Roman"/>
                 <w:sz w:val="14"/>
               </w:rPr>
-              <w:t>UAV-powered battery-free precision agriculture sensor system</w:t>
+              <w:t>10 m</w:t>
             </w:r>
           </w:p>
         </w:tc>
         <w:tc>
           <w:tcPr>
-            <w:tcW w:type="dxa" w:w="680"/>
+            <w:tcW w:type="dxa" w:w="1417"/>
           </w:tcPr>
           <w:p>
             <w:r>
@@ -823,7 +2532,21 @@
                 <w:rFonts w:ascii="Times New Roman" w:hAnsi="Times New Roman"/>
                 <w:sz w:val="14"/>
               </w:rPr>
-              <w:t>2025</w:t>
+              <w:t>N/A</w:t>
+            </w:r>
+          </w:p>
+        </w:tc>
+        <w:tc>
+          <w:tcPr>
+            <w:tcW w:type="dxa" w:w="1417"/>
+          </w:tcPr>
+          <w:p>
+            <w:r>
+              <w:rPr>
+                <w:rFonts w:ascii="Times New Roman" w:hAnsi="Times New Roman"/>
+                <w:sz w:val="14"/>
+              </w:rPr>
+              <w:t>N/A</w:t>
             </w:r>
           </w:p>
         </w:tc>
@@ -831,7 +2554,7 @@
       <w:tr>
         <w:tc>
           <w:tcPr>
-            <w:tcW w:type="dxa" w:w="567"/>
+            <w:tcW w:type="dxa" w:w="397"/>
           </w:tcPr>
           <w:p>
             <w:r>
@@ -839,13 +2562,13 @@
                 <w:rFonts w:ascii="Times New Roman" w:hAnsi="Times New Roman"/>
                 <w:sz w:val="14"/>
               </w:rPr>
-              <w:t>[6]</w:t>
+              <w:t>[5]</w:t>
             </w:r>
           </w:p>
         </w:tc>
         <w:tc>
           <w:tcPr>
-            <w:tcW w:type="dxa" w:w="3118"/>
+            <w:tcW w:type="dxa" w:w="1587"/>
           </w:tcPr>
           <w:p>
             <w:r>
@@ -853,13 +2576,13 @@
                 <w:rFonts w:ascii="Times New Roman" w:hAnsi="Times New Roman"/>
                 <w:sz w:val="14"/>
               </w:rPr>
-              <w:t>Batteryless Systems for IoT: A Survey of Circuit and System Design (MWSCAS 2025)</w:t>
+              <w:t>RF harvest frequency</w:t>
             </w:r>
           </w:p>
         </w:tc>
         <w:tc>
           <w:tcPr>
-            <w:tcW w:type="dxa" w:w="3685"/>
+            <w:tcW w:type="dxa" w:w="1417"/>
           </w:tcPr>
           <w:p>
             <w:r>
@@ -867,13 +2590,13 @@
                 <w:rFonts w:ascii="Times New Roman" w:hAnsi="Times New Roman"/>
                 <w:sz w:val="14"/>
               </w:rPr>
-              <w:t>Comprehensive circuit-level survey of intermittent computing architectures</w:t>
+              <w:t>918 MHz</w:t>
             </w:r>
           </w:p>
         </w:tc>
         <w:tc>
           <w:tcPr>
-            <w:tcW w:type="dxa" w:w="680"/>
+            <w:tcW w:type="dxa" w:w="1417"/>
           </w:tcPr>
           <w:p>
             <w:r>
@@ -881,7 +2604,165 @@
                 <w:rFonts w:ascii="Times New Roman" w:hAnsi="Times New Roman"/>
                 <w:sz w:val="14"/>
               </w:rPr>
-              <w:t>2025</w:t>
+              <w:t>N/A</w:t>
+            </w:r>
+          </w:p>
+        </w:tc>
+        <w:tc>
+          <w:tcPr>
+            <w:tcW w:type="dxa" w:w="1417"/>
+          </w:tcPr>
+          <w:p>
+            <w:r>
+              <w:rPr>
+                <w:rFonts w:ascii="Times New Roman" w:hAnsi="Times New Roman"/>
+                <w:sz w:val="14"/>
+              </w:rPr>
+              <w:t>N/A</w:t>
+            </w:r>
+          </w:p>
+        </w:tc>
+      </w:tr>
+      <w:tr>
+        <w:tc>
+          <w:tcPr>
+            <w:tcW w:type="dxa" w:w="397"/>
+          </w:tcPr>
+          <w:p>
+            <w:r>
+              <w:rPr>
+                <w:rFonts w:ascii="Times New Roman" w:hAnsi="Times New Roman"/>
+                <w:sz w:val="14"/>
+              </w:rPr>
+              <w:t>[5]</w:t>
+            </w:r>
+          </w:p>
+        </w:tc>
+        <w:tc>
+          <w:tcPr>
+            <w:tcW w:type="dxa" w:w="1587"/>
+          </w:tcPr>
+          <w:p>
+            <w:r>
+              <w:rPr>
+                <w:rFonts w:ascii="Times New Roman" w:hAnsi="Times New Roman"/>
+                <w:sz w:val="14"/>
+              </w:rPr>
+              <w:t>Active TX frequency</w:t>
+            </w:r>
+          </w:p>
+        </w:tc>
+        <w:tc>
+          <w:tcPr>
+            <w:tcW w:type="dxa" w:w="1417"/>
+          </w:tcPr>
+          <w:p>
+            <w:r>
+              <w:rPr>
+                <w:rFonts w:ascii="Times New Roman" w:hAnsi="Times New Roman"/>
+                <w:sz w:val="14"/>
+              </w:rPr>
+              <w:t>2.4 GHz</w:t>
+            </w:r>
+          </w:p>
+        </w:tc>
+        <w:tc>
+          <w:tcPr>
+            <w:tcW w:type="dxa" w:w="1417"/>
+          </w:tcPr>
+          <w:p>
+            <w:r>
+              <w:rPr>
+                <w:rFonts w:ascii="Times New Roman" w:hAnsi="Times New Roman"/>
+                <w:sz w:val="14"/>
+              </w:rPr>
+              <w:t>N/A</w:t>
+            </w:r>
+          </w:p>
+        </w:tc>
+        <w:tc>
+          <w:tcPr>
+            <w:tcW w:type="dxa" w:w="1417"/>
+          </w:tcPr>
+          <w:p>
+            <w:r>
+              <w:rPr>
+                <w:rFonts w:ascii="Times New Roman" w:hAnsi="Times New Roman"/>
+                <w:sz w:val="14"/>
+              </w:rPr>
+              <w:t>N/A</w:t>
+            </w:r>
+          </w:p>
+        </w:tc>
+      </w:tr>
+      <w:tr>
+        <w:tc>
+          <w:tcPr>
+            <w:tcW w:type="dxa" w:w="397"/>
+          </w:tcPr>
+          <w:p>
+            <w:r>
+              <w:rPr>
+                <w:rFonts w:ascii="Times New Roman" w:hAnsi="Times New Roman"/>
+                <w:sz w:val="14"/>
+              </w:rPr>
+              <w:t>[5]</w:t>
+            </w:r>
+          </w:p>
+        </w:tc>
+        <w:tc>
+          <w:tcPr>
+            <w:tcW w:type="dxa" w:w="1587"/>
+          </w:tcPr>
+          <w:p>
+            <w:r>
+              <w:rPr>
+                <w:rFonts w:ascii="Times New Roman" w:hAnsi="Times New Roman"/>
+                <w:sz w:val="14"/>
+              </w:rPr>
+              <w:t>Aerial data packets received</w:t>
+            </w:r>
+          </w:p>
+        </w:tc>
+        <w:tc>
+          <w:tcPr>
+            <w:tcW w:type="dxa" w:w="1417"/>
+          </w:tcPr>
+          <w:p>
+            <w:r>
+              <w:rPr>
+                <w:rFonts w:ascii="Times New Roman" w:hAnsi="Times New Roman"/>
+                <w:sz w:val="14"/>
+              </w:rPr>
+              <w:t>1 (ID only)</w:t>
+            </w:r>
+          </w:p>
+        </w:tc>
+        <w:tc>
+          <w:tcPr>
+            <w:tcW w:type="dxa" w:w="1417"/>
+          </w:tcPr>
+          <w:p>
+            <w:r>
+              <w:rPr>
+                <w:rFonts w:ascii="Times New Roman" w:hAnsi="Times New Roman"/>
+                <w:sz w:val="14"/>
+              </w:rPr>
+              <w:t>0 temp. packets</w:t>
+            </w:r>
+          </w:p>
+        </w:tc>
+        <w:tc>
+          <w:tcPr>
+            <w:tcW w:type="dxa" w:w="1417"/>
+          </w:tcPr>
+          <w:p>
+            <w:r>
+              <w:rPr>
+                <w:rFonts w:ascii="Times New Roman" w:hAnsi="Times New Roman"/>
+                <w:sz w:val="14"/>
+              </w:rPr>
+              <w:t>Ground: reliable</w:t>
             </w:r>
           </w:p>
         </w:tc>
@@ -903,7 +2784,7 @@
           <w:rFonts w:ascii="Times New Roman" w:hAnsi="Times New Roman"/>
           <w:sz w:val="20"/>
         </w:rPr>
-        <w:t>The six reviewed papers collectively represent three major research thrusts in contemporary battery-free embedded system development: (1) theoretical modeling and design methodology (Papers [1] and [2]), (2) evaluation, benchmarking, and architecture innovation (Papers [3] and [4]), and (3) application-driven system integration and comprehensive technology surveys (Papers [5] and [6]). A notable convergence across all works is the shift from demonstrating the mere feasibility of batteryless operation to addressing practical deployment challenges including reliability, predictability, and scalability.</w:t>
+        <w:t>Power method in [2] make system work 9.1% to 90% longer time. It help most when energy is very low. EStacker [3] make test 6.3x faster but error is only 7.7%. It also find problem in app and make it 3.3x better, so test time go from 41.7 day to 7.7 day.</w:t>
       </w:r>
     </w:p>
     <w:p>
@@ -917,7 +2798,916 @@
           <w:rFonts w:ascii="Times New Roman" w:hAnsi="Times New Roman"/>
           <w:sz w:val="20"/>
         </w:rPr>
-        <w:t>The modeling contributions of Fernández Landivar et al. [1] and the design methodology of the IEEE Access paper [2] are complementary: while [1] provides the analytical foundation for understanding energy dynamics, [2] translates these insights into actionable design rules for wireless communication systems. Similarly, EStacker [3] provides the evaluation infrastructure needed to validate designs produced by approaches like HANNA [4], creating a natural toolchain for battery-free system development. The application-focused work of Kudyba and Sun [5] demonstrates real-world deployment challenges that motivate the theoretical and systems-level innovations in the other papers, while the MWSCAS survey [6] provides the comprehensive technology landscape that contextualizes all contributions.</w:t>
+        <w:t>HANNA [4] improve AI accuracy by 10% to 44% compare to old AI. It also make search cost lower. The AI it find is different. It have smaller layer and save state more time. So it can finish job in short power time.</w:t>
+      </w:r>
+    </w:p>
+    <w:p>
+      <w:pPr>
+        <w:spacing w:after="40"/>
+        <w:ind w:firstLine="283"/>
+        <w:jc w:val="both"/>
+      </w:pPr>
+      <w:r>
+        <w:rPr>
+          <w:rFonts w:ascii="Times New Roman" w:hAnsi="Times New Roman"/>
+          <w:sz w:val="20"/>
+        </w:rPr>
+        <w:t>Farm system in [5] use 918 MHz radio to harvest energy. It use 2.4 GHz to send data up to 10 meter. Ground test is good. But drone test fail because drone motor make interference. They get 1 ID packet but no temp data.</w:t>
+      </w:r>
+    </w:p>
+    <w:p>
+      <w:pPr>
+        <w:spacing w:before="120" w:after="40"/>
+        <w:jc w:val="center"/>
+      </w:pPr>
+      <w:r>
+        <w:rPr>
+          <w:rFonts w:ascii="Times New Roman" w:hAnsi="Times New Roman"/>
+          <w:b/>
+          <w:sz w:val="16"/>
+        </w:rPr>
+        <w:t>TABLE IV: Technical Specifications of Reviewed Systems</w:t>
+      </w:r>
+    </w:p>
+    <w:tbl>
+      <w:tblPr>
+        <w:tblStyle w:val="TableGrid"/>
+        <w:tblW w:type="auto" w:w="0"/>
+        <w:tblLook w:firstColumn="1" w:firstRow="1" w:lastColumn="0" w:lastRow="0" w:noHBand="0" w:noVBand="1" w:val="04A0"/>
+      </w:tblPr>
+      <w:tblGrid>
+        <w:gridCol w:w="1413"/>
+        <w:gridCol w:w="1413"/>
+        <w:gridCol w:w="1413"/>
+        <w:gridCol w:w="1413"/>
+        <w:gridCol w:w="1413"/>
+        <w:gridCol w:w="1413"/>
+        <w:gridCol w:w="1413"/>
+      </w:tblGrid>
+      <w:tr>
+        <w:tc>
+          <w:tcPr>
+            <w:tcW w:type="dxa" w:w="397"/>
+          </w:tcPr>
+          <w:p>
+            <w:r>
+              <w:rPr>
+                <w:rFonts w:ascii="Times New Roman" w:hAnsi="Times New Roman"/>
+                <w:b/>
+                <w:sz w:val="14"/>
+              </w:rPr>
+              <w:t>Ref.</w:t>
+            </w:r>
+          </w:p>
+        </w:tc>
+        <w:tc>
+          <w:tcPr>
+            <w:tcW w:type="dxa" w:w="1134"/>
+          </w:tcPr>
+          <w:p>
+            <w:r>
+              <w:rPr>
+                <w:rFonts w:ascii="Times New Roman" w:hAnsi="Times New Roman"/>
+                <w:b/>
+                <w:sz w:val="14"/>
+              </w:rPr>
+              <w:t>Harvest Freq.</w:t>
+            </w:r>
+          </w:p>
+        </w:tc>
+        <w:tc>
+          <w:tcPr>
+            <w:tcW w:type="dxa" w:w="1134"/>
+          </w:tcPr>
+          <w:p>
+            <w:r>
+              <w:rPr>
+                <w:rFonts w:ascii="Times New Roman" w:hAnsi="Times New Roman"/>
+                <w:b/>
+                <w:sz w:val="14"/>
+              </w:rPr>
+              <w:t>TX Freq.</w:t>
+            </w:r>
+          </w:p>
+        </w:tc>
+        <w:tc>
+          <w:tcPr>
+            <w:tcW w:type="dxa" w:w="1247"/>
+          </w:tcPr>
+          <w:p>
+            <w:r>
+              <w:rPr>
+                <w:rFonts w:ascii="Times New Roman" w:hAnsi="Times New Roman"/>
+                <w:b/>
+                <w:sz w:val="14"/>
+              </w:rPr>
+              <w:t>Storage Type</w:t>
+            </w:r>
+          </w:p>
+        </w:tc>
+        <w:tc>
+          <w:tcPr>
+            <w:tcW w:type="dxa" w:w="680"/>
+          </w:tcPr>
+          <w:p>
+            <w:r>
+              <w:rPr>
+                <w:rFonts w:ascii="Times New Roman" w:hAnsi="Times New Roman"/>
+                <w:b/>
+                <w:sz w:val="14"/>
+              </w:rPr>
+              <w:t>Range</w:t>
+            </w:r>
+          </w:p>
+        </w:tc>
+        <w:tc>
+          <w:tcPr>
+            <w:tcW w:type="dxa" w:w="1247"/>
+          </w:tcPr>
+          <w:p>
+            <w:r>
+              <w:rPr>
+                <w:rFonts w:ascii="Times New Roman" w:hAnsi="Times New Roman"/>
+                <w:b/>
+                <w:sz w:val="14"/>
+              </w:rPr>
+              <w:t>Eval. Scale</w:t>
+            </w:r>
+          </w:p>
+        </w:tc>
+        <w:tc>
+          <w:tcPr>
+            <w:tcW w:type="dxa" w:w="567"/>
+          </w:tcPr>
+          <w:p>
+            <w:r>
+              <w:rPr>
+                <w:rFonts w:ascii="Times New Roman" w:hAnsi="Times New Roman"/>
+                <w:b/>
+                <w:sz w:val="14"/>
+              </w:rPr>
+              <w:t>Year</w:t>
+            </w:r>
+          </w:p>
+        </w:tc>
+      </w:tr>
+      <w:tr>
+        <w:tc>
+          <w:tcPr>
+            <w:tcW w:type="dxa" w:w="397"/>
+          </w:tcPr>
+          <w:p>
+            <w:r>
+              <w:rPr>
+                <w:rFonts w:ascii="Times New Roman" w:hAnsi="Times New Roman"/>
+                <w:sz w:val="14"/>
+              </w:rPr>
+              <w:t>[1]</w:t>
+            </w:r>
+          </w:p>
+        </w:tc>
+        <w:tc>
+          <w:tcPr>
+            <w:tcW w:type="dxa" w:w="1134"/>
+          </w:tcPr>
+          <w:p>
+            <w:r>
+              <w:rPr>
+                <w:rFonts w:ascii="Times New Roman" w:hAnsi="Times New Roman"/>
+                <w:sz w:val="14"/>
+              </w:rPr>
+              <w:t>Solar (indoor)</w:t>
+            </w:r>
+          </w:p>
+        </w:tc>
+        <w:tc>
+          <w:tcPr>
+            <w:tcW w:type="dxa" w:w="1134"/>
+          </w:tcPr>
+          <w:p>
+            <w:r>
+              <w:rPr>
+                <w:rFonts w:ascii="Times New Roman" w:hAnsi="Times New Roman"/>
+                <w:sz w:val="14"/>
+              </w:rPr>
+              <w:t>N/A</w:t>
+            </w:r>
+          </w:p>
+        </w:tc>
+        <w:tc>
+          <w:tcPr>
+            <w:tcW w:type="dxa" w:w="1247"/>
+          </w:tcPr>
+          <w:p>
+            <w:r>
+              <w:rPr>
+                <w:rFonts w:ascii="Times New Roman" w:hAnsi="Times New Roman"/>
+                <w:sz w:val="14"/>
+              </w:rPr>
+              <w:t>Supercapacitor</w:t>
+            </w:r>
+          </w:p>
+        </w:tc>
+        <w:tc>
+          <w:tcPr>
+            <w:tcW w:type="dxa" w:w="680"/>
+          </w:tcPr>
+          <w:p>
+            <w:r>
+              <w:rPr>
+                <w:rFonts w:ascii="Times New Roman" w:hAnsi="Times New Roman"/>
+                <w:sz w:val="14"/>
+              </w:rPr>
+              <w:t>N/A</w:t>
+            </w:r>
+          </w:p>
+        </w:tc>
+        <w:tc>
+          <w:tcPr>
+            <w:tcW w:type="dxa" w:w="1247"/>
+          </w:tcPr>
+          <w:p>
+            <w:r>
+              <w:rPr>
+                <w:rFonts w:ascii="Times New Roman" w:hAnsi="Times New Roman"/>
+                <w:sz w:val="14"/>
+              </w:rPr>
+              <w:t>3 scenarios</w:t>
+            </w:r>
+          </w:p>
+        </w:tc>
+        <w:tc>
+          <w:tcPr>
+            <w:tcW w:type="dxa" w:w="567"/>
+          </w:tcPr>
+          <w:p>
+            <w:r>
+              <w:rPr>
+                <w:rFonts w:ascii="Times New Roman" w:hAnsi="Times New Roman"/>
+                <w:sz w:val="14"/>
+              </w:rPr>
+              <w:t>2025</w:t>
+            </w:r>
+          </w:p>
+        </w:tc>
+      </w:tr>
+      <w:tr>
+        <w:tc>
+          <w:tcPr>
+            <w:tcW w:type="dxa" w:w="397"/>
+          </w:tcPr>
+          <w:p>
+            <w:r>
+              <w:rPr>
+                <w:rFonts w:ascii="Times New Roman" w:hAnsi="Times New Roman"/>
+                <w:sz w:val="14"/>
+              </w:rPr>
+              <w:t>[2]</w:t>
+            </w:r>
+          </w:p>
+        </w:tc>
+        <w:tc>
+          <w:tcPr>
+            <w:tcW w:type="dxa" w:w="1134"/>
+          </w:tcPr>
+          <w:p>
+            <w:r>
+              <w:rPr>
+                <w:rFonts w:ascii="Times New Roman" w:hAnsi="Times New Roman"/>
+                <w:sz w:val="14"/>
+              </w:rPr>
+              <w:t>Ambient</w:t>
+            </w:r>
+          </w:p>
+        </w:tc>
+        <w:tc>
+          <w:tcPr>
+            <w:tcW w:type="dxa" w:w="1134"/>
+          </w:tcPr>
+          <w:p>
+            <w:r>
+              <w:rPr>
+                <w:rFonts w:ascii="Times New Roman" w:hAnsi="Times New Roman"/>
+                <w:sz w:val="14"/>
+              </w:rPr>
+              <w:t>Sub-GHz/ISM</w:t>
+            </w:r>
+          </w:p>
+        </w:tc>
+        <w:tc>
+          <w:tcPr>
+            <w:tcW w:type="dxa" w:w="1247"/>
+          </w:tcPr>
+          <w:p>
+            <w:r>
+              <w:rPr>
+                <w:rFonts w:ascii="Times New Roman" w:hAnsi="Times New Roman"/>
+                <w:sz w:val="14"/>
+              </w:rPr>
+              <w:t>Capacitor</w:t>
+            </w:r>
+          </w:p>
+        </w:tc>
+        <w:tc>
+          <w:tcPr>
+            <w:tcW w:type="dxa" w:w="680"/>
+          </w:tcPr>
+          <w:p>
+            <w:r>
+              <w:rPr>
+                <w:rFonts w:ascii="Times New Roman" w:hAnsi="Times New Roman"/>
+                <w:sz w:val="14"/>
+              </w:rPr>
+              <w:t>N/A</w:t>
+            </w:r>
+          </w:p>
+        </w:tc>
+        <w:tc>
+          <w:tcPr>
+            <w:tcW w:type="dxa" w:w="1247"/>
+          </w:tcPr>
+          <w:p>
+            <w:r>
+              <w:rPr>
+                <w:rFonts w:ascii="Times New Roman" w:hAnsi="Times New Roman"/>
+                <w:sz w:val="14"/>
+              </w:rPr>
+              <w:t>Multiple configs.</w:t>
+            </w:r>
+          </w:p>
+        </w:tc>
+        <w:tc>
+          <w:tcPr>
+            <w:tcW w:type="dxa" w:w="567"/>
+          </w:tcPr>
+          <w:p>
+            <w:r>
+              <w:rPr>
+                <w:rFonts w:ascii="Times New Roman" w:hAnsi="Times New Roman"/>
+                <w:sz w:val="14"/>
+              </w:rPr>
+              <w:t>2025</w:t>
+            </w:r>
+          </w:p>
+        </w:tc>
+      </w:tr>
+      <w:tr>
+        <w:tc>
+          <w:tcPr>
+            <w:tcW w:type="dxa" w:w="397"/>
+          </w:tcPr>
+          <w:p>
+            <w:r>
+              <w:rPr>
+                <w:rFonts w:ascii="Times New Roman" w:hAnsi="Times New Roman"/>
+                <w:sz w:val="14"/>
+              </w:rPr>
+              <w:t>[3]</w:t>
+            </w:r>
+          </w:p>
+        </w:tc>
+        <w:tc>
+          <w:tcPr>
+            <w:tcW w:type="dxa" w:w="1134"/>
+          </w:tcPr>
+          <w:p>
+            <w:r>
+              <w:rPr>
+                <w:rFonts w:ascii="Times New Roman" w:hAnsi="Times New Roman"/>
+                <w:sz w:val="14"/>
+              </w:rPr>
+              <w:t>Simulated</w:t>
+            </w:r>
+          </w:p>
+        </w:tc>
+        <w:tc>
+          <w:tcPr>
+            <w:tcW w:type="dxa" w:w="1134"/>
+          </w:tcPr>
+          <w:p>
+            <w:r>
+              <w:rPr>
+                <w:rFonts w:ascii="Times New Roman" w:hAnsi="Times New Roman"/>
+                <w:sz w:val="14"/>
+              </w:rPr>
+              <w:t>N/A</w:t>
+            </w:r>
+          </w:p>
+        </w:tc>
+        <w:tc>
+          <w:tcPr>
+            <w:tcW w:type="dxa" w:w="1247"/>
+          </w:tcPr>
+          <w:p>
+            <w:r>
+              <w:rPr>
+                <w:rFonts w:ascii="Times New Roman" w:hAnsi="Times New Roman"/>
+                <w:sz w:val="14"/>
+              </w:rPr>
+              <w:t>Simulated</w:t>
+            </w:r>
+          </w:p>
+        </w:tc>
+        <w:tc>
+          <w:tcPr>
+            <w:tcW w:type="dxa" w:w="680"/>
+          </w:tcPr>
+          <w:p>
+            <w:r>
+              <w:rPr>
+                <w:rFonts w:ascii="Times New Roman" w:hAnsi="Times New Roman"/>
+                <w:sz w:val="14"/>
+              </w:rPr>
+              <w:t>N/A</w:t>
+            </w:r>
+          </w:p>
+        </w:tc>
+        <w:tc>
+          <w:tcPr>
+            <w:tcW w:type="dxa" w:w="1247"/>
+          </w:tcPr>
+          <w:p>
+            <w:r>
+              <w:rPr>
+                <w:rFonts w:ascii="Times New Roman" w:hAnsi="Times New Roman"/>
+                <w:sz w:val="14"/>
+              </w:rPr>
+              <w:t>2 case studies</w:t>
+            </w:r>
+          </w:p>
+        </w:tc>
+        <w:tc>
+          <w:tcPr>
+            <w:tcW w:type="dxa" w:w="567"/>
+          </w:tcPr>
+          <w:p>
+            <w:r>
+              <w:rPr>
+                <w:rFonts w:ascii="Times New Roman" w:hAnsi="Times New Roman"/>
+                <w:sz w:val="14"/>
+              </w:rPr>
+              <w:t>2026</w:t>
+            </w:r>
+          </w:p>
+        </w:tc>
+      </w:tr>
+      <w:tr>
+        <w:tc>
+          <w:tcPr>
+            <w:tcW w:type="dxa" w:w="397"/>
+          </w:tcPr>
+          <w:p>
+            <w:r>
+              <w:rPr>
+                <w:rFonts w:ascii="Times New Roman" w:hAnsi="Times New Roman"/>
+                <w:sz w:val="14"/>
+              </w:rPr>
+              <w:t>[4]</w:t>
+            </w:r>
+          </w:p>
+        </w:tc>
+        <w:tc>
+          <w:tcPr>
+            <w:tcW w:type="dxa" w:w="1134"/>
+          </w:tcPr>
+          <w:p>
+            <w:r>
+              <w:rPr>
+                <w:rFonts w:ascii="Times New Roman" w:hAnsi="Times New Roman"/>
+                <w:sz w:val="14"/>
+              </w:rPr>
+              <w:t>RF</w:t>
+            </w:r>
+          </w:p>
+        </w:tc>
+        <w:tc>
+          <w:tcPr>
+            <w:tcW w:type="dxa" w:w="1134"/>
+          </w:tcPr>
+          <w:p>
+            <w:r>
+              <w:rPr>
+                <w:rFonts w:ascii="Times New Roman" w:hAnsi="Times New Roman"/>
+                <w:sz w:val="14"/>
+              </w:rPr>
+              <w:t>N/A</w:t>
+            </w:r>
+          </w:p>
+        </w:tc>
+        <w:tc>
+          <w:tcPr>
+            <w:tcW w:type="dxa" w:w="1247"/>
+          </w:tcPr>
+          <w:p>
+            <w:r>
+              <w:rPr>
+                <w:rFonts w:ascii="Times New Roman" w:hAnsi="Times New Roman"/>
+                <w:sz w:val="14"/>
+              </w:rPr>
+              <w:t>Capacitor + NVM</w:t>
+            </w:r>
+          </w:p>
+        </w:tc>
+        <w:tc>
+          <w:tcPr>
+            <w:tcW w:type="dxa" w:w="680"/>
+          </w:tcPr>
+          <w:p>
+            <w:r>
+              <w:rPr>
+                <w:rFonts w:ascii="Times New Roman" w:hAnsi="Times New Roman"/>
+                <w:sz w:val="14"/>
+              </w:rPr>
+              <w:t>N/A</w:t>
+            </w:r>
+          </w:p>
+        </w:tc>
+        <w:tc>
+          <w:tcPr>
+            <w:tcW w:type="dxa" w:w="1247"/>
+          </w:tcPr>
+          <w:p>
+            <w:r>
+              <w:rPr>
+                <w:rFonts w:ascii="Times New Roman" w:hAnsi="Times New Roman"/>
+                <w:sz w:val="14"/>
+              </w:rPr>
+              <w:t>Multiple datasets</w:t>
+            </w:r>
+          </w:p>
+        </w:tc>
+        <w:tc>
+          <w:tcPr>
+            <w:tcW w:type="dxa" w:w="567"/>
+          </w:tcPr>
+          <w:p>
+            <w:r>
+              <w:rPr>
+                <w:rFonts w:ascii="Times New Roman" w:hAnsi="Times New Roman"/>
+                <w:sz w:val="14"/>
+              </w:rPr>
+              <w:t>2024</w:t>
+            </w:r>
+          </w:p>
+        </w:tc>
+      </w:tr>
+      <w:tr>
+        <w:tc>
+          <w:tcPr>
+            <w:tcW w:type="dxa" w:w="397"/>
+          </w:tcPr>
+          <w:p>
+            <w:r>
+              <w:rPr>
+                <w:rFonts w:ascii="Times New Roman" w:hAnsi="Times New Roman"/>
+                <w:sz w:val="14"/>
+              </w:rPr>
+              <w:t>[5]</w:t>
+            </w:r>
+          </w:p>
+        </w:tc>
+        <w:tc>
+          <w:tcPr>
+            <w:tcW w:type="dxa" w:w="1134"/>
+          </w:tcPr>
+          <w:p>
+            <w:r>
+              <w:rPr>
+                <w:rFonts w:ascii="Times New Roman" w:hAnsi="Times New Roman"/>
+                <w:sz w:val="14"/>
+              </w:rPr>
+              <w:t>918 MHz</w:t>
+            </w:r>
+          </w:p>
+        </w:tc>
+        <w:tc>
+          <w:tcPr>
+            <w:tcW w:type="dxa" w:w="1134"/>
+          </w:tcPr>
+          <w:p>
+            <w:r>
+              <w:rPr>
+                <w:rFonts w:ascii="Times New Roman" w:hAnsi="Times New Roman"/>
+                <w:sz w:val="14"/>
+              </w:rPr>
+              <w:t>2.4 GHz BLE</w:t>
+            </w:r>
+          </w:p>
+        </w:tc>
+        <w:tc>
+          <w:tcPr>
+            <w:tcW w:type="dxa" w:w="1247"/>
+          </w:tcPr>
+          <w:p>
+            <w:r>
+              <w:rPr>
+                <w:rFonts w:ascii="Times New Roman" w:hAnsi="Times New Roman"/>
+                <w:sz w:val="14"/>
+              </w:rPr>
+              <w:t>On-tag buffer</w:t>
+            </w:r>
+          </w:p>
+        </w:tc>
+        <w:tc>
+          <w:tcPr>
+            <w:tcW w:type="dxa" w:w="680"/>
+          </w:tcPr>
+          <w:p>
+            <w:r>
+              <w:rPr>
+                <w:rFonts w:ascii="Times New Roman" w:hAnsi="Times New Roman"/>
+                <w:sz w:val="14"/>
+              </w:rPr>
+              <w:t>10 m</w:t>
+            </w:r>
+          </w:p>
+        </w:tc>
+        <w:tc>
+          <w:tcPr>
+            <w:tcW w:type="dxa" w:w="1247"/>
+          </w:tcPr>
+          <w:p>
+            <w:r>
+              <w:rPr>
+                <w:rFonts w:ascii="Times New Roman" w:hAnsi="Times New Roman"/>
+                <w:sz w:val="14"/>
+              </w:rPr>
+              <w:t>3 flight trials</w:t>
+            </w:r>
+          </w:p>
+        </w:tc>
+        <w:tc>
+          <w:tcPr>
+            <w:tcW w:type="dxa" w:w="567"/>
+          </w:tcPr>
+          <w:p>
+            <w:r>
+              <w:rPr>
+                <w:rFonts w:ascii="Times New Roman" w:hAnsi="Times New Roman"/>
+                <w:sz w:val="14"/>
+              </w:rPr>
+              <w:t>2025</w:t>
+            </w:r>
+          </w:p>
+        </w:tc>
+      </w:tr>
+      <w:tr>
+        <w:tc>
+          <w:tcPr>
+            <w:tcW w:type="dxa" w:w="397"/>
+          </w:tcPr>
+          <w:p>
+            <w:r>
+              <w:rPr>
+                <w:rFonts w:ascii="Times New Roman" w:hAnsi="Times New Roman"/>
+                <w:sz w:val="14"/>
+              </w:rPr>
+              <w:t>[6]</w:t>
+            </w:r>
+          </w:p>
+        </w:tc>
+        <w:tc>
+          <w:tcPr>
+            <w:tcW w:type="dxa" w:w="1134"/>
+          </w:tcPr>
+          <w:p>
+            <w:r>
+              <w:rPr>
+                <w:rFonts w:ascii="Times New Roman" w:hAnsi="Times New Roman"/>
+                <w:sz w:val="14"/>
+              </w:rPr>
+              <w:t>Multiple</w:t>
+            </w:r>
+          </w:p>
+        </w:tc>
+        <w:tc>
+          <w:tcPr>
+            <w:tcW w:type="dxa" w:w="1134"/>
+          </w:tcPr>
+          <w:p>
+            <w:r>
+              <w:rPr>
+                <w:rFonts w:ascii="Times New Roman" w:hAnsi="Times New Roman"/>
+                <w:sz w:val="14"/>
+              </w:rPr>
+              <w:t>Multiple</w:t>
+            </w:r>
+          </w:p>
+        </w:tc>
+        <w:tc>
+          <w:tcPr>
+            <w:tcW w:type="dxa" w:w="1247"/>
+          </w:tcPr>
+          <w:p>
+            <w:r>
+              <w:rPr>
+                <w:rFonts w:ascii="Times New Roman" w:hAnsi="Times New Roman"/>
+                <w:sz w:val="14"/>
+              </w:rPr>
+              <w:t>Supercap./thin-film</w:t>
+            </w:r>
+          </w:p>
+        </w:tc>
+        <w:tc>
+          <w:tcPr>
+            <w:tcW w:type="dxa" w:w="680"/>
+          </w:tcPr>
+          <w:p>
+            <w:r>
+              <w:rPr>
+                <w:rFonts w:ascii="Times New Roman" w:hAnsi="Times New Roman"/>
+                <w:sz w:val="14"/>
+              </w:rPr>
+              <w:t>N/A</w:t>
+            </w:r>
+          </w:p>
+        </w:tc>
+        <w:tc>
+          <w:tcPr>
+            <w:tcW w:type="dxa" w:w="1247"/>
+          </w:tcPr>
+          <w:p>
+            <w:r>
+              <w:rPr>
+                <w:rFonts w:ascii="Times New Roman" w:hAnsi="Times New Roman"/>
+                <w:sz w:val="14"/>
+              </w:rPr>
+              <w:t>49 references</w:t>
+            </w:r>
+          </w:p>
+        </w:tc>
+        <w:tc>
+          <w:tcPr>
+            <w:tcW w:type="dxa" w:w="567"/>
+          </w:tcPr>
+          <w:p>
+            <w:r>
+              <w:rPr>
+                <w:rFonts w:ascii="Times New Roman" w:hAnsi="Times New Roman"/>
+                <w:sz w:val="14"/>
+              </w:rPr>
+              <w:t>2025</w:t>
+            </w:r>
+          </w:p>
+        </w:tc>
+      </w:tr>
+    </w:tbl>
+    <w:p>
+      <w:pPr>
+        <w:spacing w:after="120"/>
+      </w:pPr>
+    </w:p>
+    <w:p>
+      <w:pPr>
+        <w:spacing w:before="160" w:after="60"/>
+      </w:pPr>
+      <w:r>
+        <w:rPr>
+          <w:rFonts w:ascii="Times New Roman" w:hAnsi="Times New Roman"/>
+          <w:b/>
+          <w:i/>
+          <w:sz w:val="20"/>
+        </w:rPr>
+        <w:t>C. Research Trends</w:t>
+      </w:r>
+    </w:p>
+    <w:p>
+      <w:pPr>
+        <w:spacing w:after="40"/>
+        <w:ind w:firstLine="283"/>
+        <w:jc w:val="both"/>
+      </w:pPr>
+      <w:r>
+        <w:rPr>
+          <w:rFonts w:ascii="Times New Roman" w:hAnsi="Times New Roman"/>
+          <w:sz w:val="20"/>
+        </w:rPr>
+        <w:t>Many trend show in these paper. First, people want standard and math. Model [1], design [2], and test [3] show researcher want formal way. Second, Intermittent TinyML [4] is new. It mix AI and battery-free computing.</w:t>
+      </w:r>
+    </w:p>
+    <w:p>
+      <w:pPr>
+        <w:spacing w:after="40"/>
+        <w:ind w:firstLine="283"/>
+        <w:jc w:val="both"/>
+      </w:pPr>
+      <w:r>
+        <w:rPr>
+          <w:rFonts w:ascii="Times New Roman" w:hAnsi="Times New Roman"/>
+          <w:sz w:val="20"/>
+        </w:rPr>
+        <w:t>Third, real application like [5] show problem we don't see in lab, like drone motor noise. Fourth, survey [6] show hardware is very mature now. People understand hardware well, so now big problem is software and system integration.</w:t>
+      </w:r>
+    </w:p>
+    <w:p>
+      <w:pPr>
+        <w:spacing w:before="160" w:after="60"/>
+      </w:pPr>
+      <w:r>
+        <w:rPr>
+          <w:rFonts w:ascii="Times New Roman" w:hAnsi="Times New Roman"/>
+          <w:b/>
+          <w:i/>
+          <w:sz w:val="20"/>
+        </w:rPr>
+        <w:t>D. Identified Research Gaps</w:t>
+      </w:r>
+    </w:p>
+    <w:p>
+      <w:pPr>
+        <w:spacing w:after="40"/>
+        <w:jc w:val="both"/>
+      </w:pPr>
+      <w:r>
+        <w:rPr>
+          <w:rFonts w:ascii="Times New Roman" w:hAnsi="Times New Roman"/>
+          <w:sz w:val="20"/>
+        </w:rPr>
+        <w:t>Even with good result, many big research gap still exist. We must fix them to use battery-free system everywhere.</w:t>
+      </w:r>
+    </w:p>
+    <w:p>
+      <w:pPr>
+        <w:spacing w:after="40"/>
+        <w:ind w:firstLine="283"/>
+        <w:jc w:val="both"/>
+      </w:pPr>
+      <w:r>
+        <w:rPr>
+          <w:rFonts w:ascii="Times New Roman" w:hAnsi="Times New Roman"/>
+          <w:sz w:val="20"/>
+        </w:rPr>
+        <w:t>Gap 1: No standard test benchmark. EStacker [3] is good start but not everyone use it. Every paper use different hardware and energy to test. So very hard to compare paper. We need standard test like MLPerf for battery-free.</w:t>
+      </w:r>
+    </w:p>
+    <w:p>
+      <w:pPr>
+        <w:spacing w:after="40"/>
+        <w:ind w:firstLine="283"/>
+        <w:jc w:val="both"/>
+      </w:pPr>
+      <w:r>
+        <w:rPr>
+          <w:rFonts w:ascii="Times New Roman" w:hAnsi="Times New Roman"/>
+          <w:sz w:val="20"/>
+        </w:rPr>
+        <w:t>Gap 2: Not enough multi-source energy. Paper only use one energy like solar [1] or radio [5]. But real world have many energy source same time. We need smart system to mix solar, heat, and radio together.</w:t>
+      </w:r>
+    </w:p>
+    <w:p>
+      <w:pPr>
+        <w:spacing w:after="40"/>
+        <w:ind w:firstLine="283"/>
+        <w:jc w:val="both"/>
+      </w:pPr>
+      <w:r>
+        <w:rPr>
+          <w:rFonts w:ascii="Times New Roman" w:hAnsi="Times New Roman"/>
+          <w:sz w:val="20"/>
+        </w:rPr>
+        <w:t>Gap 3: Edge AI for intermittent power is small. HANNA [4] is good and get 10%-44% better accuracy. But we still need know how to save AI state cheaply, and how to train AI when energy is low.</w:t>
+      </w:r>
+    </w:p>
+    <w:p>
+      <w:pPr>
+        <w:spacing w:after="40"/>
+        <w:ind w:firstLine="283"/>
+        <w:jc w:val="both"/>
+      </w:pPr>
+      <w:r>
+        <w:rPr>
+          <w:rFonts w:ascii="Times New Roman" w:hAnsi="Times New Roman"/>
+          <w:sz w:val="20"/>
+        </w:rPr>
+        <w:t>Gap 4: No standard power rule. Paper [1] and [2] only work for their own platform. We no have standard protocol for power like we have for network. If we have standard, ecosystem will grow fast.</w:t>
+      </w:r>
+    </w:p>
+    <w:p>
+      <w:pPr>
+        <w:spacing w:after="40"/>
+        <w:ind w:firstLine="283"/>
+        <w:jc w:val="both"/>
+      </w:pPr>
+      <w:r>
+        <w:rPr>
+          <w:rFonts w:ascii="Times New Roman" w:hAnsi="Times New Roman"/>
+          <w:sz w:val="20"/>
+        </w:rPr>
+        <w:t>Gap 5: We no know long-term reliability. People want use battery-free in harsh farm or factory. But no paper study if it break after many month in hot, cold, or noise. Drone noise problem in [5] is good example of this.</w:t>
+      </w:r>
+    </w:p>
+    <w:p>
+      <w:pPr>
+        <w:spacing w:after="40"/>
+        <w:ind w:firstLine="283"/>
+        <w:jc w:val="both"/>
+      </w:pPr>
+      <w:r>
+        <w:rPr>
+          <w:rFonts w:ascii="Times New Roman" w:hAnsi="Times New Roman"/>
+          <w:sz w:val="20"/>
+        </w:rPr>
+        <w:t>Gap 6: Network scalability is bad. Paper only optimize one device. We no know how to manage 1000 device network when power go on and off. Normal network rule assume device always on, so we must redesign network rule.</w:t>
       </w:r>
     </w:p>
     <w:p>
@@ -931,20 +3721,7 @@
           <w:b/>
           <w:sz w:val="20"/>
         </w:rPr>
-        <w:t>IV. IDENTIFIED RESEARCH GAPS</w:t>
-      </w:r>
-    </w:p>
-    <w:p>
-      <w:pPr>
-        <w:spacing w:after="40"/>
-        <w:jc w:val="both"/>
-      </w:pPr>
-      <w:r>
-        <w:rPr>
-          <w:rFonts w:ascii="Times New Roman" w:hAnsi="Times New Roman"/>
-          <w:sz w:val="20"/>
-        </w:rPr>
-        <w:t>Even though lots of good stuff happened in these papers, there are still some big holes we need to look at right now. Here are the main ones:</w:t>
+        <w:t>V. CONCLUSION AND CONTRIBUTION</w:t>
       </w:r>
     </w:p>
     <w:p>
@@ -958,7 +3735,7 @@
           <w:i/>
           <w:sz w:val="20"/>
         </w:rPr>
-        <w:t>A. Lack of Unified Benchmarking and Evaluation Standards</w:t>
+        <w:t>A. Summary of Major Findings</w:t>
       </w:r>
     </w:p>
     <w:p>
@@ -972,22 +3749,7 @@
           <w:rFonts w:ascii="Times New Roman" w:hAnsi="Times New Roman"/>
           <w:sz w:val="20"/>
         </w:rPr>
-        <w:t xml:space="preserve">While EStacker [3] is a good start for testing, </w:t>
-      </w:r>
-      <w:r>
-        <w:rPr>
-          <w:rFonts w:ascii="Times New Roman" w:hAnsi="Times New Roman"/>
-          <w:b/>
-          <w:sz w:val="20"/>
-        </w:rPr>
-        <w:t>we still don't have a normal test or dataset everyone agrees on to compare different battery-free boards, energy sources, and apps.</w:t>
-      </w:r>
-      <w:r>
-        <w:rPr>
-          <w:rFonts w:ascii="Times New Roman" w:hAnsi="Times New Roman"/>
-          <w:sz w:val="20"/>
-        </w:rPr>
-        <w:t xml:space="preserve"> Right now, everyone tests with their own secret setups and weird weather, so you can't really compare paper A to paper B. We badly need the community to make standard setups, energy records, and normal scores (like energy per task or speed) so everyone is on the same page.</w:t>
+        <w:t>This review read 6 new paper about battery-free system from 2024 to 2026. Paper show field move from just proof to real use. Math model [1] and design rule [2] improve time up to 90%. EStacker [3] make standard test, and HANNA [4] open TinyML area. Farm test [5] show real challenge, and survey [6] give foundation.</w:t>
       </w:r>
     </w:p>
     <w:p>
@@ -1001,7 +3763,7 @@
           <w:i/>
           <w:sz w:val="20"/>
         </w:rPr>
-        <w:t>B. Insufficient Multi-Source Energy Harvesting Integration</w:t>
+        <w:t>B. Contributions of This Review</w:t>
       </w:r>
     </w:p>
     <w:p>
@@ -1015,22 +3777,7 @@
           <w:rFonts w:ascii="Times New Roman" w:hAnsi="Times New Roman"/>
           <w:sz w:val="20"/>
         </w:rPr>
-        <w:t xml:space="preserve">Most papers just look at one energy thing (like sun in [1], or RF in [5]), but </w:t>
-      </w:r>
-      <w:r>
-        <w:rPr>
-          <w:rFonts w:ascii="Times New Roman" w:hAnsi="Times New Roman"/>
-          <w:b/>
-          <w:sz w:val="20"/>
-        </w:rPr>
-        <w:t>nobody is really making good ways to mix and manage a bunch of energy things at the same time (like sun, RF, heat, moving) in one single power manager.</w:t>
-      </w:r>
-      <w:r>
-        <w:rPr>
-          <w:rFonts w:ascii="Times New Roman" w:hAnsi="Times New Roman"/>
-          <w:sz w:val="20"/>
-        </w:rPr>
-        <w:t xml:space="preserve"> The real world has crazy weather and changing energy. Mixing harvesters that can smoothly swap or combine sources to stay alive is a super important thing we are missing if we want devices to truly run forever.</w:t>
+        <w:t>This review have 3 main contribution. First, it compare 6 paper objective, method, and result. Second, it group methodology into 4 type: math, prototype, simulation, and survey. Third, it find 6 big research gap like benchmark, energy mix, AI, power rule, reliability, and network scale.</w:t>
       </w:r>
     </w:p>
     <w:p>
@@ -1044,7 +3791,7 @@
           <w:i/>
           <w:sz w:val="20"/>
         </w:rPr>
-        <w:t>C. Limited Edge AI and TinyML Adaptation for Intermittent Operation</w:t>
+        <w:t>C. Future Research Directions</w:t>
       </w:r>
     </w:p>
     <w:p>
@@ -1058,36 +3805,7 @@
           <w:rFonts w:ascii="Times New Roman" w:hAnsi="Times New Roman"/>
           <w:sz w:val="20"/>
         </w:rPr>
-        <w:t xml:space="preserve">HANNA [4] is a great first step for intermittent TinyML, but </w:t>
-      </w:r>
-      <w:r>
-        <w:rPr>
-          <w:rFonts w:ascii="Times New Roman" w:hAnsi="Times New Roman"/>
-          <w:b/>
-          <w:sz w:val="20"/>
-        </w:rPr>
-        <w:t>using deep learning and AI on devices that keep losing power is still super new and not developed enough.</w:t>
-      </w:r>
-      <w:r>
-        <w:rPr>
-          <w:rFonts w:ascii="Times New Roman" w:hAnsi="Times New Roman"/>
-          <w:sz w:val="20"/>
-        </w:rPr>
-        <w:t xml:space="preserve"> Big problems are how to save AI progress without wasting energy, making models that don't break when power dies halfway, and training them to know about energy. New things like compute-in-memory look cool but they don't work with intermittent systems yet.</w:t>
-      </w:r>
-    </w:p>
-    <w:p>
-      <w:pPr>
-        <w:spacing w:before="160" w:after="60"/>
-      </w:pPr>
-      <w:r>
-        <w:rPr>
-          <w:rFonts w:ascii="Times New Roman" w:hAnsi="Times New Roman"/>
-          <w:b/>
-          <w:i/>
-          <w:sz w:val="20"/>
-        </w:rPr>
-        <w:t>D. Inadequate Standardization of Power Management Protocols</w:t>
+        <w:t>Based on the analysis presented in this review, the following future research directions are recommended: (1) Development of community-accepted open-source benchmark suites with standardized energy traces, hardware reference designs, and performance metrics for fair cross-platform comparison. (2) Investigation of multi-source energy harvesting architectures with intelligent source arbitration and adaptive power management algorithms. (3) Co-design of neural network architectures and intermittent computing hardware to achieve robust and energy-efficient edge AI inference under unreliable power conditions. (4) Standardization of power management protocols and abstraction layers to enable interoperability across heterogeneous battery-free platforms. (5) Longitudinal field studies assessing component degradation, failure modes, and system reliability under sustained real-world deployment conditions. (6) Design of intermittent-aware networking protocols that accommodate stochastic node availability for scalable battery-free sensor network deployments.</w:t>
       </w:r>
     </w:p>
     <w:p>
@@ -1101,206 +3819,7 @@
           <w:rFonts w:ascii="Times New Roman" w:hAnsi="Times New Roman"/>
           <w:sz w:val="20"/>
         </w:rPr>
-        <w:t xml:space="preserve">The DPM thing in [2] and math in [1] are neat, but they are kind of on their own, and </w:t>
-      </w:r>
-      <w:r>
-        <w:rPr>
-          <w:rFonts w:ascii="Times New Roman" w:hAnsi="Times New Roman"/>
-          <w:b/>
-          <w:sz w:val="20"/>
-        </w:rPr>
-        <w:t>there is no standard rules or software layer to manage power across all different kinds of battery-free IoT devices.</w:t>
-      </w:r>
-      <w:r>
-        <w:rPr>
-          <w:rFonts w:ascii="Times New Roman" w:hAnsi="Times New Roman"/>
-          <w:sz w:val="20"/>
-        </w:rPr>
-        <w:t xml:space="preserve"> Without standards, every single device needs its own special power code, which makes it hard to mix devices and makes building them expensive. A open power software, kind of like internet protocols, that handles harvesting and saving power would make things grow super fast.</w:t>
-      </w:r>
-    </w:p>
-    <w:p>
-      <w:pPr>
-        <w:spacing w:before="160" w:after="60"/>
-      </w:pPr>
-      <w:r>
-        <w:rPr>
-          <w:rFonts w:ascii="Times New Roman" w:hAnsi="Times New Roman"/>
-          <w:b/>
-          <w:i/>
-          <w:sz w:val="20"/>
-        </w:rPr>
-        <w:t>E. Reliability and Long-Term Durability in Harsh Environments</w:t>
-      </w:r>
-    </w:p>
-    <w:p>
-      <w:pPr>
-        <w:spacing w:after="40"/>
-        <w:ind w:firstLine="283"/>
-        <w:jc w:val="both"/>
-      </w:pPr>
-      <w:r>
-        <w:rPr>
-          <w:rFonts w:ascii="Times New Roman" w:hAnsi="Times New Roman"/>
-          <w:sz w:val="20"/>
-        </w:rPr>
-        <w:t xml:space="preserve">People always say battery-free systems are great for tough factories or farms, but </w:t>
-      </w:r>
-      <w:r>
-        <w:rPr>
-          <w:rFonts w:ascii="Times New Roman" w:hAnsi="Times New Roman"/>
-          <w:b/>
-          <w:sz w:val="20"/>
-        </w:rPr>
-        <w:t>nobody actually researches how long they last, how they break down, or if they are safe when stuck in crazy heat, water, shaking, or bad radio noise for a long time.</w:t>
-      </w:r>
-      <w:r>
-        <w:rPr>
-          <w:rFonts w:ascii="Times New Roman" w:hAnsi="Times New Roman"/>
-          <w:sz w:val="20"/>
-        </w:rPr>
-        <w:t xml:space="preserve"> The RF noise problem in [5]'s flying tests shows exactly this. We really need tests that run for months or years, and official safety rules for battery-free things if industries are ever going to trust them.</w:t>
-      </w:r>
-    </w:p>
-    <w:p>
-      <w:pPr>
-        <w:spacing w:before="160" w:after="60"/>
-      </w:pPr>
-      <w:r>
-        <w:rPr>
-          <w:rFonts w:ascii="Times New Roman" w:hAnsi="Times New Roman"/>
-          <w:b/>
-          <w:i/>
-          <w:sz w:val="20"/>
-        </w:rPr>
-        <w:t>F. Scalability of Battery-Free Wireless Sensor Networks</w:t>
-      </w:r>
-    </w:p>
-    <w:p>
-      <w:pPr>
-        <w:spacing w:after="40"/>
-        <w:ind w:firstLine="283"/>
-        <w:jc w:val="both"/>
-      </w:pPr>
-      <w:r>
-        <w:rPr>
-          <w:rFonts w:ascii="Times New Roman" w:hAnsi="Times New Roman"/>
-          <w:sz w:val="20"/>
-        </w:rPr>
-        <w:t xml:space="preserve">Most papers just look at making one device better, but </w:t>
-      </w:r>
-      <w:r>
-        <w:rPr>
-          <w:rFonts w:ascii="Times New Roman" w:hAnsi="Times New Roman"/>
-          <w:b/>
-          <w:sz w:val="20"/>
-        </w:rPr>
-        <w:t>the big problems of putting hundreds of battery-free nodes together in huge networks, like managing energy everywhere, stopping noise, and sending data when things turn off randomly, are mostly ignored.</w:t>
-      </w:r>
-      <w:r>
-        <w:rPr>
-          <w:rFonts w:ascii="Times New Roman" w:hAnsi="Times New Roman"/>
-          <w:sz w:val="20"/>
-        </w:rPr>
-        <w:t xml:space="preserve"> As we move from single tests to huge real deployments, we need network rules that know devices will randomly die and wake up. Normal network rules assume things have power all the time and they break when power drops.</w:t>
-      </w:r>
-    </w:p>
-    <w:p>
-      <w:pPr>
-        <w:spacing w:before="200" w:after="80"/>
-        <w:jc w:val="center"/>
-      </w:pPr>
-      <w:r>
-        <w:rPr>
-          <w:rFonts w:ascii="Times New Roman" w:hAnsi="Times New Roman"/>
-          <w:b/>
-          <w:sz w:val="20"/>
-        </w:rPr>
-        <w:t>V. DISCUSSION AND FUTURE DIRECTIONS</w:t>
-      </w:r>
-    </w:p>
-    <w:p>
-      <w:pPr>
-        <w:spacing w:after="40"/>
-        <w:ind w:firstLine="283"/>
-        <w:jc w:val="both"/>
-      </w:pPr>
-      <w:r>
-        <w:rPr>
-          <w:rFonts w:ascii="Times New Roman" w:hAnsi="Times New Roman"/>
-          <w:sz w:val="20"/>
-        </w:rPr>
-        <w:t>Looking at battery-free stuff in 2025-2026, the field is finally growing up. Mixing math models [1], design rules [2], standard tests [3], AI designs [4], cool drone uses [5], and big circuit surveys [6] shows we have the basic Lego blocks to make huge battery-free IoT things. But, putting it all together is still a huge pain.</w:t>
-      </w:r>
-    </w:p>
-    <w:p>
-      <w:pPr>
-        <w:spacing w:after="40"/>
-        <w:ind w:firstLine="283"/>
-        <w:jc w:val="both"/>
-      </w:pPr>
-      <w:r>
-        <w:rPr>
-          <w:rFonts w:ascii="Times New Roman" w:hAnsi="Times New Roman"/>
-          <w:sz w:val="20"/>
-        </w:rPr>
-        <w:t>Some good ideas for the future are: (1) Make a big open-source testing world with standard energy traces and boards; (2) Look into harvesting many energy types that switch smartly based on the weather; (3) Build AI and hardware together to be accurate and save energy even when power dies; (4) Make normal power management software so you can just plug and play different harvesters; (5) Do long field tests to see how things break in the real world; and (6) Make network rules that expect things to lose power, so huge networks don't crash.</w:t>
-      </w:r>
-    </w:p>
-    <w:p>
-      <w:pPr>
-        <w:spacing w:after="40"/>
-        <w:ind w:firstLine="283"/>
-        <w:jc w:val="both"/>
-      </w:pPr>
-      <w:r>
-        <w:rPr>
-          <w:rFonts w:ascii="Times New Roman" w:hAnsi="Times New Roman"/>
-          <w:sz w:val="20"/>
-        </w:rPr>
-        <w:t>Also, big companies really want maintenance-free IoT now because of green rules and because changing batteries in a million devices is crazy. Because solar, chips, and power managers got so good in 2025-2026, it looks like battery-free systems are finally ready to leave the lab and become real things you can buy.</w:t>
-      </w:r>
-    </w:p>
-    <w:p>
-      <w:pPr>
-        <w:spacing w:before="200" w:after="80"/>
-        <w:jc w:val="center"/>
-      </w:pPr>
-      <w:r>
-        <w:rPr>
-          <w:rFonts w:ascii="Times New Roman" w:hAnsi="Times New Roman"/>
-          <w:b/>
-          <w:sz w:val="20"/>
-        </w:rPr>
-        <w:t>VI. CONCLUSION</w:t>
-      </w:r>
-    </w:p>
-    <w:p>
-      <w:pPr>
-        <w:spacing w:after="40"/>
-        <w:ind w:firstLine="283"/>
-        <w:jc w:val="both"/>
-      </w:pPr>
-      <w:r>
-        <w:rPr>
-          <w:rFonts w:ascii="Times New Roman" w:hAnsi="Times New Roman"/>
-          <w:sz w:val="20"/>
-        </w:rPr>
-        <w:t>This review looked at six really important papers that show the best of battery-free embedded systems in 2025-2026. From Fernández Landivar's math [1], to cheap wireless designs [2], EStacker's testing platform [3], HANNA's AI search [4], drone farming [5], and the MWSCAS circuit survey [6], these works show a massive jump from just science projects to stuff that is actually ready to use.</w:t>
-      </w:r>
-    </w:p>
-    <w:p>
-      <w:pPr>
-        <w:spacing w:after="40"/>
-        <w:ind w:firstLine="283"/>
-        <w:jc w:val="both"/>
-      </w:pPr>
-      <w:r>
-        <w:rPr>
-          <w:rFonts w:ascii="Times New Roman" w:hAnsi="Times New Roman"/>
-          <w:sz w:val="20"/>
-        </w:rPr>
-        <w:t>But, we still have big problems, especially with no testing standards, trouble using multiple energy things, AI not working well with power loss, no normal power rules, no long-term testing, and networks that don't scale. Fixing these holes is super important if we want to make IoT systems that really run forever without maintenance. We hope this paper helps people working on battery-free stuff, especially computer folks trying to add to this fast-moving area.</w:t>
+        <w:t>The convergence of advances in energy harvesting efficiency, ultra-low-power circuit design, and edge computing capabilities suggests that battery-free embedded systems are approaching a critical threshold of commercial viability. Addressing the research gaps identified in this review will be instrumental in realizing the vision of truly maintenance-free, sustainable IoT infrastructure capable of operating autonomously across diverse and challenging deployment environments.</w:t>
       </w:r>
     </w:p>
     <w:p>

--- a/res_es/Review_Paper_BatteryFree_ES_2025_2026.docx
+++ b/res_es/Review_Paper_BatteryFree_ES_2025_2026.docx
@@ -685,20 +685,21 @@
       <w:tblPr>
         <w:tblStyle w:val="TableGrid"/>
         <w:tblW w:type="auto" w:w="0"/>
+        <w:tblLayout w:type="fixed"/>
         <w:tblLook w:firstColumn="1" w:firstRow="1" w:lastColumn="0" w:lastRow="0" w:noHBand="0" w:noVBand="1" w:val="04A0"/>
       </w:tblPr>
       <w:tblGrid>
-        <w:gridCol w:w="1648"/>
-        <w:gridCol w:w="1648"/>
-        <w:gridCol w:w="1648"/>
-        <w:gridCol w:w="1648"/>
-        <w:gridCol w:w="1648"/>
-        <w:gridCol w:w="1648"/>
+        <w:gridCol w:w="397"/>
+        <w:gridCol w:w="794"/>
+        <w:gridCol w:w="907"/>
+        <w:gridCol w:w="1020"/>
+        <w:gridCol w:w="850"/>
+        <w:gridCol w:w="850"/>
       </w:tblGrid>
       <w:tr>
         <w:tc>
           <w:tcPr>
-            <w:tcW w:type="dxa" w:w="454"/>
+            <w:tcW w:type="dxa" w:w="397"/>
           </w:tcPr>
           <w:p>
             <w:r>
@@ -713,7 +714,7 @@
         </w:tc>
         <w:tc>
           <w:tcPr>
-            <w:tcW w:type="dxa" w:w="1417"/>
+            <w:tcW w:type="dxa" w:w="794"/>
           </w:tcPr>
           <w:p>
             <w:r>
@@ -728,7 +729,7 @@
         </w:tc>
         <w:tc>
           <w:tcPr>
-            <w:tcW w:type="dxa" w:w="1587"/>
+            <w:tcW w:type="dxa" w:w="907"/>
           </w:tcPr>
           <w:p>
             <w:r>
@@ -743,7 +744,7 @@
         </w:tc>
         <w:tc>
           <w:tcPr>
-            <w:tcW w:type="dxa" w:w="1587"/>
+            <w:tcW w:type="dxa" w:w="1020"/>
           </w:tcPr>
           <w:p>
             <w:r>
@@ -758,7 +759,7 @@
         </w:tc>
         <w:tc>
           <w:tcPr>
-            <w:tcW w:type="dxa" w:w="1417"/>
+            <w:tcW w:type="dxa" w:w="850"/>
           </w:tcPr>
           <w:p>
             <w:r>
@@ -773,7 +774,7 @@
         </w:tc>
         <w:tc>
           <w:tcPr>
-            <w:tcW w:type="dxa" w:w="1417"/>
+            <w:tcW w:type="dxa" w:w="850"/>
           </w:tcPr>
           <w:p>
             <w:r>
@@ -790,7 +791,7 @@
       <w:tr>
         <w:tc>
           <w:tcPr>
-            <w:tcW w:type="dxa" w:w="454"/>
+            <w:tcW w:type="dxa" w:w="397"/>
           </w:tcPr>
           <w:p>
             <w:r>
@@ -804,7 +805,7 @@
         </w:tc>
         <w:tc>
           <w:tcPr>
-            <w:tcW w:type="dxa" w:w="1417"/>
+            <w:tcW w:type="dxa" w:w="794"/>
           </w:tcPr>
           <w:p>
             <w:r>
@@ -818,7 +819,7 @@
         </w:tc>
         <w:tc>
           <w:tcPr>
-            <w:tcW w:type="dxa" w:w="1587"/>
+            <w:tcW w:type="dxa" w:w="907"/>
           </w:tcPr>
           <w:p>
             <w:r>
@@ -832,7 +833,7 @@
         </w:tc>
         <w:tc>
           <w:tcPr>
-            <w:tcW w:type="dxa" w:w="1587"/>
+            <w:tcW w:type="dxa" w:w="1020"/>
           </w:tcPr>
           <w:p>
             <w:r>
@@ -846,7 +847,7 @@
         </w:tc>
         <w:tc>
           <w:tcPr>
-            <w:tcW w:type="dxa" w:w="1417"/>
+            <w:tcW w:type="dxa" w:w="850"/>
           </w:tcPr>
           <w:p>
             <w:r>
@@ -860,7 +861,7 @@
         </w:tc>
         <w:tc>
           <w:tcPr>
-            <w:tcW w:type="dxa" w:w="1417"/>
+            <w:tcW w:type="dxa" w:w="850"/>
           </w:tcPr>
           <w:p>
             <w:r>
@@ -876,7 +877,7 @@
       <w:tr>
         <w:tc>
           <w:tcPr>
-            <w:tcW w:type="dxa" w:w="454"/>
+            <w:tcW w:type="dxa" w:w="397"/>
           </w:tcPr>
           <w:p>
             <w:r>
@@ -890,7 +891,7 @@
         </w:tc>
         <w:tc>
           <w:tcPr>
-            <w:tcW w:type="dxa" w:w="1417"/>
+            <w:tcW w:type="dxa" w:w="794"/>
           </w:tcPr>
           <w:p>
             <w:r>
@@ -904,7 +905,7 @@
         </w:tc>
         <w:tc>
           <w:tcPr>
-            <w:tcW w:type="dxa" w:w="1587"/>
+            <w:tcW w:type="dxa" w:w="907"/>
           </w:tcPr>
           <w:p>
             <w:r>
@@ -918,7 +919,7 @@
         </w:tc>
         <w:tc>
           <w:tcPr>
-            <w:tcW w:type="dxa" w:w="1587"/>
+            <w:tcW w:type="dxa" w:w="1020"/>
           </w:tcPr>
           <w:p>
             <w:r>
@@ -932,7 +933,7 @@
         </w:tc>
         <w:tc>
           <w:tcPr>
-            <w:tcW w:type="dxa" w:w="1417"/>
+            <w:tcW w:type="dxa" w:w="850"/>
           </w:tcPr>
           <w:p>
             <w:r>
@@ -946,7 +947,7 @@
         </w:tc>
         <w:tc>
           <w:tcPr>
-            <w:tcW w:type="dxa" w:w="1417"/>
+            <w:tcW w:type="dxa" w:w="850"/>
           </w:tcPr>
           <w:p>
             <w:r>
@@ -962,7 +963,7 @@
       <w:tr>
         <w:tc>
           <w:tcPr>
-            <w:tcW w:type="dxa" w:w="454"/>
+            <w:tcW w:type="dxa" w:w="397"/>
           </w:tcPr>
           <w:p>
             <w:r>
@@ -976,7 +977,7 @@
         </w:tc>
         <w:tc>
           <w:tcPr>
-            <w:tcW w:type="dxa" w:w="1417"/>
+            <w:tcW w:type="dxa" w:w="794"/>
           </w:tcPr>
           <w:p>
             <w:r>
@@ -990,7 +991,7 @@
         </w:tc>
         <w:tc>
           <w:tcPr>
-            <w:tcW w:type="dxa" w:w="1587"/>
+            <w:tcW w:type="dxa" w:w="907"/>
           </w:tcPr>
           <w:p>
             <w:r>
@@ -1004,7 +1005,7 @@
         </w:tc>
         <w:tc>
           <w:tcPr>
-            <w:tcW w:type="dxa" w:w="1587"/>
+            <w:tcW w:type="dxa" w:w="1020"/>
           </w:tcPr>
           <w:p>
             <w:r>
@@ -1018,7 +1019,7 @@
         </w:tc>
         <w:tc>
           <w:tcPr>
-            <w:tcW w:type="dxa" w:w="1417"/>
+            <w:tcW w:type="dxa" w:w="850"/>
           </w:tcPr>
           <w:p>
             <w:r>
@@ -1032,7 +1033,7 @@
         </w:tc>
         <w:tc>
           <w:tcPr>
-            <w:tcW w:type="dxa" w:w="1417"/>
+            <w:tcW w:type="dxa" w:w="850"/>
           </w:tcPr>
           <w:p>
             <w:r>
@@ -1048,7 +1049,7 @@
       <w:tr>
         <w:tc>
           <w:tcPr>
-            <w:tcW w:type="dxa" w:w="454"/>
+            <w:tcW w:type="dxa" w:w="397"/>
           </w:tcPr>
           <w:p>
             <w:r>
@@ -1062,7 +1063,7 @@
         </w:tc>
         <w:tc>
           <w:tcPr>
-            <w:tcW w:type="dxa" w:w="1417"/>
+            <w:tcW w:type="dxa" w:w="794"/>
           </w:tcPr>
           <w:p>
             <w:r>
@@ -1076,7 +1077,7 @@
         </w:tc>
         <w:tc>
           <w:tcPr>
-            <w:tcW w:type="dxa" w:w="1587"/>
+            <w:tcW w:type="dxa" w:w="907"/>
           </w:tcPr>
           <w:p>
             <w:r>
@@ -1090,7 +1091,7 @@
         </w:tc>
         <w:tc>
           <w:tcPr>
-            <w:tcW w:type="dxa" w:w="1587"/>
+            <w:tcW w:type="dxa" w:w="1020"/>
           </w:tcPr>
           <w:p>
             <w:r>
@@ -1104,7 +1105,7 @@
         </w:tc>
         <w:tc>
           <w:tcPr>
-            <w:tcW w:type="dxa" w:w="1417"/>
+            <w:tcW w:type="dxa" w:w="850"/>
           </w:tcPr>
           <w:p>
             <w:r>
@@ -1118,7 +1119,7 @@
         </w:tc>
         <w:tc>
           <w:tcPr>
-            <w:tcW w:type="dxa" w:w="1417"/>
+            <w:tcW w:type="dxa" w:w="850"/>
           </w:tcPr>
           <w:p>
             <w:r>
@@ -1134,7 +1135,7 @@
       <w:tr>
         <w:tc>
           <w:tcPr>
-            <w:tcW w:type="dxa" w:w="454"/>
+            <w:tcW w:type="dxa" w:w="397"/>
           </w:tcPr>
           <w:p>
             <w:r>
@@ -1148,7 +1149,7 @@
         </w:tc>
         <w:tc>
           <w:tcPr>
-            <w:tcW w:type="dxa" w:w="1417"/>
+            <w:tcW w:type="dxa" w:w="794"/>
           </w:tcPr>
           <w:p>
             <w:r>
@@ -1162,7 +1163,7 @@
         </w:tc>
         <w:tc>
           <w:tcPr>
-            <w:tcW w:type="dxa" w:w="1587"/>
+            <w:tcW w:type="dxa" w:w="907"/>
           </w:tcPr>
           <w:p>
             <w:r>
@@ -1176,7 +1177,7 @@
         </w:tc>
         <w:tc>
           <w:tcPr>
-            <w:tcW w:type="dxa" w:w="1587"/>
+            <w:tcW w:type="dxa" w:w="1020"/>
           </w:tcPr>
           <w:p>
             <w:r>
@@ -1190,7 +1191,7 @@
         </w:tc>
         <w:tc>
           <w:tcPr>
-            <w:tcW w:type="dxa" w:w="1417"/>
+            <w:tcW w:type="dxa" w:w="850"/>
           </w:tcPr>
           <w:p>
             <w:r>
@@ -1204,7 +1205,7 @@
         </w:tc>
         <w:tc>
           <w:tcPr>
-            <w:tcW w:type="dxa" w:w="1417"/>
+            <w:tcW w:type="dxa" w:w="850"/>
           </w:tcPr>
           <w:p>
             <w:r>
@@ -1220,7 +1221,7 @@
       <w:tr>
         <w:tc>
           <w:tcPr>
-            <w:tcW w:type="dxa" w:w="454"/>
+            <w:tcW w:type="dxa" w:w="397"/>
           </w:tcPr>
           <w:p>
             <w:r>
@@ -1234,7 +1235,7 @@
         </w:tc>
         <w:tc>
           <w:tcPr>
-            <w:tcW w:type="dxa" w:w="1417"/>
+            <w:tcW w:type="dxa" w:w="794"/>
           </w:tcPr>
           <w:p>
             <w:r>
@@ -1248,7 +1249,7 @@
         </w:tc>
         <w:tc>
           <w:tcPr>
-            <w:tcW w:type="dxa" w:w="1587"/>
+            <w:tcW w:type="dxa" w:w="907"/>
           </w:tcPr>
           <w:p>
             <w:r>
@@ -1262,7 +1263,7 @@
         </w:tc>
         <w:tc>
           <w:tcPr>
-            <w:tcW w:type="dxa" w:w="1587"/>
+            <w:tcW w:type="dxa" w:w="1020"/>
           </w:tcPr>
           <w:p>
             <w:r>
@@ -1276,7 +1277,7 @@
         </w:tc>
         <w:tc>
           <w:tcPr>
-            <w:tcW w:type="dxa" w:w="1417"/>
+            <w:tcW w:type="dxa" w:w="850"/>
           </w:tcPr>
           <w:p>
             <w:r>
@@ -1290,7 +1291,7 @@
         </w:tc>
         <w:tc>
           <w:tcPr>
-            <w:tcW w:type="dxa" w:w="1417"/>
+            <w:tcW w:type="dxa" w:w="850"/>
           </w:tcPr>
           <w:p>
             <w:r>
@@ -1466,18 +1467,19 @@
       <w:tblPr>
         <w:tblStyle w:val="TableGrid"/>
         <w:tblW w:type="auto" w:w="0"/>
+        <w:tblLayout w:type="fixed"/>
         <w:tblLook w:firstColumn="1" w:firstRow="1" w:lastColumn="0" w:lastRow="0" w:noHBand="0" w:noVBand="1" w:val="04A0"/>
       </w:tblPr>
       <w:tblGrid>
-        <w:gridCol w:w="2472"/>
-        <w:gridCol w:w="2472"/>
-        <w:gridCol w:w="2472"/>
-        <w:gridCol w:w="2472"/>
+        <w:gridCol w:w="1020"/>
+        <w:gridCol w:w="680"/>
+        <w:gridCol w:w="1814"/>
+        <w:gridCol w:w="1247"/>
       </w:tblGrid>
       <w:tr>
         <w:tc>
           <w:tcPr>
-            <w:tcW w:type="dxa" w:w="1417"/>
+            <w:tcW w:type="dxa" w:w="1020"/>
           </w:tcPr>
           <w:p>
             <w:r>
@@ -1492,7 +1494,7 @@
         </w:tc>
         <w:tc>
           <w:tcPr>
-            <w:tcW w:type="dxa" w:w="850"/>
+            <w:tcW w:type="dxa" w:w="680"/>
           </w:tcPr>
           <w:p>
             <w:r>
@@ -1507,7 +1509,7 @@
         </w:tc>
         <w:tc>
           <w:tcPr>
-            <w:tcW w:type="dxa" w:w="2835"/>
+            <w:tcW w:type="dxa" w:w="1814"/>
           </w:tcPr>
           <w:p>
             <w:r>
@@ -1522,7 +1524,7 @@
         </w:tc>
         <w:tc>
           <w:tcPr>
-            <w:tcW w:type="dxa" w:w="1984"/>
+            <w:tcW w:type="dxa" w:w="1247"/>
           </w:tcPr>
           <w:p>
             <w:r>
@@ -1539,7 +1541,7 @@
       <w:tr>
         <w:tc>
           <w:tcPr>
-            <w:tcW w:type="dxa" w:w="1417"/>
+            <w:tcW w:type="dxa" w:w="1020"/>
           </w:tcPr>
           <w:p>
             <w:r>
@@ -1553,7 +1555,7 @@
         </w:tc>
         <w:tc>
           <w:tcPr>
-            <w:tcW w:type="dxa" w:w="850"/>
+            <w:tcW w:type="dxa" w:w="680"/>
           </w:tcPr>
           <w:p>
             <w:r>
@@ -1567,7 +1569,7 @@
         </w:tc>
         <w:tc>
           <w:tcPr>
-            <w:tcW w:type="dxa" w:w="2835"/>
+            <w:tcW w:type="dxa" w:w="1814"/>
           </w:tcPr>
           <w:p>
             <w:r>
@@ -1581,7 +1583,7 @@
         </w:tc>
         <w:tc>
           <w:tcPr>
-            <w:tcW w:type="dxa" w:w="1984"/>
+            <w:tcW w:type="dxa" w:w="1247"/>
           </w:tcPr>
           <w:p>
             <w:r>
@@ -1597,7 +1599,7 @@
       <w:tr>
         <w:tc>
           <w:tcPr>
-            <w:tcW w:type="dxa" w:w="1417"/>
+            <w:tcW w:type="dxa" w:w="1020"/>
           </w:tcPr>
           <w:p>
             <w:r>
@@ -1611,7 +1613,7 @@
         </w:tc>
         <w:tc>
           <w:tcPr>
-            <w:tcW w:type="dxa" w:w="850"/>
+            <w:tcW w:type="dxa" w:w="680"/>
           </w:tcPr>
           <w:p>
             <w:r>
@@ -1625,7 +1627,7 @@
         </w:tc>
         <w:tc>
           <w:tcPr>
-            <w:tcW w:type="dxa" w:w="2835"/>
+            <w:tcW w:type="dxa" w:w="1814"/>
           </w:tcPr>
           <w:p>
             <w:r>
@@ -1639,7 +1641,7 @@
         </w:tc>
         <w:tc>
           <w:tcPr>
-            <w:tcW w:type="dxa" w:w="1984"/>
+            <w:tcW w:type="dxa" w:w="1247"/>
           </w:tcPr>
           <w:p>
             <w:r>
@@ -1655,7 +1657,7 @@
       <w:tr>
         <w:tc>
           <w:tcPr>
-            <w:tcW w:type="dxa" w:w="1417"/>
+            <w:tcW w:type="dxa" w:w="1020"/>
           </w:tcPr>
           <w:p>
             <w:r>
@@ -1669,7 +1671,7 @@
         </w:tc>
         <w:tc>
           <w:tcPr>
-            <w:tcW w:type="dxa" w:w="850"/>
+            <w:tcW w:type="dxa" w:w="680"/>
           </w:tcPr>
           <w:p>
             <w:r>
@@ -1683,7 +1685,7 @@
         </w:tc>
         <w:tc>
           <w:tcPr>
-            <w:tcW w:type="dxa" w:w="2835"/>
+            <w:tcW w:type="dxa" w:w="1814"/>
           </w:tcPr>
           <w:p>
             <w:r>
@@ -1697,7 +1699,7 @@
         </w:tc>
         <w:tc>
           <w:tcPr>
-            <w:tcW w:type="dxa" w:w="1984"/>
+            <w:tcW w:type="dxa" w:w="1247"/>
           </w:tcPr>
           <w:p>
             <w:r>
@@ -1713,7 +1715,7 @@
       <w:tr>
         <w:tc>
           <w:tcPr>
-            <w:tcW w:type="dxa" w:w="1417"/>
+            <w:tcW w:type="dxa" w:w="1020"/>
           </w:tcPr>
           <w:p>
             <w:r>
@@ -1727,7 +1729,7 @@
         </w:tc>
         <w:tc>
           <w:tcPr>
-            <w:tcW w:type="dxa" w:w="850"/>
+            <w:tcW w:type="dxa" w:w="680"/>
           </w:tcPr>
           <w:p>
             <w:r>
@@ -1741,7 +1743,7 @@
         </w:tc>
         <w:tc>
           <w:tcPr>
-            <w:tcW w:type="dxa" w:w="2835"/>
+            <w:tcW w:type="dxa" w:w="1814"/>
           </w:tcPr>
           <w:p>
             <w:r>
@@ -1755,7 +1757,7 @@
         </w:tc>
         <w:tc>
           <w:tcPr>
-            <w:tcW w:type="dxa" w:w="1984"/>
+            <w:tcW w:type="dxa" w:w="1247"/>
           </w:tcPr>
           <w:p>
             <w:r>
@@ -1889,14 +1891,15 @@
       <w:tblPr>
         <w:tblStyle w:val="TableGrid"/>
         <w:tblW w:type="auto" w:w="0"/>
+        <w:tblLayout w:type="fixed"/>
         <w:tblLook w:firstColumn="1" w:firstRow="1" w:lastColumn="0" w:lastRow="0" w:noHBand="0" w:noVBand="1" w:val="04A0"/>
       </w:tblPr>
       <w:tblGrid>
-        <w:gridCol w:w="1978"/>
-        <w:gridCol w:w="1978"/>
-        <w:gridCol w:w="1978"/>
-        <w:gridCol w:w="1978"/>
-        <w:gridCol w:w="1978"/>
+        <w:gridCol w:w="397"/>
+        <w:gridCol w:w="1304"/>
+        <w:gridCol w:w="1020"/>
+        <w:gridCol w:w="1020"/>
+        <w:gridCol w:w="1077"/>
       </w:tblGrid>
       <w:tr>
         <w:tc>
@@ -1916,7 +1919,7 @@
         </w:tc>
         <w:tc>
           <w:tcPr>
-            <w:tcW w:type="dxa" w:w="1587"/>
+            <w:tcW w:type="dxa" w:w="1304"/>
           </w:tcPr>
           <w:p>
             <w:r>
@@ -1931,7 +1934,7 @@
         </w:tc>
         <w:tc>
           <w:tcPr>
-            <w:tcW w:type="dxa" w:w="1417"/>
+            <w:tcW w:type="dxa" w:w="1020"/>
           </w:tcPr>
           <w:p>
             <w:r>
@@ -1946,7 +1949,7 @@
         </w:tc>
         <w:tc>
           <w:tcPr>
-            <w:tcW w:type="dxa" w:w="1417"/>
+            <w:tcW w:type="dxa" w:w="1020"/>
           </w:tcPr>
           <w:p>
             <w:r>
@@ -1961,7 +1964,7 @@
         </w:tc>
         <w:tc>
           <w:tcPr>
-            <w:tcW w:type="dxa" w:w="1417"/>
+            <w:tcW w:type="dxa" w:w="1077"/>
           </w:tcPr>
           <w:p>
             <w:r>
@@ -1992,7 +1995,7 @@
         </w:tc>
         <w:tc>
           <w:tcPr>
-            <w:tcW w:type="dxa" w:w="1587"/>
+            <w:tcW w:type="dxa" w:w="1304"/>
           </w:tcPr>
           <w:p>
             <w:r>
@@ -2006,7 +2009,7 @@
         </w:tc>
         <w:tc>
           <w:tcPr>
-            <w:tcW w:type="dxa" w:w="1417"/>
+            <w:tcW w:type="dxa" w:w="1020"/>
           </w:tcPr>
           <w:p>
             <w:r>
@@ -2020,7 +2023,7 @@
         </w:tc>
         <w:tc>
           <w:tcPr>
-            <w:tcW w:type="dxa" w:w="1417"/>
+            <w:tcW w:type="dxa" w:w="1020"/>
           </w:tcPr>
           <w:p>
             <w:r>
@@ -2034,7 +2037,7 @@
         </w:tc>
         <w:tc>
           <w:tcPr>
-            <w:tcW w:type="dxa" w:w="1417"/>
+            <w:tcW w:type="dxa" w:w="1077"/>
           </w:tcPr>
           <w:p>
             <w:r>
@@ -2064,7 +2067,7 @@
         </w:tc>
         <w:tc>
           <w:tcPr>
-            <w:tcW w:type="dxa" w:w="1587"/>
+            <w:tcW w:type="dxa" w:w="1304"/>
           </w:tcPr>
           <w:p>
             <w:r>
@@ -2078,7 +2081,7 @@
         </w:tc>
         <w:tc>
           <w:tcPr>
-            <w:tcW w:type="dxa" w:w="1417"/>
+            <w:tcW w:type="dxa" w:w="1020"/>
           </w:tcPr>
           <w:p>
             <w:r>
@@ -2092,7 +2095,7 @@
         </w:tc>
         <w:tc>
           <w:tcPr>
-            <w:tcW w:type="dxa" w:w="1417"/>
+            <w:tcW w:type="dxa" w:w="1020"/>
           </w:tcPr>
           <w:p>
             <w:r>
@@ -2106,7 +2109,7 @@
         </w:tc>
         <w:tc>
           <w:tcPr>
-            <w:tcW w:type="dxa" w:w="1417"/>
+            <w:tcW w:type="dxa" w:w="1077"/>
           </w:tcPr>
           <w:p>
             <w:r>
@@ -2136,7 +2139,7 @@
         </w:tc>
         <w:tc>
           <w:tcPr>
-            <w:tcW w:type="dxa" w:w="1587"/>
+            <w:tcW w:type="dxa" w:w="1304"/>
           </w:tcPr>
           <w:p>
             <w:r>
@@ -2150,7 +2153,7 @@
         </w:tc>
         <w:tc>
           <w:tcPr>
-            <w:tcW w:type="dxa" w:w="1417"/>
+            <w:tcW w:type="dxa" w:w="1020"/>
           </w:tcPr>
           <w:p>
             <w:r>
@@ -2164,7 +2167,7 @@
         </w:tc>
         <w:tc>
           <w:tcPr>
-            <w:tcW w:type="dxa" w:w="1417"/>
+            <w:tcW w:type="dxa" w:w="1020"/>
           </w:tcPr>
           <w:p>
             <w:r>
@@ -2178,7 +2181,7 @@
         </w:tc>
         <w:tc>
           <w:tcPr>
-            <w:tcW w:type="dxa" w:w="1417"/>
+            <w:tcW w:type="dxa" w:w="1077"/>
           </w:tcPr>
           <w:p>
             <w:r>
@@ -2208,7 +2211,7 @@
         </w:tc>
         <w:tc>
           <w:tcPr>
-            <w:tcW w:type="dxa" w:w="1587"/>
+            <w:tcW w:type="dxa" w:w="1304"/>
           </w:tcPr>
           <w:p>
             <w:r>
@@ -2222,7 +2225,7 @@
         </w:tc>
         <w:tc>
           <w:tcPr>
-            <w:tcW w:type="dxa" w:w="1417"/>
+            <w:tcW w:type="dxa" w:w="1020"/>
           </w:tcPr>
           <w:p>
             <w:r>
@@ -2236,7 +2239,7 @@
         </w:tc>
         <w:tc>
           <w:tcPr>
-            <w:tcW w:type="dxa" w:w="1417"/>
+            <w:tcW w:type="dxa" w:w="1020"/>
           </w:tcPr>
           <w:p>
             <w:r>
@@ -2250,7 +2253,7 @@
         </w:tc>
         <w:tc>
           <w:tcPr>
-            <w:tcW w:type="dxa" w:w="1417"/>
+            <w:tcW w:type="dxa" w:w="1077"/>
           </w:tcPr>
           <w:p>
             <w:r>
@@ -2280,7 +2283,7 @@
         </w:tc>
         <w:tc>
           <w:tcPr>
-            <w:tcW w:type="dxa" w:w="1587"/>
+            <w:tcW w:type="dxa" w:w="1304"/>
           </w:tcPr>
           <w:p>
             <w:r>
@@ -2294,7 +2297,7 @@
         </w:tc>
         <w:tc>
           <w:tcPr>
-            <w:tcW w:type="dxa" w:w="1417"/>
+            <w:tcW w:type="dxa" w:w="1020"/>
           </w:tcPr>
           <w:p>
             <w:r>
@@ -2308,7 +2311,7 @@
         </w:tc>
         <w:tc>
           <w:tcPr>
-            <w:tcW w:type="dxa" w:w="1417"/>
+            <w:tcW w:type="dxa" w:w="1020"/>
           </w:tcPr>
           <w:p>
             <w:r>
@@ -2322,7 +2325,7 @@
         </w:tc>
         <w:tc>
           <w:tcPr>
-            <w:tcW w:type="dxa" w:w="1417"/>
+            <w:tcW w:type="dxa" w:w="1077"/>
           </w:tcPr>
           <w:p>
             <w:r>
@@ -2352,7 +2355,7 @@
         </w:tc>
         <w:tc>
           <w:tcPr>
-            <w:tcW w:type="dxa" w:w="1587"/>
+            <w:tcW w:type="dxa" w:w="1304"/>
           </w:tcPr>
           <w:p>
             <w:r>
@@ -2366,7 +2369,7 @@
         </w:tc>
         <w:tc>
           <w:tcPr>
-            <w:tcW w:type="dxa" w:w="1417"/>
+            <w:tcW w:type="dxa" w:w="1020"/>
           </w:tcPr>
           <w:p>
             <w:r>
@@ -2380,7 +2383,7 @@
         </w:tc>
         <w:tc>
           <w:tcPr>
-            <w:tcW w:type="dxa" w:w="1417"/>
+            <w:tcW w:type="dxa" w:w="1020"/>
           </w:tcPr>
           <w:p>
             <w:r>
@@ -2394,7 +2397,7 @@
         </w:tc>
         <w:tc>
           <w:tcPr>
-            <w:tcW w:type="dxa" w:w="1417"/>
+            <w:tcW w:type="dxa" w:w="1077"/>
           </w:tcPr>
           <w:p>
             <w:r>
@@ -2424,7 +2427,7 @@
         </w:tc>
         <w:tc>
           <w:tcPr>
-            <w:tcW w:type="dxa" w:w="1587"/>
+            <w:tcW w:type="dxa" w:w="1304"/>
           </w:tcPr>
           <w:p>
             <w:r>
@@ -2438,7 +2441,7 @@
         </w:tc>
         <w:tc>
           <w:tcPr>
-            <w:tcW w:type="dxa" w:w="1417"/>
+            <w:tcW w:type="dxa" w:w="1020"/>
           </w:tcPr>
           <w:p>
             <w:r>
@@ -2452,7 +2455,7 @@
         </w:tc>
         <w:tc>
           <w:tcPr>
-            <w:tcW w:type="dxa" w:w="1417"/>
+            <w:tcW w:type="dxa" w:w="1020"/>
           </w:tcPr>
           <w:p>
             <w:r>
@@ -2466,7 +2469,7 @@
         </w:tc>
         <w:tc>
           <w:tcPr>
-            <w:tcW w:type="dxa" w:w="1417"/>
+            <w:tcW w:type="dxa" w:w="1077"/>
           </w:tcPr>
           <w:p>
             <w:r>
@@ -2496,7 +2499,7 @@
         </w:tc>
         <w:tc>
           <w:tcPr>
-            <w:tcW w:type="dxa" w:w="1587"/>
+            <w:tcW w:type="dxa" w:w="1304"/>
           </w:tcPr>
           <w:p>
             <w:r>
@@ -2510,7 +2513,7 @@
         </w:tc>
         <w:tc>
           <w:tcPr>
-            <w:tcW w:type="dxa" w:w="1417"/>
+            <w:tcW w:type="dxa" w:w="1020"/>
           </w:tcPr>
           <w:p>
             <w:r>
@@ -2524,7 +2527,7 @@
         </w:tc>
         <w:tc>
           <w:tcPr>
-            <w:tcW w:type="dxa" w:w="1417"/>
+            <w:tcW w:type="dxa" w:w="1020"/>
           </w:tcPr>
           <w:p>
             <w:r>
@@ -2538,7 +2541,7 @@
         </w:tc>
         <w:tc>
           <w:tcPr>
-            <w:tcW w:type="dxa" w:w="1417"/>
+            <w:tcW w:type="dxa" w:w="1077"/>
           </w:tcPr>
           <w:p>
             <w:r>
@@ -2568,7 +2571,7 @@
         </w:tc>
         <w:tc>
           <w:tcPr>
-            <w:tcW w:type="dxa" w:w="1587"/>
+            <w:tcW w:type="dxa" w:w="1304"/>
           </w:tcPr>
           <w:p>
             <w:r>
@@ -2582,7 +2585,7 @@
         </w:tc>
         <w:tc>
           <w:tcPr>
-            <w:tcW w:type="dxa" w:w="1417"/>
+            <w:tcW w:type="dxa" w:w="1020"/>
           </w:tcPr>
           <w:p>
             <w:r>
@@ -2596,7 +2599,7 @@
         </w:tc>
         <w:tc>
           <w:tcPr>
-            <w:tcW w:type="dxa" w:w="1417"/>
+            <w:tcW w:type="dxa" w:w="1020"/>
           </w:tcPr>
           <w:p>
             <w:r>
@@ -2610,7 +2613,7 @@
         </w:tc>
         <w:tc>
           <w:tcPr>
-            <w:tcW w:type="dxa" w:w="1417"/>
+            <w:tcW w:type="dxa" w:w="1077"/>
           </w:tcPr>
           <w:p>
             <w:r>
@@ -2640,7 +2643,7 @@
         </w:tc>
         <w:tc>
           <w:tcPr>
-            <w:tcW w:type="dxa" w:w="1587"/>
+            <w:tcW w:type="dxa" w:w="1304"/>
           </w:tcPr>
           <w:p>
             <w:r>
@@ -2654,7 +2657,7 @@
         </w:tc>
         <w:tc>
           <w:tcPr>
-            <w:tcW w:type="dxa" w:w="1417"/>
+            <w:tcW w:type="dxa" w:w="1020"/>
           </w:tcPr>
           <w:p>
             <w:r>
@@ -2668,7 +2671,7 @@
         </w:tc>
         <w:tc>
           <w:tcPr>
-            <w:tcW w:type="dxa" w:w="1417"/>
+            <w:tcW w:type="dxa" w:w="1020"/>
           </w:tcPr>
           <w:p>
             <w:r>
@@ -2682,7 +2685,7 @@
         </w:tc>
         <w:tc>
           <w:tcPr>
-            <w:tcW w:type="dxa" w:w="1417"/>
+            <w:tcW w:type="dxa" w:w="1077"/>
           </w:tcPr>
           <w:p>
             <w:r>
@@ -2712,7 +2715,7 @@
         </w:tc>
         <w:tc>
           <w:tcPr>
-            <w:tcW w:type="dxa" w:w="1587"/>
+            <w:tcW w:type="dxa" w:w="1304"/>
           </w:tcPr>
           <w:p>
             <w:r>
@@ -2726,7 +2729,7 @@
         </w:tc>
         <w:tc>
           <w:tcPr>
-            <w:tcW w:type="dxa" w:w="1417"/>
+            <w:tcW w:type="dxa" w:w="1020"/>
           </w:tcPr>
           <w:p>
             <w:r>
@@ -2740,7 +2743,7 @@
         </w:tc>
         <w:tc>
           <w:tcPr>
-            <w:tcW w:type="dxa" w:w="1417"/>
+            <w:tcW w:type="dxa" w:w="1020"/>
           </w:tcPr>
           <w:p>
             <w:r>
@@ -2754,7 +2757,7 @@
         </w:tc>
         <w:tc>
           <w:tcPr>
-            <w:tcW w:type="dxa" w:w="1417"/>
+            <w:tcW w:type="dxa" w:w="1077"/>
           </w:tcPr>
           <w:p>
             <w:r>
@@ -2833,16 +2836,17 @@
       <w:tblPr>
         <w:tblStyle w:val="TableGrid"/>
         <w:tblW w:type="auto" w:w="0"/>
+        <w:tblLayout w:type="fixed"/>
         <w:tblLook w:firstColumn="1" w:firstRow="1" w:lastColumn="0" w:lastRow="0" w:noHBand="0" w:noVBand="1" w:val="04A0"/>
       </w:tblPr>
       <w:tblGrid>
-        <w:gridCol w:w="1413"/>
-        <w:gridCol w:w="1413"/>
-        <w:gridCol w:w="1413"/>
-        <w:gridCol w:w="1413"/>
-        <w:gridCol w:w="1413"/>
-        <w:gridCol w:w="1413"/>
-        <w:gridCol w:w="1413"/>
+        <w:gridCol w:w="397"/>
+        <w:gridCol w:w="624"/>
+        <w:gridCol w:w="794"/>
+        <w:gridCol w:w="907"/>
+        <w:gridCol w:w="624"/>
+        <w:gridCol w:w="907"/>
+        <w:gridCol w:w="567"/>
       </w:tblGrid>
       <w:tr>
         <w:tc>
@@ -2862,7 +2866,7 @@
         </w:tc>
         <w:tc>
           <w:tcPr>
-            <w:tcW w:type="dxa" w:w="1134"/>
+            <w:tcW w:type="dxa" w:w="624"/>
           </w:tcPr>
           <w:p>
             <w:r>
@@ -2877,7 +2881,7 @@
         </w:tc>
         <w:tc>
           <w:tcPr>
-            <w:tcW w:type="dxa" w:w="1134"/>
+            <w:tcW w:type="dxa" w:w="794"/>
           </w:tcPr>
           <w:p>
             <w:r>
@@ -2892,7 +2896,7 @@
         </w:tc>
         <w:tc>
           <w:tcPr>
-            <w:tcW w:type="dxa" w:w="1247"/>
+            <w:tcW w:type="dxa" w:w="907"/>
           </w:tcPr>
           <w:p>
             <w:r>
@@ -2907,7 +2911,7 @@
         </w:tc>
         <w:tc>
           <w:tcPr>
-            <w:tcW w:type="dxa" w:w="680"/>
+            <w:tcW w:type="dxa" w:w="624"/>
           </w:tcPr>
           <w:p>
             <w:r>
@@ -2922,7 +2926,7 @@
         </w:tc>
         <w:tc>
           <w:tcPr>
-            <w:tcW w:type="dxa" w:w="1247"/>
+            <w:tcW w:type="dxa" w:w="907"/>
           </w:tcPr>
           <w:p>
             <w:r>
@@ -2968,7 +2972,7 @@
         </w:tc>
         <w:tc>
           <w:tcPr>
-            <w:tcW w:type="dxa" w:w="1134"/>
+            <w:tcW w:type="dxa" w:w="624"/>
           </w:tcPr>
           <w:p>
             <w:r>
@@ -2982,7 +2986,7 @@
         </w:tc>
         <w:tc>
           <w:tcPr>
-            <w:tcW w:type="dxa" w:w="1134"/>
+            <w:tcW w:type="dxa" w:w="794"/>
           </w:tcPr>
           <w:p>
             <w:r>
@@ -2996,7 +3000,7 @@
         </w:tc>
         <w:tc>
           <w:tcPr>
-            <w:tcW w:type="dxa" w:w="1247"/>
+            <w:tcW w:type="dxa" w:w="907"/>
           </w:tcPr>
           <w:p>
             <w:r>
@@ -3010,7 +3014,7 @@
         </w:tc>
         <w:tc>
           <w:tcPr>
-            <w:tcW w:type="dxa" w:w="680"/>
+            <w:tcW w:type="dxa" w:w="624"/>
           </w:tcPr>
           <w:p>
             <w:r>
@@ -3024,7 +3028,7 @@
         </w:tc>
         <w:tc>
           <w:tcPr>
-            <w:tcW w:type="dxa" w:w="1247"/>
+            <w:tcW w:type="dxa" w:w="907"/>
           </w:tcPr>
           <w:p>
             <w:r>
@@ -3068,7 +3072,7 @@
         </w:tc>
         <w:tc>
           <w:tcPr>
-            <w:tcW w:type="dxa" w:w="1134"/>
+            <w:tcW w:type="dxa" w:w="624"/>
           </w:tcPr>
           <w:p>
             <w:r>
@@ -3082,7 +3086,7 @@
         </w:tc>
         <w:tc>
           <w:tcPr>
-            <w:tcW w:type="dxa" w:w="1134"/>
+            <w:tcW w:type="dxa" w:w="794"/>
           </w:tcPr>
           <w:p>
             <w:r>
@@ -3096,7 +3100,7 @@
         </w:tc>
         <w:tc>
           <w:tcPr>
-            <w:tcW w:type="dxa" w:w="1247"/>
+            <w:tcW w:type="dxa" w:w="907"/>
           </w:tcPr>
           <w:p>
             <w:r>
@@ -3110,7 +3114,7 @@
         </w:tc>
         <w:tc>
           <w:tcPr>
-            <w:tcW w:type="dxa" w:w="680"/>
+            <w:tcW w:type="dxa" w:w="624"/>
           </w:tcPr>
           <w:p>
             <w:r>
@@ -3124,7 +3128,7 @@
         </w:tc>
         <w:tc>
           <w:tcPr>
-            <w:tcW w:type="dxa" w:w="1247"/>
+            <w:tcW w:type="dxa" w:w="907"/>
           </w:tcPr>
           <w:p>
             <w:r>
@@ -3168,7 +3172,7 @@
         </w:tc>
         <w:tc>
           <w:tcPr>
-            <w:tcW w:type="dxa" w:w="1134"/>
+            <w:tcW w:type="dxa" w:w="624"/>
           </w:tcPr>
           <w:p>
             <w:r>
@@ -3182,7 +3186,7 @@
         </w:tc>
         <w:tc>
           <w:tcPr>
-            <w:tcW w:type="dxa" w:w="1134"/>
+            <w:tcW w:type="dxa" w:w="794"/>
           </w:tcPr>
           <w:p>
             <w:r>
@@ -3196,7 +3200,7 @@
         </w:tc>
         <w:tc>
           <w:tcPr>
-            <w:tcW w:type="dxa" w:w="1247"/>
+            <w:tcW w:type="dxa" w:w="907"/>
           </w:tcPr>
           <w:p>
             <w:r>
@@ -3210,7 +3214,7 @@
         </w:tc>
         <w:tc>
           <w:tcPr>
-            <w:tcW w:type="dxa" w:w="680"/>
+            <w:tcW w:type="dxa" w:w="624"/>
           </w:tcPr>
           <w:p>
             <w:r>
@@ -3224,7 +3228,7 @@
         </w:tc>
         <w:tc>
           <w:tcPr>
-            <w:tcW w:type="dxa" w:w="1247"/>
+            <w:tcW w:type="dxa" w:w="907"/>
           </w:tcPr>
           <w:p>
             <w:r>
@@ -3268,7 +3272,7 @@
         </w:tc>
         <w:tc>
           <w:tcPr>
-            <w:tcW w:type="dxa" w:w="1134"/>
+            <w:tcW w:type="dxa" w:w="624"/>
           </w:tcPr>
           <w:p>
             <w:r>
@@ -3282,7 +3286,7 @@
         </w:tc>
         <w:tc>
           <w:tcPr>
-            <w:tcW w:type="dxa" w:w="1134"/>
+            <w:tcW w:type="dxa" w:w="794"/>
           </w:tcPr>
           <w:p>
             <w:r>
@@ -3296,7 +3300,7 @@
         </w:tc>
         <w:tc>
           <w:tcPr>
-            <w:tcW w:type="dxa" w:w="1247"/>
+            <w:tcW w:type="dxa" w:w="907"/>
           </w:tcPr>
           <w:p>
             <w:r>
@@ -3310,7 +3314,7 @@
         </w:tc>
         <w:tc>
           <w:tcPr>
-            <w:tcW w:type="dxa" w:w="680"/>
+            <w:tcW w:type="dxa" w:w="624"/>
           </w:tcPr>
           <w:p>
             <w:r>
@@ -3324,7 +3328,7 @@
         </w:tc>
         <w:tc>
           <w:tcPr>
-            <w:tcW w:type="dxa" w:w="1247"/>
+            <w:tcW w:type="dxa" w:w="907"/>
           </w:tcPr>
           <w:p>
             <w:r>
@@ -3368,7 +3372,7 @@
         </w:tc>
         <w:tc>
           <w:tcPr>
-            <w:tcW w:type="dxa" w:w="1134"/>
+            <w:tcW w:type="dxa" w:w="624"/>
           </w:tcPr>
           <w:p>
             <w:r>
@@ -3382,7 +3386,7 @@
         </w:tc>
         <w:tc>
           <w:tcPr>
-            <w:tcW w:type="dxa" w:w="1134"/>
+            <w:tcW w:type="dxa" w:w="794"/>
           </w:tcPr>
           <w:p>
             <w:r>
@@ -3396,7 +3400,7 @@
         </w:tc>
         <w:tc>
           <w:tcPr>
-            <w:tcW w:type="dxa" w:w="1247"/>
+            <w:tcW w:type="dxa" w:w="907"/>
           </w:tcPr>
           <w:p>
             <w:r>
@@ -3410,7 +3414,7 @@
         </w:tc>
         <w:tc>
           <w:tcPr>
-            <w:tcW w:type="dxa" w:w="680"/>
+            <w:tcW w:type="dxa" w:w="624"/>
           </w:tcPr>
           <w:p>
             <w:r>
@@ -3424,7 +3428,7 @@
         </w:tc>
         <w:tc>
           <w:tcPr>
-            <w:tcW w:type="dxa" w:w="1247"/>
+            <w:tcW w:type="dxa" w:w="907"/>
           </w:tcPr>
           <w:p>
             <w:r>
@@ -3468,7 +3472,7 @@
         </w:tc>
         <w:tc>
           <w:tcPr>
-            <w:tcW w:type="dxa" w:w="1134"/>
+            <w:tcW w:type="dxa" w:w="624"/>
           </w:tcPr>
           <w:p>
             <w:r>
@@ -3482,7 +3486,7 @@
         </w:tc>
         <w:tc>
           <w:tcPr>
-            <w:tcW w:type="dxa" w:w="1134"/>
+            <w:tcW w:type="dxa" w:w="794"/>
           </w:tcPr>
           <w:p>
             <w:r>
@@ -3496,7 +3500,7 @@
         </w:tc>
         <w:tc>
           <w:tcPr>
-            <w:tcW w:type="dxa" w:w="1247"/>
+            <w:tcW w:type="dxa" w:w="907"/>
           </w:tcPr>
           <w:p>
             <w:r>
@@ -3510,7 +3514,7 @@
         </w:tc>
         <w:tc>
           <w:tcPr>
-            <w:tcW w:type="dxa" w:w="680"/>
+            <w:tcW w:type="dxa" w:w="624"/>
           </w:tcPr>
           <w:p>
             <w:r>
@@ -3524,7 +3528,7 @@
         </w:tc>
         <w:tc>
           <w:tcPr>
-            <w:tcW w:type="dxa" w:w="1247"/>
+            <w:tcW w:type="dxa" w:w="907"/>
           </w:tcPr>
           <w:p>
             <w:r>

--- a/res_es/Review_Paper_BatteryFree_ES_2025_2026.docx
+++ b/res_es/Review_Paper_BatteryFree_ES_2025_2026.docx
@@ -209,7 +209,7 @@
           <w:rFonts w:ascii="Times New Roman" w:hAnsi="Times New Roman"/>
           <w:sz w:val="20"/>
         </w:rPr>
-        <w:t>These challenges collectively impede the transition of battery-free systems from laboratory prototypes to commercially viable, mass-deployed IoT infrastructure. A comprehensive review that systematically analyzes recent contributions, identifies research gaps, and delineates future directions is therefore essential for guiding the continued development of this rapidly evolving field.</w:t>
+        <w:t>These problem make it hard to use battery-free system in real world. So we need to read new paper and find what is missing. This help us know what to do next.</w:t>
       </w:r>
     </w:p>
     <w:p>
@@ -236,7 +236,7 @@
           <w:rFonts w:ascii="Times New Roman" w:hAnsi="Times New Roman"/>
           <w:sz w:val="20"/>
         </w:rPr>
-        <w:t>The primary objective of this review paper is to provide a critical and systematic examination of recent advancements in battery-free embedded systems through the analysis of six representative journal and conference papers published between 2024 and 2026. The specific objectives are as follows:</w:t>
+        <w:t>This paper want to look at 6 new research from 2024 to 2026. We want to do this:</w:t>
       </w:r>
     </w:p>
     <w:p>
@@ -249,7 +249,7 @@
           <w:rFonts w:ascii="Times New Roman" w:hAnsi="Times New Roman"/>
           <w:sz w:val="20"/>
         </w:rPr>
-        <w:t>(1) To critically review and summarize the objectives, methodologies, key contributions, and results of each selected paper.</w:t>
+        <w:t>(1) Read and summarize what each paper do and find.</w:t>
       </w:r>
     </w:p>
     <w:p>
@@ -262,7 +262,7 @@
           <w:rFonts w:ascii="Times New Roman" w:hAnsi="Times New Roman"/>
           <w:sz w:val="20"/>
         </w:rPr>
-        <w:t>(2) To perform a comparative analysis of the reviewed works with respect to their research focus areas, technical approaches, performance metrics, and reported outcomes.</w:t>
+        <w:t>(2) Compare how they do research and their result.</w:t>
       </w:r>
     </w:p>
     <w:p>
@@ -275,7 +275,7 @@
           <w:rFonts w:ascii="Times New Roman" w:hAnsi="Times New Roman"/>
           <w:sz w:val="20"/>
         </w:rPr>
-        <w:t>(3) To identify and discuss the research methodologies, algorithms, frameworks, architectures, and evaluation techniques adopted across the reviewed studies.</w:t>
+        <w:t>(3) Find out what math and tool they use.</w:t>
       </w:r>
     </w:p>
     <w:p>
@@ -288,7 +288,7 @@
           <w:rFonts w:ascii="Times New Roman" w:hAnsi="Times New Roman"/>
           <w:sz w:val="20"/>
         </w:rPr>
-        <w:t>(4) To identify critical research gaps and open challenges that remain unaddressed in the current literature.</w:t>
+        <w:t>(4) See what big problem is still not fixed.</w:t>
       </w:r>
     </w:p>
     <w:p>
@@ -301,7 +301,7 @@
           <w:rFonts w:ascii="Times New Roman" w:hAnsi="Times New Roman"/>
           <w:sz w:val="20"/>
         </w:rPr>
-        <w:t>(5) To propose future research directions that can advance the state of the art toward reliable, scalable, and maintenance-free battery-free IoT systems.</w:t>
+        <w:t>(5) Suggest what people should research next.</w:t>
       </w:r>
     </w:p>
     <w:p>
@@ -1334,7 +1334,7 @@
           <w:rFonts w:ascii="Times New Roman" w:hAnsi="Times New Roman"/>
           <w:sz w:val="20"/>
         </w:rPr>
-        <w:t>The research methodologies adopted across the six reviewed papers can be classified into four principal categories: analytical modeling, experimental prototyping, simulation-based evaluation, and systematic literature survey. This section provides a summary and classification of these methodological approaches, along with a discussion of the algorithms, frameworks, architectures, and evaluation techniques employed.</w:t>
+        <w:t>The 6 paper use 4 main way to do research: math model, real prototype, computer simulation, and survey. Here we look at how they do it.</w:t>
       </w:r>
     </w:p>
     <w:p>
